--- a/klagomål/A 63363-2025 FSC-klagomål.docx
+++ b/klagomål/A 63363-2025 FSC-klagomål.docx
@@ -662,7 +662,7 @@
     <w:r>
       <w:tab/>
       <w:tab/>
-      <w:t>2026-01-16</w:t>
+      <w:t>2026-01-17</w:t>
       <w:br/>
       <w:br/>
     </w:r>

--- a/klagomål/A 63363-2025 FSC-klagomål.docx
+++ b/klagomål/A 63363-2025 FSC-klagomål.docx
@@ -662,7 +662,7 @@
     <w:r>
       <w:tab/>
       <w:tab/>
-      <w:t>2026-01-17</w:t>
+      <w:t>2026-01-18</w:t>
       <w:br/>
       <w:br/>
     </w:r>

--- a/klagomål/A 63363-2025 FSC-klagomål.docx
+++ b/klagomål/A 63363-2025 FSC-klagomål.docx
@@ -662,7 +662,7 @@
     <w:r>
       <w:tab/>
       <w:tab/>
-      <w:t>2026-01-18</w:t>
+      <w:t>2026-01-19</w:t>
       <w:br/>
       <w:br/>
     </w:r>

--- a/klagomål/A 63363-2025 FSC-klagomål.docx
+++ b/klagomål/A 63363-2025 FSC-klagomål.docx
@@ -662,7 +662,7 @@
     <w:r>
       <w:tab/>
       <w:tab/>
-      <w:t>2026-01-19</w:t>
+      <w:t>2026-01-20</w:t>
       <w:br/>
       <w:br/>
     </w:r>

--- a/klagomål/A 63363-2025 FSC-klagomål.docx
+++ b/klagomål/A 63363-2025 FSC-klagomål.docx
@@ -662,7 +662,7 @@
     <w:r>
       <w:tab/>
       <w:tab/>
-      <w:t>2026-01-20</w:t>
+      <w:t>2026-01-21</w:t>
       <w:br/>
       <w:br/>
     </w:r>

--- a/klagomål/A 63363-2025 FSC-klagomål.docx
+++ b/klagomål/A 63363-2025 FSC-klagomål.docx
@@ -662,7 +662,7 @@
     <w:r>
       <w:tab/>
       <w:tab/>
-      <w:t>2026-01-21</w:t>
+      <w:t>2026-01-23</w:t>
       <w:br/>
       <w:br/>
     </w:r>

--- a/klagomål/A 63363-2025 FSC-klagomål.docx
+++ b/klagomål/A 63363-2025 FSC-klagomål.docx
@@ -662,7 +662,7 @@
     <w:r>
       <w:tab/>
       <w:tab/>
-      <w:t>2026-01-23</w:t>
+      <w:t>2026-01-24</w:t>
       <w:br/>
       <w:br/>
     </w:r>

--- a/klagomål/A 63363-2025 FSC-klagomål.docx
+++ b/klagomål/A 63363-2025 FSC-klagomål.docx
@@ -662,7 +662,7 @@
     <w:r>
       <w:tab/>
       <w:tab/>
-      <w:t>2026-01-24</w:t>
+      <w:t>2026-01-25</w:t>
       <w:br/>
       <w:br/>
     </w:r>

--- a/klagomål/A 63363-2025 FSC-klagomål.docx
+++ b/klagomål/A 63363-2025 FSC-klagomål.docx
@@ -662,7 +662,7 @@
     <w:r>
       <w:tab/>
       <w:tab/>
-      <w:t>2026-01-25</w:t>
+      <w:t>2026-01-26</w:t>
       <w:br/>
       <w:br/>
     </w:r>

--- a/klagomål/A 63363-2025 FSC-klagomål.docx
+++ b/klagomål/A 63363-2025 FSC-klagomål.docx
@@ -662,7 +662,7 @@
     <w:r>
       <w:tab/>
       <w:tab/>
-      <w:t>2026-01-26</w:t>
+      <w:t>2026-01-27</w:t>
       <w:br/>
       <w:br/>
     </w:r>

--- a/klagomål/A 63363-2025 FSC-klagomål.docx
+++ b/klagomål/A 63363-2025 FSC-klagomål.docx
@@ -163,7 +163,7 @@
         <w:pStyle w:val="Title"/>
       </w:pPr>
       <w:r>
-        <w:t>Inledande FSC- /PEFC-klagomål – information om höga naturvärden i avverkningsanmälan A 63363-2025 i Åre kommun</w:t>
+        <w:t>Inledande FSC- /PEFC-klagomål – information om höga naturvärden och fridlysta arter i avverkningsanmälan A 63363-2025 i Åre kommun</w:t>
       </w:r>
     </w:p>
     <w:p>
@@ -173,7 +173,7 @@
     </w:p>
     <w:p>
       <w:r>
-        <w:t>Nedan presenteras fynd av naturvårdsarter som gjorts i det avverkningsanmälda området, samt relevanta utdrag ur standarderna för FSC, Chain of Custody, Controlled Wood och PEFC.</w:t>
+        <w:t>Nedan presenteras fynd av naturvårdsarter och fridlysta arter som gjorts i det avverkningsanmälda området, samt relevanta utdrag ur standarderna för FSC, Chain of Custody, Controlled Wood och PEFC. I BILAGA 1 finns artfakta om fridlysta och rödlistade arter.</w:t>
       </w:r>
     </w:p>
     <w:p>
@@ -191,7 +191,7 @@
     </w:p>
     <w:p>
       <w:r>
-        <w:t>I avverkningsanmälan har följande 1 naturvårdsarter hittats: garnlav (NT). Av dessa är 1 rödlistade. För rödlistade arter har rödlistekategorin angivits inom parentes.</w:t>
+        <w:t>I avverkningsanmälan har följande 5 naturvårdsarter hittats: tallbit (VU, §4), garnlav (NT), granticka (NT), lunglav (NT) och mjölig dropplav (NT). Av dessa är 5 rödlistade. För rödlistade arter har rödlistekategorin angivits inom parentes. För fridlysta arter anges även paragrafen i Artskyddsförordningen som arten är fridlyst enligt.</w:t>
       </w:r>
     </w:p>
     <w:p>
@@ -258,6 +258,100 @@
       </w:r>
     </w:p>
     <w:p>
+      <w:r>
+        <w:rPr>
+          <w:b/>
+        </w:rPr>
+        <w:t>Granticka (NT)</w:t>
+      </w:r>
+      <w:r>
+        <w:t xml:space="preserve"> förekommer främst i äldre skogar med naturskogskaraktär, liksom i dimensionsavverkade och plockhuggna skogar. I äldre grannaturskog i norra Sverige är den alltjämt en förhållandevis vanlig karaktärsart, medan den längre söderut blir allt mer sällsynt. I Götaland och delar av Svealand är den en god signalart för skyddsvärda granskogsmiljöer. Arten bedöms ha minskat starkt under senare år på grund av skogsavverkningar, då den framför allt växer i äldre granskog med långvarig grankontinuitet. I urskogsliknande bestånd i norra Sverige kan ibland påträffas den mycket sällsynta tickan grantickeporing (VU), som lever på döda grantickor (SLU Artdatabanken, 2024; Nitare &amp; Skogsstyrelsen, 2019).</w:t>
+      </w:r>
+    </w:p>
+    <w:p>
+      <w:r>
+        <w:rPr>
+          <w:b/>
+        </w:rPr>
+        <w:t>Lunglav (NT)</w:t>
+      </w:r>
+      <w:r>
+        <w:t xml:space="preserve"> är en av vårt lands främsta signalarter som överallt indikerar gamla lövträd, skogsbestånd med höga naturvärden och ekosystem med lång skoglig kontinuitet. Lokalt kan förekomsten vara mycket riklig men den hittas nästan enbart i gamla och ej slutavverkade skogar. Artens samtliga förekomster bör uppmärksammas från naturvårdssynpunkt, då många lokaler även hyser andra ovanliga och rödlistade arter. Rikliga förekomster bör skyddas med biotopskydd, frivilliga avsättningar eller reservat. Det finns ett antal sällsynta lavparasiter som växer på lunglav: lunglavsknapp (VU), skrovelmössing (DD), lunglavshårprick (DD), </w:t>
+      </w:r>
+      <w:r>
+        <w:rPr>
+          <w:i/>
+        </w:rPr>
+        <w:t>Calycina alstrupii</w:t>
+      </w:r>
+      <w:r>
+        <w:t xml:space="preserve"> (NA) och </w:t>
+      </w:r>
+      <w:r>
+        <w:rPr>
+          <w:i/>
+        </w:rPr>
+        <w:t>Chalara lobariae</w:t>
+      </w:r>
+      <w:r>
+        <w:t xml:space="preserve"> (NA) (SLU Artdatabanken, 2025; SLU Artdatabanken, 2024; Nitare &amp; Skogsstyrelsen, 2019).</w:t>
+      </w:r>
+    </w:p>
+    <w:p>
+      <w:r>
+        <w:rPr>
+          <w:b/>
+        </w:rPr>
+        <w:t>Mjölig dropplav (NT)</w:t>
+      </w:r>
+      <w:r>
+        <w:t xml:space="preserve"> växer på gamla granar i boreala granskogar med lång trädkontinuitet och hög luftfuktighet. Avverkning liksom även kraftig utglesning av skog på eller i omedelbar närhet av lokalerna utgör ett hot. Bördiga sumpgranskogar med hög och jämn luftfuktighet bör inte avverkas (SLU Artdatabanken, 2024).</w:t>
+      </w:r>
+    </w:p>
+    <w:p>
+      <w:pPr>
+        <w:pStyle w:val="Heading1"/>
+      </w:pPr>
+      <w:r>
+        <w:t>Fridlysta arter</w:t>
+      </w:r>
+    </w:p>
+    <w:p>
+      <w:r>
+        <w:t>Följande fridlysta arter har sina livsmiljöer och växtplatser i den avverkningsanmälda skogen: tallbit (VU, §4).</w:t>
+      </w:r>
+    </w:p>
+    <w:p>
+      <w:r>
+        <w:t xml:space="preserve">Observera att medlemsländerna är skyldiga att agera i enlighet med EU:s fågeldirektiv där det uttryckligen står att direktivet gäller för fåglar samt för deras ägg, bon och </w:t>
+      </w:r>
+      <w:r>
+        <w:rPr>
+          <w:b/>
+        </w:rPr>
+        <w:t xml:space="preserve">livsmiljöer </w:t>
+      </w:r>
+      <w:r>
+        <w:t>(artikel 1). Vidare att de åtgärder som vidtas inte får leda till en försämring av den nuvarande situationen beträffande bevarandet av de fågelarter som avses i artikel 1 (artikel 13). Fågeldirektivet är styrande för tillsynsansvariga myndigheters ärendehantering, ställningstaganden och beslutsfattande.</w:t>
+      </w:r>
+    </w:p>
+    <w:p>
+      <w:r>
+        <w:rPr>
+          <w:b/>
+        </w:rPr>
+        <w:t>Tallbit (VU, §4)</w:t>
+      </w:r>
+      <w:r>
+        <w:t>, rödlistad som sårbar och prioriterad art i Skogsvårdslagen, har minskat med 25–75 % de senaste 30 åren. Tallbit ställer höga krav på sin livsmiljö och permanent förekomst av häckande tallbit finns huvudsakligen i gammal grandominerad barrblandskog av naturskogskaraktär. Reviren är relativt stora (12–75 hektar) och arten saknas i områden med storskaligt skogsbruk med hög andel stora hyggen och täta ungskogar. Områden med dokumenterad permanent förekomst har vanligtvis så stora naturvärden att skogsbruk är olämpligt (SLU Artdatabanken, 2024; Skogsstyrelsen, 2016). Observationer av tallbit i naturskog eller under häckningstid måste alltid utredas.</w:t>
+      </w:r>
+    </w:p>
+    <w:p>
+      <w:r>
+        <w:t>I BILAGA 1 finns mer detaljerad information om ekologi samt krav på livsmiljö hos fridlysta arter.</w:t>
+      </w:r>
+    </w:p>
+    <w:p>
       <w:pPr>
         <w:pStyle w:val="Heading1"/>
       </w:pPr>
@@ -309,6 +403,22 @@
       <w:r>
         <w:t>I den avverkningsanmälda skogen har fridlysta arter sina livsmiljöer och växtplatser. Att skada de fridlysta arternas livsmiljöer, växtplatser eller ekologiska funktion är inte tillåtet enligt artskyddsförordningen.</w:t>
       </w:r>
+      <w:r>
+        <w:rPr>
+          <w:i/>
+        </w:rPr>
+        <w:t xml:space="preserve"> EU:s medlemsländer och skogsbolag är skyldiga att agera i enlighet med EU:s fågeldirektiv där det uttryckligen står att direktivet gäller för fåglar samt för deras ägg, bon och </w:t>
+      </w:r>
+      <w:r>
+        <w:rPr>
+          <w:b/>
+          <w:i/>
+        </w:rPr>
+        <w:t xml:space="preserve">livsmiljöer </w:t>
+      </w:r>
+      <w:r>
+        <w:t>(artikel 1). Vidare att de åtgärder som vidtas inte får leda till en försämring av den nuvarande situationen beträffande bevarandet av de fågelarter som avses i artikel 1 (artikel 13).</w:t>
+      </w:r>
     </w:p>
     <w:p>
       <w:r>
@@ -347,7 +457,7 @@
         <w:rPr>
           <w:i/>
         </w:rPr>
-        <w:t>I det avverkningsanmälda skogsområdet har 1 naturvårdsarter varav 1 rödlistade arter sina livsmiljöer och växtplatser.</w:t>
+        <w:t>I det avverkningsanmälda skogsområdet har 5 naturvårdsarter varav 5 rödlistade arter sina livsmiljöer och växtplatser.</w:t>
       </w:r>
     </w:p>
     <w:p>
@@ -532,6 +642,198 @@
           <w:i/>
         </w:rPr>
         <w:t>I den avverkningsanmälda skogen har fridlysta arter sina livsmiljöer och växtplatser. Att skada de fridlysta arternas livsmiljöer, växtplatser eller ekologiska funktion är inte tillåtet enligt artskyddsförordningen</w:t>
+      </w:r>
+    </w:p>
+    <w:p>
+      <w:r>
+        <w:br w:type="page"/>
+      </w:r>
+    </w:p>
+    <w:p>
+      <w:pPr>
+        <w:pStyle w:val="Title"/>
+      </w:pPr>
+      <w:r>
+        <w:t>BILAGA 1 –</w:t>
+        <w:br/>
+        <w:t>Fridlysta och rödlistade arter</w:t>
+      </w:r>
+    </w:p>
+    <w:p>
+      <w:pPr>
+        <w:pStyle w:val="Heading1"/>
+      </w:pPr>
+      <w:r>
+        <w:t>Lunglav – ekologi samt krav på livsmiljön</w:t>
+      </w:r>
+    </w:p>
+    <w:p>
+      <w:r>
+        <w:t>Lunglav (NT) är en av vårt lands främsta signalarter som överallt indikerar gamla lövträd, skogsbestånd med höga naturvärden och ekosystem med lång skoglig kontinuitet. Lokalt kan förekomsten vara mycket riklig men den hittas nästan enbart i gamla och ej slutavverkade skogar. Artens samtliga förekomster bör uppmärksammas från naturvårdssynpunkt, då många lokaler även hyser andra ovanliga och rödlistade arter. Rikliga förekomster bör skyddas med biotopskydd, frivilliga avsättningar eller reservat (SLU Artdatabanken, 2024; Nitare &amp; Skogsstyrelsen, 2019).</w:t>
+      </w:r>
+    </w:p>
+    <w:p>
+      <w:r>
+        <w:t xml:space="preserve">På lunglav kan man sällsynt finna små svarta skivlika bildningar som liknar apothecier men som är en parasitisk svamp, Lunglavsknapp </w:t>
+      </w:r>
+      <w:r>
+        <w:rPr>
+          <w:i/>
+        </w:rPr>
+        <w:t>Plectocarpon lichenum</w:t>
+      </w:r>
+      <w:r>
+        <w:t xml:space="preserve"> (VU). Det finns ytterligare ett antal parasiter vilka bara förekommer på lunglav: Skrovelmössing </w:t>
+      </w:r>
+      <w:r>
+        <w:rPr>
+          <w:i/>
+        </w:rPr>
+        <w:t>Dactylospora lobariella</w:t>
+      </w:r>
+      <w:r>
+        <w:t xml:space="preserve"> (rödlistad som Kunskapsbrist DD) och Lunglavshårprick </w:t>
+      </w:r>
+      <w:r>
+        <w:rPr>
+          <w:i/>
+        </w:rPr>
+        <w:t>Niesslia lobariae</w:t>
+      </w:r>
+      <w:r>
+        <w:t xml:space="preserve"> (rödlistad som Kunskapsbrist DD). Skrovelmössing (DD) har små svarta apothecier och bruna, 1-septerade sporer och Lunglavshårprick (DD) har brunhåriga perithecier och färglösa, 1-septerade sporer. Nyligen har ytterligare två lavparasiter påträffats i Sverige som växer på lunglav: </w:t>
+      </w:r>
+      <w:r>
+        <w:rPr>
+          <w:i/>
+        </w:rPr>
+        <w:t>Calycina alstrupii</w:t>
+      </w:r>
+      <w:r>
+        <w:t xml:space="preserve"> (NA) och </w:t>
+      </w:r>
+      <w:r>
+        <w:rPr>
+          <w:i/>
+        </w:rPr>
+        <w:t>Chalara lobariae</w:t>
+      </w:r>
+      <w:r>
+        <w:t xml:space="preserve"> (NA) (SLU Artdatabanken, 2025; SLU Artdatabanken, 2024; Nitare &amp; Skogsstyrelsen, 2019).</w:t>
+      </w:r>
+    </w:p>
+    <w:p>
+      <w:pPr>
+        <w:pStyle w:val="Heading2"/>
+      </w:pPr>
+      <w:r>
+        <w:t>Referenser – lunglav</w:t>
+      </w:r>
+    </w:p>
+    <w:p>
+      <w:r>
+        <w:t xml:space="preserve">Nitare, J. och Skogsstyrelsen, 2019. </w:t>
+      </w:r>
+      <w:r>
+        <w:rPr>
+          <w:i/>
+        </w:rPr>
+        <w:t xml:space="preserve">Skyddsvärd skog – Naturvårdsarter och andra kriterier för naturvärdesbedömning. </w:t>
+      </w:r>
+      <w:r>
+        <w:t>Skogsstyrelsen.</w:t>
+      </w:r>
+    </w:p>
+    <w:p>
+      <w:r>
+        <w:t xml:space="preserve">SLU Artdatabanken, 2024. </w:t>
+      </w:r>
+      <w:r>
+        <w:rPr>
+          <w:i/>
+        </w:rPr>
+        <w:t xml:space="preserve">Artfaktablad. Naturvård – artfakta. </w:t>
+      </w:r>
+      <w:r>
+        <w:t>SLU Artdatabanken, Uppsala.</w:t>
+      </w:r>
+    </w:p>
+    <w:p>
+      <w:r>
+        <w:t xml:space="preserve">SLU Artdatabanken, 2025. </w:t>
+      </w:r>
+      <w:r>
+        <w:rPr>
+          <w:i/>
+        </w:rPr>
+        <w:t xml:space="preserve">Över 20 nya lavparasiter för Sverige. </w:t>
+      </w:r>
+      <w:r>
+        <w:t>https://www.slu.se/artdatabanken/arter-och-natur/artiklar/over-20-nya-lavparasiter-for-sverige/</w:t>
+      </w:r>
+    </w:p>
+    <w:p>
+      <w:pPr>
+        <w:pStyle w:val="Heading1"/>
+      </w:pPr>
+      <w:r>
+        <w:t>Tallbit – ekologi samt krav på livsmiljön</w:t>
+      </w:r>
+    </w:p>
+    <w:p>
+      <w:r>
+        <w:t>Tallbit (VU, §4) är rödlistad som sårbar och prioriterad art enligt Skogsvårdslagen. Arten har minskat med 25–75 % de senaste 30 åren och minskningstakten överstiger gränsvärdet för Sårbar (VU) enligt A-kriteriet. (A4bc). Den förekommer från norra Dalarna och norrut genom de inre delarna av Norrland, norrut till norra Norrbotten. Området med regelbunden förekomst har kraftigt reducerats och 90 % av populationen förekommer numera i Norrbottens län (SLU Artdatabanken, 2024).</w:t>
+      </w:r>
+    </w:p>
+    <w:p>
+      <w:r>
+        <w:t>Tallbit ställer höga krav på sin livsmiljö och permanent förekomst av häckande tallbit finns huvudsakligen i gammal grandominerad barrblandskog av naturskogskaraktär med inslag av björk, gråal, rönn och viden, påfallande ofta i områden med inslag av myrmark och små vattendrag. Reviren är relativt stora (12–75 hektar enligt befintliga studier) och arten saknas i områden med storskaligt skogsbruk med hög andel stora hyggen och täta ungskogar. Områden med dokumenterad permanent förekomst har ofta så stora naturvärden att skogsbruk är olämpligt (SLU Artdatabanken, 2024; Skogsstyrelsen, 2016).</w:t>
+      </w:r>
+    </w:p>
+    <w:p>
+      <w:r>
+        <w:t>Arealerna grandominerad naturskog har i stora delar av landet blivit allt för små, och bestånden är dessutom i många fall allt för isolerade, för att kunna upprätthålla stabila populationer. Omdaningen av naturskogsartad skog till produktionsskog medför en förlust av viktiga häckningsmiljöer, något som förstärks av ökad fragmentering av kvarvarande naturskogsartade bestånd. Områden med dokumenterad permanent förekomst i naturskogsmiljöer kan ha så stora naturvärden att de bör bli föremål för områdesskydd eller naturvårdsavsättningar (Skogsstyrelsen, 2016).</w:t>
+      </w:r>
+    </w:p>
+    <w:p>
+      <w:r>
+        <w:t>Tallbiten flyttar normalt endast begränsade sträckor inom norra barrskogsregionen och de flesta vintrar ses den endast i mycket liten omfattning utanför häckningsområdet. Med långa och oregelbundna mellanrum uppträder tallbiten invasionsaktigt och i samband med sådana rörelser kan den observeras i stora delar av Sverige (SLU Artdatabanken, 2024).</w:t>
+      </w:r>
+    </w:p>
+    <w:p>
+      <w:pPr>
+        <w:pStyle w:val="Heading2"/>
+      </w:pPr>
+      <w:r>
+        <w:t>Referenser – tallbit</w:t>
+      </w:r>
+    </w:p>
+    <w:p>
+      <w:r>
+        <w:t xml:space="preserve">Skogsstyrelsen, 2016. </w:t>
+      </w:r>
+      <w:r>
+        <w:rPr>
+          <w:i/>
+        </w:rPr>
+        <w:t xml:space="preserve">Vägledning för hänsyn till tallbit. </w:t>
+      </w:r>
+      <w:r>
+        <w:t>Vägledningar och kunskapsstöd artskydd - Skogsstyrelsen</w:t>
+      </w:r>
+    </w:p>
+    <w:p>
+      <w:r>
+        <w:t>SLU Artdatabanken, 2024.</w:t>
+      </w:r>
+      <w:r>
+        <w:rPr>
+          <w:i/>
+        </w:rPr>
+        <w:t xml:space="preserve"> Artfakta: tallbit (Pinicola enucleator). </w:t>
+      </w:r>
+      <w:r>
+        <w:t>https://artfakta.se/taxa/102125</w:t>
       </w:r>
     </w:p>
     <w:sectPr>
@@ -662,7 +964,7 @@
     <w:r>
       <w:tab/>
       <w:tab/>
-      <w:t>2026-01-27</w:t>
+      <w:t>2026-01-28</w:t>
       <w:br/>
       <w:br/>
     </w:r>

--- a/klagomål/A 63363-2025 FSC-klagomål.docx
+++ b/klagomål/A 63363-2025 FSC-klagomål.docx
@@ -112,7 +112,7 @@
         <w:pStyle w:val="ListBullet"/>
       </w:pPr>
       <w:r>
-        <w:t>Om ett ombud (tex Norra skog eller Mellanskog) avverkningsanmäler en skog med naturvärden motsvarande nyckelbiotops kvalité men markägaren inte är FSC certifierad, bör du skicka in ett FSC kontrollerat virke klagomål. Då ska klagomålet skickas till ombudsföretaget.</w:t>
+        <w:t>Om ett ombud (tex Norra skog eller Mellanskog) avverkningsanmäler en skog med naturvärden motsvarande nyckelbiotops kvalitet men markägaren inte är FSC certifierad, bör du skicka in ett FSC kontrollerat virke klagomål. Då ska klagomålet skickas till ombudsföretaget.</w:t>
       </w:r>
     </w:p>
     <w:p>
@@ -254,7 +254,25 @@
         <w:t>Garnlav (NT)</w:t>
       </w:r>
       <w:r>
-        <w:t xml:space="preserve"> är en utpräglad barrskogsart som ibland kan drapera träden i norrländska grannaturskogar med hög luftfuktighet. Den förekommer även i talldominerade bestånd där den, förutom i trädens grenverk, påträffas hängande över ojämnheter i tallbarken. Arten har minskat starkt i södra och mellersta Sverige och den minskar även i sitt nordliga utbredningsområde. Orsaken till tillbakagången beror främst på slutavverkningar av naturskogsartade skogar. Bestånd med riklig förekomst bör regelmässigt sparas. Garnlav är värdväxt för den mycket sällsynta och akut hotade fjärilen barrskogslavfly (CR) som hör hemma i boreala barrskogar med riklig förekomst av värdväxten. Tidigare kunde arten konstateras årligen på flera platser vid Dala-Floda i Dalarna innan lokalerna kalavverkades. Senaste fyndet i landet av barrskogslavfly är från år 2000 då den påträffades vid Högberget i Sollefteå kommun (SLU Artdatabanken, 2024).</w:t>
+        <w:t xml:space="preserve"> är en utpräglad barrskogsart som ibland kan drapera träden i norrländska grannaturskogar med hög luftfuktighet. Den förekommer även i talldominerade bestånd där den, förutom i trädens grenverk, påträffas hängande över ojämnheter i tallbarken. Arten har minskat starkt i södra och mellersta Sverige och den minskar även i sitt nordliga utbredningsområde. Orsaken till tillbakagången beror främst på slutavverkningar av naturskogsartade skogar. Bestånd med riklig förekomst bör regelmässigt sparas. Garnlav är värdväxt för den mycket sällsynta och akut hotade fjärilen barrskogslavfly (CR) som hör hemma i boreala barrskogar med riklig förekomst av värdväxten. Tidigare kunde arten konstateras årligen på flera platser vid Dala-Floda i Dalarna innan lokalerna kalavverkades. Senaste fyndet i landet av barrskogslavfly är från år 2000 då den påträffades vid Högberget i Sollefteå kommun. Garnlav är typisk art för </w:t>
+      </w:r>
+      <w:r>
+        <w:rPr>
+          <w:i/>
+        </w:rPr>
+        <w:t xml:space="preserve">9010 Taiga </w:t>
+      </w:r>
+      <w:r>
+        <w:t>och</w:t>
+      </w:r>
+      <w:r>
+        <w:rPr>
+          <w:i/>
+        </w:rPr>
+        <w:t xml:space="preserve"> 9070 Trädklädd betesmark </w:t>
+      </w:r>
+      <w:r>
+        <w:t xml:space="preserve"> (SLU Artdatabanken, 2024).</w:t>
       </w:r>
     </w:p>
     <w:p>
@@ -276,7 +294,7 @@
         <w:t>Lunglav (NT)</w:t>
       </w:r>
       <w:r>
-        <w:t xml:space="preserve"> är en av vårt lands främsta signalarter som överallt indikerar gamla lövträd, skogsbestånd med höga naturvärden och ekosystem med lång skoglig kontinuitet. Lokalt kan förekomsten vara mycket riklig men den hittas nästan enbart i gamla och ej slutavverkade skogar. Artens samtliga förekomster bör uppmärksammas från naturvårdssynpunkt, då många lokaler även hyser andra ovanliga och rödlistade arter. Rikliga förekomster bör skyddas med biotopskydd, frivilliga avsättningar eller reservat. Det finns ett antal sällsynta lavparasiter som växer på lunglav: lunglavsknapp (VU), skrovelmössing (DD), lunglavshårprick (DD), </w:t>
+        <w:t xml:space="preserve"> är en av vårt lands främsta signalarter som överallt indikerar gamla lövträd, skogsbestånd med höga naturvärden och ekosystem med långskoglig kontinuitet. Lokalt kan förekomsten vara mycket riklig men den hittas nästan enbart i gamla och ej slutavverkade skogar. Artens samtliga förekomster bör uppmärksammas från naturvårdssynpunkt, då många lokaler även hyser andra ovanliga och rödlistade arter. Rikliga förekomster bör skyddas med biotopskydd, frivilliga avsättningar eller reservat. Det finns ett antal sällsynta lavparasiter som växer på lunglav: lunglavsknapp (VU), skrovelmössing (DD), lunglavshårprick (DD), </w:t>
       </w:r>
       <w:r>
         <w:rPr>
@@ -294,7 +312,25 @@
         <w:t>Chalara lobariae</w:t>
       </w:r>
       <w:r>
-        <w:t xml:space="preserve"> (NA) (SLU Artdatabanken, 2025; SLU Artdatabanken, 2024; Nitare &amp; Skogsstyrelsen, 2019).</w:t>
+        <w:t xml:space="preserve"> (NA). Lunglav är typisk art för </w:t>
+      </w:r>
+      <w:r>
+        <w:rPr>
+          <w:i/>
+        </w:rPr>
+        <w:t>9010 Taiga, 9020 Nordlig ädellövskog, 9110 Näringsfattig bokskog, 9130 Näringsrik bokskog, 9160 Näringsrik ekskog, 9180 Ädellövskog i branter, 9190 Näringsfattig ekskog, 9070 Trädklädd betesmark, 9040 Fjällbjörkskog</w:t>
+      </w:r>
+      <w:r>
+        <w:t xml:space="preserve"> och</w:t>
+      </w:r>
+      <w:r>
+        <w:rPr>
+          <w:i/>
+        </w:rPr>
+        <w:t xml:space="preserve"> 6530 Lövängar</w:t>
+      </w:r>
+      <w:r>
+        <w:t xml:space="preserve"> (SLU Artdatabanken, 2025; SLU Artdatabanken, 2024; Nitare &amp; Skogsstyrelsen, 2019).</w:t>
       </w:r>
     </w:p>
     <w:p>
@@ -343,7 +379,16 @@
         <w:t>Tallbit (VU, §4)</w:t>
       </w:r>
       <w:r>
-        <w:t>, rödlistad som sårbar och prioriterad art i Skogsvårdslagen, har minskat med 25–75 % de senaste 30 åren. Tallbit ställer höga krav på sin livsmiljö och permanent förekomst av häckande tallbit finns huvudsakligen i gammal grandominerad barrblandskog av naturskogskaraktär. Reviren är relativt stora (12–75 hektar) och arten saknas i områden med storskaligt skogsbruk med hög andel stora hyggen och täta ungskogar. Områden med dokumenterad permanent förekomst har vanligtvis så stora naturvärden att skogsbruk är olämpligt (SLU Artdatabanken, 2024; Skogsstyrelsen, 2016). Observationer av tallbit i naturskog eller under häckningstid måste alltid utredas.</w:t>
+        <w:t xml:space="preserve">, rödlistad som sårbar och prioriterad art i Skogsvårdslagen, har minskat med 25–75 % de senaste 30 åren. Tallbit ställer höga krav på sin livsmiljö och permanent förekomst av häckande tallbit finns huvudsakligen i gammal grandominerad barrblandskog av naturskogskaraktär. Reviren är relativt stora (12–75 hektar) och arten saknas i områden med storskaligt skogsbruk med hög andel stora hyggen och täta ungskogar. Områden med dokumenterad permanent förekomst har vanligtvis så stora naturvärden att skogsbruk är olämpligt. Tallbit är typisk art för </w:t>
+      </w:r>
+      <w:r>
+        <w:rPr>
+          <w:i/>
+        </w:rPr>
+        <w:t>9010 Taiga</w:t>
+      </w:r>
+      <w:r>
+        <w:t xml:space="preserve"> (SLU Artdatabanken, 2024; Skogsstyrelsen, 2016). Observationer av tallbit i naturskog eller under häckningstid måste alltid utredas.</w:t>
       </w:r>
     </w:p>
     <w:p>
@@ -669,7 +714,25 @@
     </w:p>
     <w:p>
       <w:r>
-        <w:t>Lunglav (NT) är en av vårt lands främsta signalarter som överallt indikerar gamla lövträd, skogsbestånd med höga naturvärden och ekosystem med lång skoglig kontinuitet. Lokalt kan förekomsten vara mycket riklig men den hittas nästan enbart i gamla och ej slutavverkade skogar. Artens samtliga förekomster bör uppmärksammas från naturvårdssynpunkt, då många lokaler även hyser andra ovanliga och rödlistade arter. Rikliga förekomster bör skyddas med biotopskydd, frivilliga avsättningar eller reservat (SLU Artdatabanken, 2024; Nitare &amp; Skogsstyrelsen, 2019).</w:t>
+        <w:t xml:space="preserve">Lunglav (NT) är en av vårt lands främsta signalarter som överallt indikerar gamla lövträd, skogsbestånd med höga naturvärden och ekosystem med lång skoglig kontinuitet. Lokalt kan förekomsten vara mycket riklig men den hittas nästan enbart i gamla och ej slutavverkade skogar. Artens samtliga förekomster bör uppmärksammas från naturvårdssynpunkt, då många lokaler även hyser andra ovanliga och rödlistade arter. Rikliga förekomster bör skyddas med biotopskydd, frivilliga avsättningar eller reservat. Lunglav är typisk art för </w:t>
+      </w:r>
+      <w:r>
+        <w:rPr>
+          <w:i/>
+        </w:rPr>
+        <w:t>9010 Taiga, 9020 Nordlig ädellövskog, 9110 Näringsfattig bokskog, 9130 Näringsrik bokskog, 9160 Näringsrik ekskog, 9180 Ädellövskog i branter, 9190 Näringsfattig ekskog, 9070 Trädklädd betesmark, 9040 Fjällbjörkskog</w:t>
+      </w:r>
+      <w:r>
+        <w:t xml:space="preserve"> och</w:t>
+      </w:r>
+      <w:r>
+        <w:rPr>
+          <w:i/>
+        </w:rPr>
+        <w:t xml:space="preserve"> 6530 Lövängar</w:t>
+      </w:r>
+      <w:r>
+        <w:t xml:space="preserve"> (SLU Artdatabanken, 2024; Nitare &amp; Skogsstyrelsen, 2019).</w:t>
       </w:r>
     </w:p>
     <w:p>
@@ -782,7 +845,16 @@
     </w:p>
     <w:p>
       <w:r>
-        <w:t>Tallbit (VU, §4) är rödlistad som sårbar och prioriterad art enligt Skogsvårdslagen. Arten har minskat med 25–75 % de senaste 30 åren och minskningstakten överstiger gränsvärdet för Sårbar (VU) enligt A-kriteriet. (A4bc). Den förekommer från norra Dalarna och norrut genom de inre delarna av Norrland, norrut till norra Norrbotten. Området med regelbunden förekomst har kraftigt reducerats och 90 % av populationen förekommer numera i Norrbottens län (SLU Artdatabanken, 2024).</w:t>
+        <w:t xml:space="preserve">Tallbit (VU, §4) är rödlistad som sårbar, typisk art för </w:t>
+      </w:r>
+      <w:r>
+        <w:rPr>
+          <w:i/>
+        </w:rPr>
+        <w:t>9010 Taiga</w:t>
+      </w:r>
+      <w:r>
+        <w:t xml:space="preserve"> och prioriterad art enligt Skogsvårdslagen. Arten har minskat med 25–75 % de senaste 30 åren och minskningstakten överstiger gränsvärdet för Sårbar (VU) enligt A-kriteriet. (A4bc). Den förekommer från norra Dalarna och norrut genom de inre delarna av Norrland, norrut till norra Norrbotten. Området med regelbunden förekomst har kraftigt reducerats och 90 % av populationen förekommer numera i Norrbottens län (SLU Artdatabanken, 2024).</w:t>
       </w:r>
     </w:p>
     <w:p>
@@ -964,7 +1036,7 @@
     <w:r>
       <w:tab/>
       <w:tab/>
-      <w:t>2026-01-28</w:t>
+      <w:t>2026-01-29</w:t>
       <w:br/>
       <w:br/>
     </w:r>

--- a/klagomål/A 63363-2025 FSC-klagomål.docx
+++ b/klagomål/A 63363-2025 FSC-klagomål.docx
@@ -1036,7 +1036,7 @@
     <w:r>
       <w:tab/>
       <w:tab/>
-      <w:t>2026-01-29</w:t>
+      <w:t>2026-01-30</w:t>
       <w:br/>
       <w:br/>
     </w:r>

--- a/klagomål/A 63363-2025 FSC-klagomål.docx
+++ b/klagomål/A 63363-2025 FSC-klagomål.docx
@@ -1036,7 +1036,7 @@
     <w:r>
       <w:tab/>
       <w:tab/>
-      <w:t>2026-01-30</w:t>
+      <w:t>2026-01-31</w:t>
       <w:br/>
       <w:br/>
     </w:r>

--- a/klagomål/A 63363-2025 FSC-klagomål.docx
+++ b/klagomål/A 63363-2025 FSC-klagomål.docx
@@ -1036,7 +1036,7 @@
     <w:r>
       <w:tab/>
       <w:tab/>
-      <w:t>2026-01-31</w:t>
+      <w:t>2026-02-01</w:t>
       <w:br/>
       <w:br/>
     </w:r>

--- a/klagomål/A 63363-2025 FSC-klagomål.docx
+++ b/klagomål/A 63363-2025 FSC-klagomål.docx
@@ -1036,7 +1036,7 @@
     <w:r>
       <w:tab/>
       <w:tab/>
-      <w:t>2026-02-22</w:t>
+      <w:t>2026-02-23</w:t>
       <w:br/>
       <w:br/>
     </w:r>

--- a/klagomål/A 63363-2025 FSC-klagomål.docx
+++ b/klagomål/A 63363-2025 FSC-klagomål.docx
@@ -1036,7 +1036,7 @@
     <w:r>
       <w:tab/>
       <w:tab/>
-      <w:t>2026-02-23</w:t>
+      <w:t>2026-02-24</w:t>
       <w:br/>
       <w:br/>
     </w:r>

--- a/klagomål/A 63363-2025 FSC-klagomål.docx
+++ b/klagomål/A 63363-2025 FSC-klagomål.docx
@@ -1036,7 +1036,7 @@
     <w:r>
       <w:tab/>
       <w:tab/>
-      <w:t>2026-02-24</w:t>
+      <w:t>2026-02-25</w:t>
       <w:br/>
       <w:br/>
     </w:r>

--- a/klagomål/A 63363-2025 FSC-klagomål.docx
+++ b/klagomål/A 63363-2025 FSC-klagomål.docx
@@ -1036,7 +1036,7 @@
     <w:r>
       <w:tab/>
       <w:tab/>
-      <w:t>2026-02-25</w:t>
+      <w:t>2026-02-26</w:t>
       <w:br/>
       <w:br/>
     </w:r>

--- a/klagomål/A 63363-2025 FSC-klagomål.docx
+++ b/klagomål/A 63363-2025 FSC-klagomål.docx
@@ -1036,7 +1036,7 @@
     <w:r>
       <w:tab/>
       <w:tab/>
-      <w:t>2026-02-26</w:t>
+      <w:t>2026-02-28</w:t>
       <w:br/>
       <w:br/>
     </w:r>

--- a/klagomål/A 63363-2025 FSC-klagomål.docx
+++ b/klagomål/A 63363-2025 FSC-klagomål.docx
@@ -1036,7 +1036,7 @@
     <w:r>
       <w:tab/>
       <w:tab/>
-      <w:t>2026-02-28</w:t>
+      <w:t>2026-03-01</w:t>
       <w:br/>
       <w:br/>
     </w:r>

--- a/klagomål/A 63363-2025 FSC-klagomål.docx
+++ b/klagomål/A 63363-2025 FSC-klagomål.docx
@@ -1036,7 +1036,7 @@
     <w:r>
       <w:tab/>
       <w:tab/>
-      <w:t>2026-03-01</w:t>
+      <w:t>2026-03-02</w:t>
       <w:br/>
       <w:br/>
     </w:r>

--- a/klagomål/A 63363-2025 FSC-klagomål.docx
+++ b/klagomål/A 63363-2025 FSC-klagomål.docx
@@ -269,7 +269,7 @@
         <w:rPr>
           <w:i/>
         </w:rPr>
-        <w:t xml:space="preserve"> 9070 Trädklädd betesmark </w:t>
+        <w:t xml:space="preserve"> 9070 Trädklädd betesmark</w:t>
       </w:r>
       <w:r>
         <w:t xml:space="preserve"> (SLU Artdatabanken, 2024).</w:t>
@@ -1036,7 +1036,7 @@
     <w:r>
       <w:tab/>
       <w:tab/>
-      <w:t>2026-03-02</w:t>
+      <w:t>2026-03-03</w:t>
       <w:br/>
       <w:br/>
     </w:r>

--- a/klagomål/A 63363-2025 FSC-klagomål.docx
+++ b/klagomål/A 63363-2025 FSC-klagomål.docx
@@ -1036,7 +1036,7 @@
     <w:r>
       <w:tab/>
       <w:tab/>
-      <w:t>2026-03-03</w:t>
+      <w:t>2026-03-04</w:t>
       <w:br/>
       <w:br/>
     </w:r>

--- a/klagomål/A 63363-2025 FSC-klagomål.docx
+++ b/klagomål/A 63363-2025 FSC-klagomål.docx
@@ -1036,7 +1036,7 @@
     <w:r>
       <w:tab/>
       <w:tab/>
-      <w:t>2026-03-04</w:t>
+      <w:t>2026-03-05</w:t>
       <w:br/>
       <w:br/>
     </w:r>

--- a/klagomål/A 63363-2025 FSC-klagomål.docx
+++ b/klagomål/A 63363-2025 FSC-klagomål.docx
@@ -1036,7 +1036,7 @@
     <w:r>
       <w:tab/>
       <w:tab/>
-      <w:t>2026-03-05</w:t>
+      <w:t>2026-03-06</w:t>
       <w:br/>
       <w:br/>
     </w:r>

--- a/klagomål/A 63363-2025 FSC-klagomål.docx
+++ b/klagomål/A 63363-2025 FSC-klagomål.docx
@@ -1036,7 +1036,7 @@
     <w:r>
       <w:tab/>
       <w:tab/>
-      <w:t>2026-03-06</w:t>
+      <w:t>2026-03-07</w:t>
       <w:br/>
       <w:br/>
     </w:r>

--- a/klagomål/A 63363-2025 FSC-klagomål.docx
+++ b/klagomål/A 63363-2025 FSC-klagomål.docx
@@ -1036,7 +1036,7 @@
     <w:r>
       <w:tab/>
       <w:tab/>
-      <w:t>2026-03-07</w:t>
+      <w:t>2026-03-08</w:t>
       <w:br/>
       <w:br/>
     </w:r>

--- a/klagomål/A 63363-2025 FSC-klagomål.docx
+++ b/klagomål/A 63363-2025 FSC-klagomål.docx
@@ -1036,7 +1036,7 @@
     <w:r>
       <w:tab/>
       <w:tab/>
-      <w:t>2026-03-08</w:t>
+      <w:t>2026-03-09</w:t>
       <w:br/>
       <w:br/>
     </w:r>

--- a/klagomål/A 63363-2025 FSC-klagomål.docx
+++ b/klagomål/A 63363-2025 FSC-klagomål.docx
@@ -1036,7 +1036,7 @@
     <w:r>
       <w:tab/>
       <w:tab/>
-      <w:t>2026-03-09</w:t>
+      <w:t>2026-03-10</w:t>
       <w:br/>
       <w:br/>
     </w:r>

--- a/klagomål/A 63363-2025 FSC-klagomål.docx
+++ b/klagomål/A 63363-2025 FSC-klagomål.docx
@@ -379,7 +379,7 @@
         <w:t>Tallbit (VU, §4)</w:t>
       </w:r>
       <w:r>
-        <w:t xml:space="preserve">, rödlistad som sårbar och prioriterad art i Skogsvårdslagen, har minskat med 25–75 % de senaste 30 åren. Tallbit ställer höga krav på sin livsmiljö och permanent förekomst av häckande tallbit finns huvudsakligen i gammal grandominerad barrblandskog av naturskogskaraktär. Reviren är relativt stora (12–75 hektar) och arten saknas i områden med storskaligt skogsbruk med hög andel stora hyggen och täta ungskogar. Områden med dokumenterad permanent förekomst har vanligtvis så stora naturvärden att skogsbruk är olämpligt. Tallbit är typisk art för </w:t>
+        <w:t xml:space="preserve"> är rödlistad som sårbar och prioriterad art i Skogsvårdslagen. Den har minskat med 25–75 % de senaste 30 åren och minskningstakten överstiger gränsvärdet för Sårbar (VU) enligt A-kriteriet. (A4bc). Tallbit ställer höga krav på sin livsmiljö och permanent förekomst av häckande tallbit finns huvudsakligen i gammal grandominerad barrblandskog av naturskogskaraktär. Reviren är relativt stora (12–75 hektar) och arten saknas i områden med storskaligt skogsbruk med hög andel stora hyggen och täta ungskogar. Områden med dokumenterad permanent förekomst har vanligtvis så stora naturvärden att skogsbruk är olämpligt. Tallbit är typisk art för </w:t>
       </w:r>
       <w:r>
         <w:rPr>
@@ -1036,7 +1036,7 @@
     <w:r>
       <w:tab/>
       <w:tab/>
-      <w:t>2026-03-10</w:t>
+      <w:t>2026-03-11</w:t>
       <w:br/>
       <w:br/>
     </w:r>

--- a/klagomål/A 63363-2025 FSC-klagomål.docx
+++ b/klagomål/A 63363-2025 FSC-klagomål.docx
@@ -1036,7 +1036,7 @@
     <w:r>
       <w:tab/>
       <w:tab/>
-      <w:t>2026-03-11</w:t>
+      <w:t>2026-03-12</w:t>
       <w:br/>
       <w:br/>
     </w:r>

--- a/klagomål/A 63363-2025 FSC-klagomål.docx
+++ b/klagomål/A 63363-2025 FSC-klagomål.docx
@@ -1036,7 +1036,7 @@
     <w:r>
       <w:tab/>
       <w:tab/>
-      <w:t>2026-03-12</w:t>
+      <w:t>2026-03-13</w:t>
       <w:br/>
       <w:br/>
     </w:r>

--- a/klagomål/A 63363-2025 FSC-klagomål.docx
+++ b/klagomål/A 63363-2025 FSC-klagomål.docx
@@ -1032,7 +1032,7 @@
     <w:r>
       <w:tab/>
       <w:tab/>
-      <w:t>2026-04-14</w:t>
+      <w:t>2026-04-15</w:t>
       <w:br/>
       <w:br/>
     </w:r>

--- a/klagomål/A 63363-2025 FSC-klagomål.docx
+++ b/klagomål/A 63363-2025 FSC-klagomål.docx
@@ -1032,7 +1032,7 @@
     <w:r>
       <w:tab/>
       <w:tab/>
-      <w:t>2026-04-15</w:t>
+      <w:t>2026-04-16</w:t>
       <w:br/>
       <w:br/>
     </w:r>

--- a/klagomål/A 63363-2025 FSC-klagomål.docx
+++ b/klagomål/A 63363-2025 FSC-klagomål.docx
@@ -1032,7 +1032,7 @@
     <w:r>
       <w:tab/>
       <w:tab/>
-      <w:t>2026-04-16</w:t>
+      <w:t>2026-04-17</w:t>
       <w:br/>
       <w:br/>
     </w:r>

--- a/klagomål/A 63363-2025 FSC-klagomål.docx
+++ b/klagomål/A 63363-2025 FSC-klagomål.docx
@@ -1032,7 +1032,7 @@
     <w:r>
       <w:tab/>
       <w:tab/>
-      <w:t>2026-04-17</w:t>
+      <w:t>2026-04-18</w:t>
       <w:br/>
       <w:br/>
     </w:r>

--- a/klagomål/A 63363-2025 FSC-klagomål.docx
+++ b/klagomål/A 63363-2025 FSC-klagomål.docx
@@ -1032,7 +1032,7 @@
     <w:r>
       <w:tab/>
       <w:tab/>
-      <w:t>2026-04-18</w:t>
+      <w:t>2026-04-19</w:t>
       <w:br/>
       <w:br/>
     </w:r>

--- a/klagomål/A 63363-2025 FSC-klagomål.docx
+++ b/klagomål/A 63363-2025 FSC-klagomål.docx
@@ -1032,7 +1032,7 @@
     <w:r>
       <w:tab/>
       <w:tab/>
-      <w:t>2026-04-19</w:t>
+      <w:t>2026-04-20</w:t>
       <w:br/>
       <w:br/>
     </w:r>

--- a/klagomål/A 63363-2025 FSC-klagomål.docx
+++ b/klagomål/A 63363-2025 FSC-klagomål.docx
@@ -1032,7 +1032,7 @@
     <w:r>
       <w:tab/>
       <w:tab/>
-      <w:t>2026-04-20</w:t>
+      <w:t>2026-04-21</w:t>
       <w:br/>
       <w:br/>
     </w:r>

--- a/klagomål/A 63363-2025 FSC-klagomål.docx
+++ b/klagomål/A 63363-2025 FSC-klagomål.docx
@@ -1032,7 +1032,7 @@
     <w:r>
       <w:tab/>
       <w:tab/>
-      <w:t>2026-04-21</w:t>
+      <w:t>2026-04-22</w:t>
       <w:br/>
       <w:br/>
     </w:r>

--- a/klagomål/A 63363-2025 FSC-klagomål.docx
+++ b/klagomål/A 63363-2025 FSC-klagomål.docx
@@ -1032,7 +1032,7 @@
     <w:r>
       <w:tab/>
       <w:tab/>
-      <w:t>2026-04-22</w:t>
+      <w:t>2026-04-23</w:t>
       <w:br/>
       <w:br/>
     </w:r>

--- a/klagomål/A 63363-2025 FSC-klagomål.docx
+++ b/klagomål/A 63363-2025 FSC-klagomål.docx
@@ -1032,7 +1032,7 @@
     <w:r>
       <w:tab/>
       <w:tab/>
-      <w:t>2026-04-23</w:t>
+      <w:t>2026-04-24</w:t>
       <w:br/>
       <w:br/>
     </w:r>

--- a/klagomål/A 63363-2025 FSC-klagomål.docx
+++ b/klagomål/A 63363-2025 FSC-klagomål.docx
@@ -1032,7 +1032,7 @@
     <w:r>
       <w:tab/>
       <w:tab/>
-      <w:t>2026-04-24</w:t>
+      <w:t>2026-04-25</w:t>
       <w:br/>
       <w:br/>
     </w:r>

--- a/klagomål/A 63363-2025 FSC-klagomål.docx
+++ b/klagomål/A 63363-2025 FSC-klagomål.docx
@@ -1032,7 +1032,7 @@
     <w:r>
       <w:tab/>
       <w:tab/>
-      <w:t>2026-04-25</w:t>
+      <w:t>2026-04-26</w:t>
       <w:br/>
       <w:br/>
     </w:r>

--- a/klagomål/A 63363-2025 FSC-klagomål.docx
+++ b/klagomål/A 63363-2025 FSC-klagomål.docx
@@ -1032,7 +1032,7 @@
     <w:r>
       <w:tab/>
       <w:tab/>
-      <w:t>2026-04-26</w:t>
+      <w:t>2026-04-27</w:t>
       <w:br/>
       <w:br/>
     </w:r>

--- a/klagomål/A 63363-2025 FSC-klagomål.docx
+++ b/klagomål/A 63363-2025 FSC-klagomål.docx
@@ -1032,7 +1032,7 @@
     <w:r>
       <w:tab/>
       <w:tab/>
-      <w:t>2026-04-27</w:t>
+      <w:t>2026-04-28</w:t>
       <w:br/>
       <w:br/>
     </w:r>

--- a/klagomål/A 63363-2025 FSC-klagomål.docx
+++ b/klagomål/A 63363-2025 FSC-klagomål.docx
@@ -1032,7 +1032,7 @@
     <w:r>
       <w:tab/>
       <w:tab/>
-      <w:t>2026-04-28</w:t>
+      <w:t>2026-04-29</w:t>
       <w:br/>
       <w:br/>
     </w:r>

--- a/klagomål/A 63363-2025 FSC-klagomål.docx
+++ b/klagomål/A 63363-2025 FSC-klagomål.docx
@@ -1032,7 +1032,7 @@
     <w:r>
       <w:tab/>
       <w:tab/>
-      <w:t>2026-04-29</w:t>
+      <w:t>2026-04-30</w:t>
       <w:br/>
       <w:br/>
     </w:r>

--- a/klagomål/A 63363-2025 FSC-klagomål.docx
+++ b/klagomål/A 63363-2025 FSC-klagomål.docx
@@ -1032,7 +1032,7 @@
     <w:r>
       <w:tab/>
       <w:tab/>
-      <w:t>2026-06-15</w:t>
+      <w:t>2026-06-16</w:t>
       <w:br/>
       <w:br/>
     </w:r>

--- a/klagomål/A 63363-2025 FSC-klagomål.docx
+++ b/klagomål/A 63363-2025 FSC-klagomål.docx
@@ -1032,7 +1032,7 @@
     <w:r>
       <w:tab/>
       <w:tab/>
-      <w:t>2026-06-16</w:t>
+      <w:t>2026-06-17</w:t>
       <w:br/>
       <w:br/>
     </w:r>

--- a/klagomål/A 63363-2025 FSC-klagomål.docx
+++ b/klagomål/A 63363-2025 FSC-klagomål.docx
@@ -1,6 +1,6 @@
 
 <file path=word/document.xml><?xml version="1.0" encoding="utf-8"?>
-<w:document xmlns:wpc="http://schemas.microsoft.com/office/word/2010/wordprocessingCanvas" xmlns:cx="http://schemas.microsoft.com/office/drawing/2014/chartex" xmlns:cx1="http://schemas.microsoft.com/office/drawing/2015/9/8/chartex" xmlns:cx2="http://schemas.microsoft.com/office/drawing/2015/10/21/chartex" xmlns:cx3="http://schemas.microsoft.com/office/drawing/2016/5/9/chartex" xmlns:cx4="http://schemas.microsoft.com/office/drawing/2016/5/10/chartex" xmlns:cx5="http://schemas.microsoft.com/office/drawing/2016/5/11/chartex" xmlns:cx6="http://schemas.microsoft.com/office/drawing/2016/5/12/chartex" xmlns:cx7="http://schemas.microsoft.com/office/drawing/2016/5/13/chartex" xmlns:cx8="http://schemas.microsoft.com/office/drawing/2016/5/14/chartex" xmlns:mc="http://schemas.openxmlformats.org/markup-compatibility/2006" xmlns:aink="http://schemas.microsoft.com/office/drawing/2016/ink" xmlns:am3d="http://schemas.microsoft.com/office/drawing/2017/model3d" xmlns:o="urn:schemas-microsoft-com:office:office" xmlns:oel="http://schemas.microsoft.com/office/2019/extlst" xmlns:r="http://schemas.openxmlformats.org/officeDocument/2006/relationships" xmlns:m="http://schemas.openxmlformats.org/officeDocument/2006/math" xmlns:v="urn:schemas-microsoft-com:vml" xmlns:wp14="http://schemas.microsoft.com/office/word/2010/wordprocessingDrawing" xmlns:wp="http://schemas.openxmlformats.org/drawingml/2006/wordprocessingDrawing" xmlns:w10="urn:schemas-microsoft-com:office:word" xmlns:w="http://schemas.openxmlformats.org/wordprocessingml/2006/main" xmlns:w14="http://schemas.microsoft.com/office/word/2010/wordml" xmlns:w15="http://schemas.microsoft.com/office/word/2012/wordml" xmlns:w16cex="http://schemas.microsoft.com/office/word/2018/wordml/cex" xmlns:w16cid="http://schemas.microsoft.com/office/word/2016/wordml/cid" xmlns:w16="http://schemas.microsoft.com/office/word/2018/wordml" xmlns:w16sdtdh="http://schemas.microsoft.com/office/word/2020/wordml/sdtdatahash" xmlns:w16se="http://schemas.microsoft.com/office/word/2015/wordml/symex" xmlns:wpg="http://schemas.microsoft.com/office/word/2010/wordprocessingGroup" xmlns:wpi="http://schemas.microsoft.com/office/word/2010/wordprocessingInk" xmlns:wne="http://schemas.microsoft.com/office/word/2006/wordml" xmlns:wps="http://schemas.microsoft.com/office/word/2010/wordprocessingShape" mc:Ignorable="w14 w15 w16se w16cid w16 w16cex w16sdtdh wp14">
+<w:document xmlns:wpc="http://schemas.microsoft.com/office/word/2010/wordprocessingCanvas" xmlns:cx="http://schemas.microsoft.com/office/drawing/2014/chartex" xmlns:cx1="http://schemas.microsoft.com/office/drawing/2015/9/8/chartex" xmlns:cx2="http://schemas.microsoft.com/office/drawing/2015/10/21/chartex" xmlns:cx3="http://schemas.microsoft.com/office/drawing/2016/5/9/chartex" xmlns:cx4="http://schemas.microsoft.com/office/drawing/2016/5/10/chartex" xmlns:cx5="http://schemas.microsoft.com/office/drawing/2016/5/11/chartex" xmlns:cx6="http://schemas.microsoft.com/office/drawing/2016/5/12/chartex" xmlns:cx7="http://schemas.microsoft.com/office/drawing/2016/5/13/chartex" xmlns:cx8="http://schemas.microsoft.com/office/drawing/2016/5/14/chartex" xmlns:mc="http://schemas.openxmlformats.org/markup-compatibility/2006" xmlns:aink="http://schemas.microsoft.com/office/drawing/2016/ink" xmlns:am3d="http://schemas.microsoft.com/office/drawing/2017/model3d" xmlns:o="urn:schemas-microsoft-com:office:office" xmlns:oel="http://schemas.microsoft.com/office/2019/extlst" xmlns:r="http://schemas.openxmlformats.org/officeDocument/2006/relationships" xmlns:m="http://schemas.openxmlformats.org/officeDocument/2006/math" xmlns:v="urn:schemas-microsoft-com:vml" xmlns:wp14="http://schemas.microsoft.com/office/word/2010/wordprocessingDrawing" xmlns:wp="http://schemas.openxmlformats.org/drawingml/2006/wordprocessingDrawing" xmlns:w10="urn:schemas-microsoft-com:office:word" xmlns:w="http://schemas.openxmlformats.org/wordprocessingml/2006/main" xmlns:w14="http://schemas.microsoft.com/office/word/2010/wordml" xmlns:w15="http://schemas.microsoft.com/office/word/2012/wordml" xmlns:w16cex="http://schemas.microsoft.com/office/word/2018/wordml/cex" xmlns:w16cid="http://schemas.microsoft.com/office/word/2016/wordml/cid" xmlns:w16="http://schemas.microsoft.com/office/word/2018/wordml" xmlns:w16du="http://schemas.microsoft.com/office/word/2023/wordml/word16du" xmlns:w16sdtdh="http://schemas.microsoft.com/office/word/2020/wordml/sdtdatahash" xmlns:w16sdtfl="http://schemas.microsoft.com/office/word/2024/wordml/sdtformatlock" xmlns:w16se="http://schemas.microsoft.com/office/word/2015/wordml/symex" xmlns:wpg="http://schemas.microsoft.com/office/word/2010/wordprocessingGroup" xmlns:wpi="http://schemas.microsoft.com/office/word/2010/wordprocessingInk" xmlns:wne="http://schemas.microsoft.com/office/word/2006/wordml" xmlns:wps="http://schemas.microsoft.com/office/word/2010/wordprocessingShape" mc:Ignorable="w14 w15 w16se w16cid w16 w16cex w16sdtdh w16sdtfl w16du wp14">
   <w:body>
     <w:p>
       <w:r>
@@ -168,7 +168,7 @@
     </w:p>
     <w:p>
       <w:r>
-        <w:t>Detta dokument behandlar höga naturvärden i avverkningsanmälan A 63363-2025 i Åre kommun. Denna avverkningsanmälan inkom 2025-12-19 16:26:29 och omfattar 28,4 ha.</w:t>
+        <w:t>Detta dokument behandlar höga naturvärden i avverkningsanmälan A 63363-2025 i Åre kommun som inkom 2025-12-19 och omfattar 28,4 ha.</w:t>
       </w:r>
     </w:p>
     <w:p>
@@ -191,12 +191,15 @@
     </w:p>
     <w:p>
       <w:r>
-        <w:t>I avverkningsanmälan har följande 5 naturvårdsarter hittats: tallbit (VU, §4), garnlav (NT), granticka (NT), lunglav (NT) och mjölig dropplav (NT). Av dessa är 5 rödlistade. För rödlistade arter har rödlistekategorin angivits inom parentes. För fridlysta arter anges även paragrafen i Artskyddsförordningen som arten är fridlyst enligt.</w:t>
+        <w:t>I och inom 8 meter från avverkningsanmälan har följande 5 naturvårdsarter hittats: garnlav (VU, T), mjölig dropplav (VU), lunglav (NT, T), spillkråka (T, §4) och tallbit (T, §4). Av dessa är 3 rödlistade. För rödlistade arter har rödlistekategorin angivits inom parentes. Typiska arter inom Natura 2000 som är kopplade till skogsekosystem har markerats med (T). För fridlysta arter anges även paragrafen i Artskyddsförordningen som arten är fridlyst enligt.</w:t>
       </w:r>
     </w:p>
     <w:p>
       <w:r>
-        <w:t>De påträffade naturvårdsarterna är ett tydligt kvitto på att detta rör sig om en skog med höga naturvärden. I Figur 1 visas en karta över det avverkningsanmälda området, där samtliga fyndplatser för naturvårdsarter som finns registrerade på Artportalen har markerats.</w:t>
+        <w:t>De påträffade naturvårdsarterna är ett tydligt kvitto på att det rör sig om en skog med höga naturvärden.</w:t>
+      </w:r>
+      <w:r>
+        <w:t xml:space="preserve"> I Figur 1 visas fyndplatser för naturvårdsarter i området, som finns registrerade på Artportalen.</w:t>
       </w:r>
     </w:p>
     <w:p>
@@ -206,7 +209,7 @@
       <w:r>
         <w:drawing>
           <wp:inline xmlns:a="http://schemas.openxmlformats.org/drawingml/2006/main" xmlns:pic="http://schemas.openxmlformats.org/drawingml/2006/picture">
-            <wp:extent cx="5486400" cy="3761398"/>
+            <wp:extent cx="5486400" cy="4747338"/>
             <wp:docPr id="1" name="Picture 1"/>
             <wp:cNvGraphicFramePr>
               <a:graphicFrameLocks noChangeAspect="1"/>
@@ -227,7 +230,7 @@
                   <pic:spPr>
                     <a:xfrm>
                       <a:off x="0" y="0"/>
-                      <a:ext cx="5486400" cy="3761398"/>
+                      <a:ext cx="5486400" cy="4747338"/>
                     </a:xfrm>
                     <a:prstGeom prst="rect"/>
                   </pic:spPr>
@@ -241,9 +244,99 @@
     <w:p>
       <w:pPr>
         <w:pStyle w:val="Caption"/>
+        <w:spacing w:after="240"/>
       </w:pPr>
       <w:r>
-        <w:t>Figur 1. Fyndplatser för naturvårdsarter i det avverkningsanmälda området (röd linje). Markörer utan svart kant är placerade på fyndplatsen. Markörer med svart kant är placerade vid sidan av fyndplatsen och har ett svart streck som visar fyndplatsens exakta position. Kartans mittpunktskoordinat är N 7048668, E 397961 i SWEREF 99 TM.</w:t>
+        <w:t>Figur 1. Fyndplatser för naturvårdsarter i och inom 8 meter från avverkningsanmälan (röd linje). Markörer utan svart kant är placerade på fyndplatsen. Markörer med svart kant är placerade vid sidan av fyndplatsen och har ett svart streck som visar fyndplatsens exakta position. Kartans mittpunktskoordinat är N 7048668, E 397961 i SWEREF 99 TM.</w:t>
+      </w:r>
+    </w:p>
+    <w:p>
+      <w:pPr>
+        <w:pStyle w:val="Heading2"/>
+      </w:pPr>
+      <w:r>
+        <w:t>Fridlysta arter</w:t>
+      </w:r>
+    </w:p>
+    <w:p>
+      <w:r>
+        <w:t>Följande fridlysta arter har sina livsmiljöer och växtplatser i den avverkningsanmälda skogen: spillkråka (T, §4) och tallbit (T, §4).</w:t>
+      </w:r>
+    </w:p>
+    <w:p>
+      <w:r>
+        <w:t xml:space="preserve">Observera att medlemsländerna är skyldiga att agera i enlighet med EU:s fågeldirektiv där det uttryckligen står att direktivet gäller för fåglar samt för deras ägg, bon och </w:t>
+      </w:r>
+      <w:r>
+        <w:rPr>
+          <w:b/>
+        </w:rPr>
+        <w:t xml:space="preserve">livsmiljöer </w:t>
+      </w:r>
+      <w:r>
+        <w:t>(artikel 1). Vidare att de åtgärder som vidtas inte får leda till en försämring av den nuvarande situationen beträffande bevarandet av de fågelarter som avses i artikel 1 (artikel 13). Fågeldirektivet är styrande för tillsynsansvariga myndigheters ärendehantering, ställningstaganden och beslutsfattande.</w:t>
+      </w:r>
+    </w:p>
+    <w:p>
+      <w:r>
+        <w:rPr>
+          <w:b/>
+        </w:rPr>
+        <w:t>Spillkråka (§4)</w:t>
+      </w:r>
+      <w:r>
+        <w:t xml:space="preserve"> omfattas av bilaga 1 i EU:s fågeldirektiv och är typisk art för </w:t>
+      </w:r>
+      <w:r>
+        <w:rPr>
+          <w:i/>
+        </w:rPr>
+        <w:t xml:space="preserve">9010 Taiga </w:t>
+      </w:r>
+      <w:r>
+        <w:t>och</w:t>
+      </w:r>
+      <w:r>
+        <w:rPr>
+          <w:i/>
+        </w:rPr>
+        <w:t xml:space="preserve"> 9740 Skogsbevuxen myr</w:t>
+      </w:r>
+      <w:r>
+        <w:t>. Den behöver grova träd, främst tall, asp och bok som boträd. Skogsbruk med korta omloppstider och täta, homogena ungskogar utgör det största hotet. Spillkråka är en nyckelart i skogliga miljöer vars övergivna bohål utnyttjas av flera andra hålhäckande fågelarter och fladdermöss, däribland pärluggla (EN, §4), knipa (§4), salskrake (§4) och skogsduva (§4). Hökuggla (VU, §4) och slaguggla (§4) häckar ofta i högstubbar som brutits av i höjd med ett gammalt spillkråkebo (SLU Artdatabanken, 2026; Skogsstyrelsen, 2016).</w:t>
+      </w:r>
+    </w:p>
+    <w:p>
+      <w:r>
+        <w:rPr>
+          <w:b/>
+        </w:rPr>
+        <w:t>Tallbit (§4)</w:t>
+      </w:r>
+      <w:r>
+        <w:t xml:space="preserve"> ställer höga krav på sin livsmiljö och permanent förekomst av häckande tallbit finns huvudsakligen i gammal grandominerad barrblandskog av naturskogskaraktär. Reviren är relativt stora (12–75 hektar) och arten saknas i områden med storskaligt skogsbruk med hög andel stora hyggen och täta ungskogar. Områden med dokumenterad permanent förekomst har vanligtvis så stora naturvärden att skogsbruk är olämpligt. Tallbit är typisk art för </w:t>
+      </w:r>
+      <w:r>
+        <w:rPr>
+          <w:i/>
+        </w:rPr>
+        <w:t>9010 Taiga</w:t>
+      </w:r>
+      <w:r>
+        <w:t xml:space="preserve"> (SLU Artdatabanken, 2026; Skogsstyrelsen, 2016). Observationer av tallbit i naturskog eller under häckningstid måste alltid utredas.</w:t>
+      </w:r>
+    </w:p>
+    <w:p>
+      <w:r>
+        <w:t>I BILAGA 1 finns mer detaljerad information om ekologi samt krav på livsmiljö hos fridlysta arter.</w:t>
+      </w:r>
+    </w:p>
+    <w:p>
+      <w:pPr>
+        <w:pStyle w:val="Heading2"/>
+      </w:pPr>
+      <w:r>
+        <w:t>Övriga naturvårdsarter</w:t>
       </w:r>
     </w:p>
     <w:p>
@@ -273,44 +366,6 @@
       </w:r>
       <w:r>
         <w:t xml:space="preserve"> (SLU Artdatabanken, 2026).</w:t>
-      </w:r>
-    </w:p>
-    <w:p>
-      <w:r>
-        <w:rPr>
-          <w:b/>
-        </w:rPr>
-        <w:t>Granticka</w:t>
-      </w:r>
-      <w:r>
-        <w:t xml:space="preserve"> förekommer främst i äldre skogar med naturskogskaraktär, liksom i dimensionsavverkade och plockhuggna skogar. I äldre grannaturskog i norra Sverige är den alltjämt en förhållandevis vanlig karaktärsart, medan den längre söderut blir allt mer sällsynt. I Götaland och delar av Svealand är den en god signalart för skyddsvärda granskogsmiljöer. Arten bedöms ha minskat starkt under senare år på grund av skogsavverkningar, då den framför allt växer i äldre granskog med långvarig grankontinuitet. I urskogsliknande bestånd i norra Sverige kan ibland påträffas den mycket sällsynta tickan grantickeporing (VU), som lever på döda grantickor. Det som tidigare inbegripit grantickan har visat sig röra sig om två arter; tajgagranticka </w:t>
-      </w:r>
-      <w:r>
-        <w:rPr>
-          <w:i/>
-        </w:rPr>
-        <w:t>Porodaedalea abietis</w:t>
-      </w:r>
-      <w:r>
-        <w:t xml:space="preserve"> (LC) och </w:t>
-      </w:r>
-      <w:r>
-        <w:rPr>
-          <w:i/>
-        </w:rPr>
-        <w:t>Porodaedalea chrysoloma</w:t>
-      </w:r>
-      <w:r>
-        <w:t xml:space="preserve"> (DD). Den nordligare arten, tajgagranticka, bildar större fruktkroppar och har sin främsta förekomst i norra Sverige, medan den mer tunnköttiga arten, </w:t>
-      </w:r>
-      <w:r>
-        <w:rPr>
-          <w:i/>
-        </w:rPr>
-        <w:t>P. chrysoloma</w:t>
-      </w:r>
-      <w:r>
-        <w:t>, förekommer i sydöstra Sverige och på Gotland (SLU Artdatabanken, 2026; Nitare &amp; Skogsstyrelsen, 2019).</w:t>
       </w:r>
     </w:p>
     <w:p>
@@ -385,26 +440,26 @@
         <w:pStyle w:val="Heading1"/>
       </w:pPr>
       <w:r>
-        <w:t>Fridlysta arter</w:t>
+        <w:t>Certifiering</w:t>
       </w:r>
     </w:p>
     <w:p>
-      <w:r>
-        <w:t>Följande fridlysta arter har sina livsmiljöer och växtplatser i den avverkningsanmälda skogen: tallbit (VU, §4).</w:t>
+      <w:pPr>
+        <w:pStyle w:val="Heading2"/>
+      </w:pPr>
+      <w:r>
+        <w:t>Ur FSC-standarden</w:t>
       </w:r>
     </w:p>
     <w:p>
-      <w:r>
-        <w:t xml:space="preserve">Observera att medlemsländerna är skyldiga att agera i enlighet med EU:s fågeldirektiv där det uttryckligen står att direktivet gäller för fåglar samt för deras ägg, bon och </w:t>
-      </w:r>
       <w:r>
         <w:rPr>
           <w:b/>
         </w:rPr>
-        <w:t xml:space="preserve">livsmiljöer </w:t>
-      </w:r>
-      <w:r>
-        <w:t>(artikel 1). Vidare att de åtgärder som vidtas inte får leda till en försämring av den nuvarande situationen beträffande bevarandet av de fågelarter som avses i artikel 1 (artikel 13). Fågeldirektivet är styrande för tillsynsansvariga myndigheters ärendehantering, ställningstaganden och beslutsfattande.</w:t>
+        <w:t xml:space="preserve">PRINCIP 1: LAGEFTERLEVNAD: </w:t>
+      </w:r>
+      <w:r>
+        <w:t>Certifikatsinnehavaren ska följa alla tillämpliga lagar, förordningar och nationellt ratificerade internationella avtal, konventioner och överenskommelser.</w:t>
       </w:r>
     </w:p>
     <w:p>
@@ -412,24 +467,234 @@
         <w:rPr>
           <w:b/>
         </w:rPr>
-        <w:t>Tallbit (§4)</w:t>
-      </w:r>
-      <w:r>
-        <w:t xml:space="preserve"> ställer höga krav på sin livsmiljö och permanent förekomst av häckande tallbit finns huvudsakligen i gammal grandominerad barrblandskog av naturskogskaraktär. Reviren är relativt stora (12–75 hektar) och arten saknas i områden med storskaligt skogsbruk med hög andel stora hyggen och täta ungskogar. Områden med dokumenterad permanent förekomst har vanligtvis så stora naturvärden att skogsbruk är olämpligt. Tallbit är typisk art för </w:t>
+        <w:t xml:space="preserve">1.3.1 </w:t>
+      </w:r>
+      <w:r>
+        <w:t>Tillämpliga lagar och föreskrifter för brukandet av skogen följs.</w:t>
+      </w:r>
+    </w:p>
+    <w:p>
+      <w:pPr>
+        <w:pStyle w:val="ListBullet"/>
+      </w:pPr>
+      <w:r>
+        <w:rPr>
+          <w:b/>
+          <w:i/>
+        </w:rPr>
+        <w:t xml:space="preserve">Kommentar: </w:t>
+      </w:r>
+      <w:r>
+        <w:t>I den avverkningsanmälda skogen har fridlysta arter sina livsmiljöer och växtplatser. Att skada de fridlysta arternas livsmiljöer, växtplatser eller ekologiska funktion är inte tillåtet enligt artskyddsförordningen.</w:t>
       </w:r>
       <w:r>
         <w:rPr>
           <w:i/>
         </w:rPr>
-        <w:t>9010 Taiga</w:t>
-      </w:r>
-      <w:r>
-        <w:t xml:space="preserve"> (SLU Artdatabanken, 2026; Skogsstyrelsen, 2016). Observationer av tallbit i naturskog eller under häckningstid måste alltid utredas.</w:t>
+        <w:t xml:space="preserve"> EU:s medlemsländer och skogsbolag är skyldiga att agera i enlighet med EU:s fågeldirektiv där det uttryckligen står att direktivet gäller för fåglar samt för deras ägg, bon och </w:t>
+      </w:r>
+      <w:r>
+        <w:rPr>
+          <w:b/>
+          <w:i/>
+        </w:rPr>
+        <w:t xml:space="preserve">livsmiljöer </w:t>
+      </w:r>
+      <w:r>
+        <w:t>(artikel 1). Vidare att de åtgärder som vidtas inte får leda till en försämring av den nuvarande situationen beträffande bevarandet av de fågelarter som avses i artikel 1 (artikel 13).</w:t>
       </w:r>
     </w:p>
     <w:p>
       <w:r>
-        <w:t>I BILAGA 1 finns mer detaljerad information om ekologi samt krav på livsmiljö hos fridlysta arter.</w:t>
+        <w:rPr>
+          <w:b/>
+        </w:rPr>
+        <w:t xml:space="preserve">6.4 </w:t>
+      </w:r>
+      <w:r>
+        <w:t>Certifikatsinnehavaren ska skydda sällsynta arter och hotade arter samt deras livsmiljöer inom skogsbruksenheten. Det ska ske genom avsättningar, andra skyddade områden och genom att skapa konnektivitet och/eller genom andra direkta åtgärder som gynnar dessa arters överlevnad och livskraft. Åtgärderna ska stå i förhållande till brukandets skala, intensitet och risk, samt till sällsynta och hotade arters bevarandestatus och ekologiska krav. Certifikatsinnehavaren ska beakta den geografiska spridningen och ekologiska krav hos sällsynta och hotade arter utanför skogsbruksenhetens gränser när beslut om åtgärder inom skogsbruksenheten ska fattas.</w:t>
+      </w:r>
+    </w:p>
+    <w:p>
+      <w:r>
+        <w:rPr>
+          <w:b/>
+        </w:rPr>
+        <w:t xml:space="preserve">6.4.3 </w:t>
+      </w:r>
+      <w:r>
+        <w:t>Bevarandeåtgärder genomförs för de kända förekomster av rödlistade arter som påverkas av skogsbruk.</w:t>
+      </w:r>
+    </w:p>
+    <w:p>
+      <w:pPr>
+        <w:pStyle w:val="ListBullet"/>
+      </w:pPr>
+      <w:r>
+        <w:rPr>
+          <w:b/>
+          <w:i/>
+        </w:rPr>
+        <w:t xml:space="preserve">Kommentar: </w:t>
+      </w:r>
+      <w:r>
+        <w:rPr>
+          <w:i/>
+        </w:rPr>
+        <w:t>I det avverkningsanmälda skogsområdet har 5 naturvårdsarter varav 3 rödlistade arter sina livsmiljöer och växtplatser.</w:t>
+      </w:r>
+    </w:p>
+    <w:p>
+      <w:pPr>
+        <w:pStyle w:val="Heading2"/>
+      </w:pPr>
+      <w:r>
+        <w:t>Ur Chain of Custody Certification (FSC-STD-40-004 ver 3.0)</w:t>
+      </w:r>
+    </w:p>
+    <w:p>
+      <w:r>
+        <w:rPr>
+          <w:b/>
+        </w:rPr>
+        <w:t xml:space="preserve">1.3 </w:t>
+      </w:r>
+      <w:r>
+        <w:t xml:space="preserve">The organization shall commit to the FSC values as defined in FSC-POL-01-004 Policy for the Association of Organizations with FSC. </w:t>
+      </w:r>
+    </w:p>
+    <w:p>
+      <w:pPr>
+        <w:pStyle w:val="Heading2"/>
+      </w:pPr>
+      <w:r>
+        <w:t>Ur FSC:s policy för associerade organisationer (FSC-POL-01-004)</w:t>
+      </w:r>
+    </w:p>
+    <w:p>
+      <w:r>
+        <w:t xml:space="preserve">Som “Chain of Custody”-certifierad organisation är skogsbolaget bunden av de fastställda reglerna i Del 1 Punkt 1 c) i Policy för organisationer associerade med FSC (FSC-POL-01-004 V2-0 EN + SVE version 2012-03-02): </w:t>
+      </w:r>
+    </w:p>
+    <w:p>
+      <w:pPr>
+        <w:pStyle w:val="ListNumber"/>
+      </w:pPr>
+      <w:r>
+        <w:t>De organisationer FSC kan acceptera association med får inte direkt eller indirekt ha några kopplingar till nedanstående, oacceptabla aktiviteter:</w:t>
+      </w:r>
+    </w:p>
+    <w:p>
+      <w:pPr>
+        <w:ind w:left="357"/>
+      </w:pPr>
+      <w:r>
+        <w:t>a) Olaglig skogsavverkning och handel med olagligt avverkat virke eller skogsprodukter</w:t>
+      </w:r>
+    </w:p>
+    <w:p>
+      <w:pPr>
+        <w:ind w:left="357"/>
+      </w:pPr>
+      <w:r>
+        <w:t>...</w:t>
+      </w:r>
+    </w:p>
+    <w:p>
+      <w:pPr>
+        <w:ind w:left="357"/>
+      </w:pPr>
+      <w:r>
+        <w:t>c) Skogsbruk som förstör höga naturvärden</w:t>
+      </w:r>
+    </w:p>
+    <w:p>
+      <w:pPr>
+        <w:ind w:left="357"/>
+      </w:pPr>
+      <w:r>
+        <w:t>d) Betydande omvandling av skog till plantager eller annan, icke skoglig, markanvändning</w:t>
+      </w:r>
+    </w:p>
+    <w:p>
+      <w:pPr>
+        <w:pStyle w:val="ListBullet"/>
+      </w:pPr>
+      <w:r>
+        <w:rPr>
+          <w:b/>
+          <w:i/>
+        </w:rPr>
+        <w:t xml:space="preserve">Kommentar: </w:t>
+      </w:r>
+      <w:r>
+        <w:rPr>
+          <w:i/>
+        </w:rPr>
+        <w:t>Avverkning av skog med höga naturvärden samt skada på fridlysta arter strider både mot FSC Controlled Wood-standarden och FSC:s policy for associerade organisationer.</w:t>
+      </w:r>
+    </w:p>
+    <w:p>
+      <w:pPr>
+        <w:pStyle w:val="Heading2"/>
+      </w:pPr>
+      <w:r>
+        <w:t>Ur FSC Controlled Wood (FSC-STD-40-005)</w:t>
+      </w:r>
+    </w:p>
+    <w:p>
+      <w:r>
+        <w:t>Virke som inte accepteras i FSC-märkta produkter (oacceptabelt ursprung) enligt FSC Controlled Wood (FSC-STD-40-005):</w:t>
+      </w:r>
+    </w:p>
+    <w:p>
+      <w:pPr>
+        <w:pStyle w:val="ListNumber"/>
+      </w:pPr>
+      <w:r>
+        <w:t>Illegalt avverkat virke.</w:t>
+      </w:r>
+    </w:p>
+    <w:p>
+      <w:pPr>
+        <w:pStyle w:val="ListNumber"/>
+      </w:pPr>
+      <w:r>
+        <w:t>...</w:t>
+      </w:r>
+    </w:p>
+    <w:p>
+      <w:pPr>
+        <w:pStyle w:val="ListNumber"/>
+      </w:pPr>
+      <w:r>
+        <w:t>Virke från avverkningar som hotar höga naturvärden.</w:t>
+      </w:r>
+    </w:p>
+    <w:p>
+      <w:pPr>
+        <w:pStyle w:val="ListNumber"/>
+      </w:pPr>
+      <w:r>
+        <w:t>Virke från skog som konverteras till plantager eller icke-skogligt bruk.</w:t>
+      </w:r>
+    </w:p>
+    <w:p>
+      <w:pPr>
+        <w:pStyle w:val="ListBullet"/>
+      </w:pPr>
+      <w:r>
+        <w:rPr>
+          <w:b/>
+          <w:i/>
+        </w:rPr>
+        <w:t xml:space="preserve">Kommentar: </w:t>
+      </w:r>
+      <w:r>
+        <w:rPr>
+          <w:i/>
+        </w:rPr>
+        <w:t>Avverkning av skog med höga naturvärden samt skada på fridlysta arter strider både mot FSC Controlled Wood-standarden och FSC:s policy for associerade organisationer.</w:t>
       </w:r>
     </w:p>
     <w:p>
@@ -437,7 +702,108 @@
         <w:pStyle w:val="Heading1"/>
       </w:pPr>
       <w:r>
-        <w:t>Certifiering</w:t>
+        <w:t>Ur PEFC-standarden gällande lagefterlevnad</w:t>
+      </w:r>
+    </w:p>
+    <w:p>
+      <w:r>
+        <w:t>PEFC-standarden förutsätter att tillämplig svensk lagstiftning följs. Det är utsedd tillsynsmyndighet som ansvarar för tillsyn av lagens efterlevnad. PEFC-standarden återger innehållet i vissa certifieringskritiska lag- och föreskriftskrav vilka ska ingå i granskning av PEFC-systemets efterlevnad.</w:t>
+      </w:r>
+    </w:p>
+    <w:p>
+      <w:pPr>
+        <w:pStyle w:val="ListBullet"/>
+      </w:pPr>
+      <w:r>
+        <w:rPr>
+          <w:b/>
+          <w:i/>
+        </w:rPr>
+        <w:t xml:space="preserve">Kommentar: </w:t>
+      </w:r>
+      <w:r>
+        <w:rPr>
+          <w:i/>
+        </w:rPr>
+        <w:t>I den avverkningsanmälda skogen har fridlysta arter sina livsmiljöer och växtplatser. Att skada de fridlysta arternas livsmiljöer, växtplatser eller ekologiska funktion är inte tillåtet enligt artskyddsförordningen</w:t>
+      </w:r>
+    </w:p>
+    <w:p>
+      <w:r>
+        <w:br w:type="page"/>
+      </w:r>
+    </w:p>
+    <w:p>
+      <w:pPr>
+        <w:pStyle w:val="Title"/>
+      </w:pPr>
+      <w:r>
+        <w:t>BILAGA 1 –</w:t>
+        <w:br/>
+        <w:t>Fridlysta och rödlistade arter</w:t>
+      </w:r>
+    </w:p>
+    <w:p>
+      <w:pPr>
+        <w:pStyle w:val="Heading1"/>
+      </w:pPr>
+      <w:r>
+        <w:t>Lunglav – ekologi samt krav på livsmiljön</w:t>
+      </w:r>
+    </w:p>
+    <w:p>
+      <w:r>
+        <w:t xml:space="preserve">Lunglav (NT) är en av vårt lands främsta signalarter som överallt indikerar gamla lövträd, skogsbestånd med höga naturvärden och ekosystem med lång skoglig kontinuitet. Lokalt kan förekomsten vara mycket riklig men den hittas nästan enbart i gamla och ej slutavverkade skogar. Artens samtliga förekomster bör uppmärksammas från naturvårdssynpunkt, då många lokaler även hyser andra ovanliga och rödlistade arter, däribland de sällsynta lavparasiterna lunglavshårprick (CR), </w:t>
+      </w:r>
+      <w:r>
+        <w:rPr>
+          <w:i/>
+        </w:rPr>
+        <w:t>Abrothallus diederichii</w:t>
+      </w:r>
+      <w:r>
+        <w:t xml:space="preserve"> (VU), </w:t>
+      </w:r>
+      <w:r>
+        <w:rPr>
+          <w:i/>
+        </w:rPr>
+        <w:t>Abrothallus lobariae</w:t>
+      </w:r>
+      <w:r>
+        <w:t xml:space="preserve"> (VU), </w:t>
+      </w:r>
+      <w:r>
+        <w:rPr>
+          <w:i/>
+        </w:rPr>
+        <w:t>Calycina lobariae</w:t>
+      </w:r>
+      <w:r>
+        <w:t xml:space="preserve"> (VU), lunglavsknapp (VU) och skrovelmössing (VU), som växer på lunglav. Rikliga förekomster med lunglav bör skyddas med biotopskydd, frivilliga avsättningar eller reservat (SLU Artdatabanken, 2026; Nitare &amp; Skogsstyrelsen, 2019).</w:t>
+      </w:r>
+    </w:p>
+    <w:p>
+      <w:r>
+        <w:t xml:space="preserve">Lunglav är typisk art för </w:t>
+      </w:r>
+      <w:r>
+        <w:rPr>
+          <w:i/>
+        </w:rPr>
+        <w:t>9010 Taiga, 9020 Nordlig ädellövskog, 9110 Näringsfattig bokskog, 9130 Näringsrik bokskog, 9160 Näringsrik ekskog, 9180 Ädellövskog i branter, 9190 Näringsfattig ekskog, 9070 Trädklädd betesmark, 9040 Fjällbjörkskog</w:t>
+      </w:r>
+      <w:r>
+        <w:t xml:space="preserve"> och</w:t>
+      </w:r>
+      <w:r>
+        <w:rPr>
+          <w:i/>
+        </w:rPr>
+        <w:t xml:space="preserve"> 6530 Lövängar</w:t>
+      </w:r>
+      <w:r>
+        <w:t xml:space="preserve"> (SLU Artdatabanken, 2026).</w:t>
       </w:r>
     </w:p>
     <w:p>
@@ -445,100 +811,71 @@
         <w:pStyle w:val="Heading2"/>
       </w:pPr>
       <w:r>
-        <w:t>Ur FSC-standarden</w:t>
+        <w:t>Referenser – lunglav</w:t>
       </w:r>
     </w:p>
     <w:p>
       <w:r>
+        <w:t xml:space="preserve">Nitare, J. och Skogsstyrelsen, 2019. </w:t>
+      </w:r>
+      <w:r>
         <w:rPr>
-          <w:b/>
+          <w:i/>
         </w:rPr>
-        <w:t xml:space="preserve">PRINCIP 1: LAGEFTERLEVNAD: </w:t>
-      </w:r>
-      <w:r>
-        <w:t>Certifikatsinnehavaren ska följa alla tillämpliga lagar, förordningar och nationellt ratificerade internationella avtal, konventioner och överenskommelser.</w:t>
+        <w:t xml:space="preserve">Skyddsvärd skog – Naturvårdsarter och andra kriterier för naturvärdesbedömning. </w:t>
+      </w:r>
+      <w:r>
+        <w:t>Skogsstyrelsen.</w:t>
       </w:r>
     </w:p>
     <w:p>
       <w:r>
+        <w:t xml:space="preserve">SLU Artdatabanken, 2026. </w:t>
+      </w:r>
+      <w:r>
         <w:rPr>
-          <w:b/>
+          <w:i/>
         </w:rPr>
-        <w:t xml:space="preserve">1.3.1 </w:t>
-      </w:r>
-      <w:r>
-        <w:t>Tillämpliga lagar och föreskrifter för brukandet av skogen följs.</w:t>
+        <w:t xml:space="preserve">Artfaktablad. Naturvård – artfakta. </w:t>
+      </w:r>
+      <w:r>
+        <w:t>SLU Artdatabanken, Uppsala.</w:t>
       </w:r>
     </w:p>
     <w:p>
       <w:pPr>
-        <w:pStyle w:val="ListBullet"/>
+        <w:pStyle w:val="Heading1"/>
       </w:pPr>
       <w:r>
-        <w:rPr>
-          <w:b/>
-          <w:i/>
-        </w:rPr>
-        <w:t xml:space="preserve">Kommentar: </w:t>
-      </w:r>
-      <w:r>
-        <w:t>I den avverkningsanmälda skogen har fridlysta arter sina livsmiljöer och växtplatser. Att skada de fridlysta arternas livsmiljöer, växtplatser eller ekologiska funktion är inte tillåtet enligt artskyddsförordningen.</w:t>
+        <w:t>Spillkråka – ekologi samt krav på livsmiljön</w:t>
+      </w:r>
+    </w:p>
+    <w:p>
+      <w:r>
+        <w:t xml:space="preserve">Spillkråka (§4) ingår i bilaga 1 EU:s fågeldirektiv och är typisk art för </w:t>
       </w:r>
       <w:r>
         <w:rPr>
           <w:i/>
         </w:rPr>
-        <w:t xml:space="preserve"> EU:s medlemsländer och skogsbolag är skyldiga att agera i enlighet med EU:s fågeldirektiv där det uttryckligen står att direktivet gäller för fåglar samt för deras ägg, bon och </w:t>
-      </w:r>
-      <w:r>
-        <w:rPr>
-          <w:b/>
-          <w:i/>
-        </w:rPr>
-        <w:t xml:space="preserve">livsmiljöer </w:t>
-      </w:r>
-      <w:r>
-        <w:t>(artikel 1). Vidare att de åtgärder som vidtas inte får leda till en försämring av den nuvarande situationen beträffande bevarandet av de fågelarter som avses i artikel 1 (artikel 13).</w:t>
-      </w:r>
-    </w:p>
-    <w:p>
-      <w:r>
-        <w:rPr>
-          <w:b/>
-        </w:rPr>
-        <w:t xml:space="preserve">6.4 </w:t>
-      </w:r>
-      <w:r>
-        <w:t>Certifikatsinnehavaren ska skydda sällsynta arter och hotade arter samt deras livsmiljöer inom skogsbruksenheten. Det ska ske genom avsättningar, andra skyddade områden och genom att skapa konnektivitet och/eller genom andra direkta åtgärder som gynnar dessa arters överlevnad och livskraft. Åtgärderna ska stå i förhållande till brukandets skala, intensitet och risk, samt till sällsynta och hotade arters bevarandestatus och ekologiska krav. Certifikatsinnehavaren ska beakta den geografiska spridningen och ekologiska krav hos sällsynta och hotade arter utanför skogsbruksenhetens gränser när beslut om åtgärder inom skogsbruksenheten ska fattas.</w:t>
-      </w:r>
-    </w:p>
-    <w:p>
-      <w:r>
-        <w:rPr>
-          <w:b/>
-        </w:rPr>
-        <w:t xml:space="preserve">6.4.3 </w:t>
-      </w:r>
-      <w:r>
-        <w:t>Bevarandeåtgärder genomförs för de kända förekomster av rödlistade arter som påverkas av skogsbruk.</w:t>
-      </w:r>
-    </w:p>
-    <w:p>
-      <w:pPr>
-        <w:pStyle w:val="ListBullet"/>
-      </w:pPr>
-      <w:r>
-        <w:rPr>
-          <w:b/>
-          <w:i/>
-        </w:rPr>
-        <w:t xml:space="preserve">Kommentar: </w:t>
+        <w:t xml:space="preserve">9010 Taiga </w:t>
+      </w:r>
+      <w:r>
+        <w:t>och</w:t>
       </w:r>
       <w:r>
         <w:rPr>
           <w:i/>
         </w:rPr>
-        <w:t>I det avverkningsanmälda skogsområdet har 5 naturvårdsarter varav 5 rödlistade arter sina livsmiljöer och växtplatser.</w:t>
+        <w:t xml:space="preserve"> 9740 Skogsbevuxen myr</w:t>
+      </w:r>
+      <w:r>
+        <w:t>. Den lever i både barr- och blandskog liksom i ren lövskog. De tätaste populationerna tenderar att finnas i äldre, variationsrik blandskog med gott om död ved och gamla träd. Varje par utnyttjar 400–1000 hektar skog beroende på skogens kvalitet. Skogsbruk med korta omloppstider och täta, homogena ungskogar utgör det största hotet (SLU Artdatabanken, 2026).</w:t>
+      </w:r>
+    </w:p>
+    <w:p>
+      <w:r>
+        <w:t>Spillkråka är en nyckelart i skogliga miljöer vars övergivna bohål utnyttjas av flera andra hålhäckande fågelarter och fladdermöss, däribland pärluggla (EN, §4), knipa (§4), salskrake (§4) och skogsduva (§4). Hökuggla (VU, §4) och slaguggla (§4) häckar ofta i högstubbar som brutits av i höjd med ett gammalt spillkråkebo (Skogsstyrelsen, 2016).</w:t>
       </w:r>
     </w:p>
     <w:p>
@@ -546,283 +883,21 @@
         <w:pStyle w:val="Heading2"/>
       </w:pPr>
       <w:r>
-        <w:t>Ur Chain of Custody Certification (FSC-STD-40-004 ver 3.0)</w:t>
+        <w:t>Referenser – spillkråka</w:t>
       </w:r>
     </w:p>
     <w:p>
       <w:r>
-        <w:rPr>
-          <w:b/>
-        </w:rPr>
-        <w:t xml:space="preserve">1.3 </w:t>
-      </w:r>
-      <w:r>
-        <w:t xml:space="preserve">The organization shall commit to the FSC values as defined in FSC-POL-01-004 Policy for the Association of Organizations with FSC. </w:t>
-      </w:r>
-    </w:p>
-    <w:p>
-      <w:pPr>
-        <w:pStyle w:val="Heading2"/>
-      </w:pPr>
-      <w:r>
-        <w:t>Ur FSC:s policy för associerade organisationer (FSC-POL-01-004)</w:t>
-      </w:r>
-    </w:p>
-    <w:p>
-      <w:r>
-        <w:t xml:space="preserve">Som “Chain of Custody”-certifierad organisation är skogsbolaget bunden av de fastställda reglerna i Del 1 Punkt 1 c) i Policy för organisationer associerade med FSC (FSC-POL-01-004 V2-0 EN + SVE version 2012-03-02): </w:t>
-      </w:r>
-    </w:p>
-    <w:p>
-      <w:pPr>
-        <w:pStyle w:val="ListNumber"/>
-      </w:pPr>
-      <w:r>
-        <w:t>De organisationer FSC kan acceptera association med får inte direkt eller indirekt ha några kopplingar till nedanstående, oacceptabla aktiviteter:</w:t>
-      </w:r>
-    </w:p>
-    <w:p>
-      <w:pPr>
-        <w:ind w:left="357"/>
-      </w:pPr>
-      <w:r>
-        <w:t>a) Olaglig skogsavverkning och handel med olagligt avverkat virke eller skogsprodukter</w:t>
-      </w:r>
-    </w:p>
-    <w:p>
-      <w:pPr>
-        <w:ind w:left="357"/>
-      </w:pPr>
-      <w:r>
-        <w:t>...</w:t>
-      </w:r>
-    </w:p>
-    <w:p>
-      <w:pPr>
-        <w:ind w:left="357"/>
-      </w:pPr>
-      <w:r>
-        <w:t>c) Skogsbruk som förstör höga naturvärden</w:t>
-      </w:r>
-    </w:p>
-    <w:p>
-      <w:pPr>
-        <w:ind w:left="357"/>
-      </w:pPr>
-      <w:r>
-        <w:t>d) Betydande omvandling av skog till plantager eller annan, icke skoglig, markanvändning</w:t>
-      </w:r>
-    </w:p>
-    <w:p>
-      <w:pPr>
-        <w:pStyle w:val="ListBullet"/>
-      </w:pPr>
-      <w:r>
-        <w:rPr>
-          <w:b/>
-          <w:i/>
-        </w:rPr>
-        <w:t xml:space="preserve">Kommentar: </w:t>
+        <w:t xml:space="preserve">Skogsstyrelsen, 2016. </w:t>
       </w:r>
       <w:r>
         <w:rPr>
           <w:i/>
         </w:rPr>
-        <w:t>Avverkning av skog med höga naturvärden samt skada på fridlysta arter strider både mot FSC Controlled Wood-standarden och FSC:s policy for associerade organisationer.</w:t>
-      </w:r>
-    </w:p>
-    <w:p>
-      <w:pPr>
-        <w:pStyle w:val="Heading2"/>
-      </w:pPr>
-      <w:r>
-        <w:t>Ur FSC Controlled Wood (FSC-STD-40-005)</w:t>
-      </w:r>
-    </w:p>
-    <w:p>
-      <w:r>
-        <w:t>Virke som inte accepteras i FSC-märkta produkter (oacceptabelt ursprung) enligt FSC Controlled Wood (FSC-STD-40-005):</w:t>
-      </w:r>
-    </w:p>
-    <w:p>
-      <w:pPr>
-        <w:pStyle w:val="ListNumber"/>
-      </w:pPr>
-      <w:r>
-        <w:t>Illegalt avverkat virke.</w:t>
-      </w:r>
-    </w:p>
-    <w:p>
-      <w:pPr>
-        <w:pStyle w:val="ListNumber"/>
-      </w:pPr>
-      <w:r>
-        <w:t>...</w:t>
-      </w:r>
-    </w:p>
-    <w:p>
-      <w:pPr>
-        <w:pStyle w:val="ListNumber"/>
-      </w:pPr>
-      <w:r>
-        <w:t>Virke från avverkningar som hotar höga naturvärden.</w:t>
-      </w:r>
-    </w:p>
-    <w:p>
-      <w:pPr>
-        <w:pStyle w:val="ListNumber"/>
-      </w:pPr>
-      <w:r>
-        <w:t>Virke från skog som konverteras till plantager eller icke-skogligt bruk.</w:t>
-      </w:r>
-    </w:p>
-    <w:p>
-      <w:pPr>
-        <w:pStyle w:val="ListBullet"/>
-      </w:pPr>
-      <w:r>
-        <w:rPr>
-          <w:b/>
-          <w:i/>
-        </w:rPr>
-        <w:t xml:space="preserve">Kommentar: </w:t>
-      </w:r>
-      <w:r>
-        <w:rPr>
-          <w:i/>
-        </w:rPr>
-        <w:t>Avverkning av skog med höga naturvärden samt skada på fridlysta arter strider både mot FSC Controlled Wood-standarden och FSC:s policy for associerade organisationer.</w:t>
-      </w:r>
-    </w:p>
-    <w:p>
-      <w:pPr>
-        <w:pStyle w:val="Heading1"/>
-      </w:pPr>
-      <w:r>
-        <w:t>Ur PEFC-standarden gällande lagefterlevnad</w:t>
-      </w:r>
-    </w:p>
-    <w:p>
-      <w:r>
-        <w:t>PEFC-standarden förutsätter att tillämplig svensk lagstiftning följs. Det är utsedd tillsynsmyndighet som ansvarar för tillsyn av lagens efterlevnad. PEFC-standarden återger innehållet i vissa certifieringskritiska lag- och föreskriftskrav vilka ska ingå i granskning av PEFC-systemets efterlevnad.</w:t>
-      </w:r>
-    </w:p>
-    <w:p>
-      <w:pPr>
-        <w:pStyle w:val="ListBullet"/>
-      </w:pPr>
-      <w:r>
-        <w:rPr>
-          <w:b/>
-          <w:i/>
-        </w:rPr>
-        <w:t xml:space="preserve">Kommentar: </w:t>
-      </w:r>
-      <w:r>
-        <w:rPr>
-          <w:i/>
-        </w:rPr>
-        <w:t>I den avverkningsanmälda skogen har fridlysta arter sina livsmiljöer och växtplatser. Att skada de fridlysta arternas livsmiljöer, växtplatser eller ekologiska funktion är inte tillåtet enligt artskyddsförordningen</w:t>
-      </w:r>
-    </w:p>
-    <w:p>
-      <w:r>
-        <w:br w:type="page"/>
-      </w:r>
-    </w:p>
-    <w:p>
-      <w:pPr>
-        <w:pStyle w:val="Title"/>
-      </w:pPr>
-      <w:r>
-        <w:t>BILAGA 1 –</w:t>
-        <w:br/>
-        <w:t>Fridlysta och rödlistade arter</w:t>
-      </w:r>
-    </w:p>
-    <w:p>
-      <w:pPr>
-        <w:pStyle w:val="Heading1"/>
-      </w:pPr>
-      <w:r>
-        <w:t>Lunglav – ekologi samt krav på livsmiljön</w:t>
-      </w:r>
-    </w:p>
-    <w:p>
-      <w:r>
-        <w:t xml:space="preserve">Lunglav (NT) är en av vårt lands främsta signalarter som överallt indikerar gamla lövträd, skogsbestånd med höga naturvärden och ekosystem med lång skoglig kontinuitet. Lokalt kan förekomsten vara mycket riklig men den hittas nästan enbart i gamla och ej slutavverkade skogar. Artens samtliga förekomster bör uppmärksammas från naturvårdssynpunkt, då många lokaler även hyser andra ovanliga och rödlistade arter, däribland de sällsynta lavparasiterna lunglavshårprick (CR), </w:t>
-      </w:r>
-      <w:r>
-        <w:rPr>
-          <w:i/>
-        </w:rPr>
-        <w:t>Abrothallus diederichii</w:t>
-      </w:r>
-      <w:r>
-        <w:t xml:space="preserve"> (VU), </w:t>
-      </w:r>
-      <w:r>
-        <w:rPr>
-          <w:i/>
-        </w:rPr>
-        <w:t>Abrothallus lobariae</w:t>
-      </w:r>
-      <w:r>
-        <w:t xml:space="preserve"> (VU), </w:t>
-      </w:r>
-      <w:r>
-        <w:rPr>
-          <w:i/>
-        </w:rPr>
-        <w:t>Calycina lobariae</w:t>
-      </w:r>
-      <w:r>
-        <w:t xml:space="preserve"> (VU), lunglavsknapp (VU) och skrovelmössing (VU), som växer på lunglav. Rikliga förekomster med lunglav bör skyddas med biotopskydd, frivilliga avsättningar eller reservat (SLU Artdatabanken, 2026; Nitare &amp; Skogsstyrelsen, 2019).</w:t>
-      </w:r>
-    </w:p>
-    <w:p>
-      <w:r>
-        <w:t xml:space="preserve">Lunglav är typisk art för </w:t>
-      </w:r>
-      <w:r>
-        <w:rPr>
-          <w:i/>
-        </w:rPr>
-        <w:t>9010 Taiga, 9020 Nordlig ädellövskog, 9110 Näringsfattig bokskog, 9130 Näringsrik bokskog, 9160 Näringsrik ekskog, 9180 Ädellövskog i branter, 9190 Näringsfattig ekskog, 9070 Trädklädd betesmark, 9040 Fjällbjörkskog</w:t>
-      </w:r>
-      <w:r>
-        <w:t xml:space="preserve"> och</w:t>
-      </w:r>
-      <w:r>
-        <w:rPr>
-          <w:i/>
-        </w:rPr>
-        <w:t xml:space="preserve"> 6530 Lövängar</w:t>
-      </w:r>
-      <w:r>
-        <w:t xml:space="preserve"> (SLU Artdatabanken, 2026).</w:t>
-      </w:r>
-    </w:p>
-    <w:p>
-      <w:pPr>
-        <w:pStyle w:val="Heading2"/>
-      </w:pPr>
-      <w:r>
-        <w:t>Referenser – lunglav</w:t>
-      </w:r>
-    </w:p>
-    <w:p>
-      <w:r>
-        <w:t xml:space="preserve">Nitare, J. och Skogsstyrelsen, 2019. </w:t>
-      </w:r>
-      <w:r>
-        <w:rPr>
-          <w:i/>
-        </w:rPr>
-        <w:t xml:space="preserve">Skyddsvärd skog – Naturvårdsarter och andra kriterier för naturvärdesbedömning. </w:t>
-      </w:r>
-      <w:r>
-        <w:t>Skogsstyrelsen.</w:t>
+        <w:t xml:space="preserve">Vägledning för hänsyn till spillkråka. </w:t>
+      </w:r>
+      <w:r>
+        <w:t>Vägledningar och kunskapsstöd artskydd – Skogsstyrelsen.</w:t>
       </w:r>
     </w:p>
     <w:p>
@@ -922,7 +997,7 @@
 </file>
 
 <file path=word/endnotes.xml><?xml version="1.0" encoding="utf-8"?>
-<w:endnotes xmlns:wpc="http://schemas.microsoft.com/office/word/2010/wordprocessingCanvas" xmlns:cx="http://schemas.microsoft.com/office/drawing/2014/chartex" xmlns:cx1="http://schemas.microsoft.com/office/drawing/2015/9/8/chartex" xmlns:cx2="http://schemas.microsoft.com/office/drawing/2015/10/21/chartex" xmlns:cx3="http://schemas.microsoft.com/office/drawing/2016/5/9/chartex" xmlns:cx4="http://schemas.microsoft.com/office/drawing/2016/5/10/chartex" xmlns:cx5="http://schemas.microsoft.com/office/drawing/2016/5/11/chartex" xmlns:cx6="http://schemas.microsoft.com/office/drawing/2016/5/12/chartex" xmlns:cx7="http://schemas.microsoft.com/office/drawing/2016/5/13/chartex" xmlns:cx8="http://schemas.microsoft.com/office/drawing/2016/5/14/chartex" xmlns:mc="http://schemas.openxmlformats.org/markup-compatibility/2006" xmlns:aink="http://schemas.microsoft.com/office/drawing/2016/ink" xmlns:am3d="http://schemas.microsoft.com/office/drawing/2017/model3d" xmlns:o="urn:schemas-microsoft-com:office:office" xmlns:oel="http://schemas.microsoft.com/office/2019/extlst" xmlns:r="http://schemas.openxmlformats.org/officeDocument/2006/relationships" xmlns:m="http://schemas.openxmlformats.org/officeDocument/2006/math" xmlns:v="urn:schemas-microsoft-com:vml" xmlns:wp14="http://schemas.microsoft.com/office/word/2010/wordprocessingDrawing" xmlns:wp="http://schemas.openxmlformats.org/drawingml/2006/wordprocessingDrawing" xmlns:w10="urn:schemas-microsoft-com:office:word" xmlns:w="http://schemas.openxmlformats.org/wordprocessingml/2006/main" xmlns:w14="http://schemas.microsoft.com/office/word/2010/wordml" xmlns:w15="http://schemas.microsoft.com/office/word/2012/wordml" xmlns:w16cex="http://schemas.microsoft.com/office/word/2018/wordml/cex" xmlns:w16cid="http://schemas.microsoft.com/office/word/2016/wordml/cid" xmlns:w16="http://schemas.microsoft.com/office/word/2018/wordml" xmlns:w16sdtdh="http://schemas.microsoft.com/office/word/2020/wordml/sdtdatahash" xmlns:w16se="http://schemas.microsoft.com/office/word/2015/wordml/symex" xmlns:wpg="http://schemas.microsoft.com/office/word/2010/wordprocessingGroup" xmlns:wpi="http://schemas.microsoft.com/office/word/2010/wordprocessingInk" xmlns:wne="http://schemas.microsoft.com/office/word/2006/wordml" xmlns:wps="http://schemas.microsoft.com/office/word/2010/wordprocessingShape" mc:Ignorable="w14 w15 w16se w16cid w16 w16cex w16sdtdh wp14">
+<w:endnotes xmlns:wpc="http://schemas.microsoft.com/office/word/2010/wordprocessingCanvas" xmlns:cx="http://schemas.microsoft.com/office/drawing/2014/chartex" xmlns:cx1="http://schemas.microsoft.com/office/drawing/2015/9/8/chartex" xmlns:cx2="http://schemas.microsoft.com/office/drawing/2015/10/21/chartex" xmlns:cx3="http://schemas.microsoft.com/office/drawing/2016/5/9/chartex" xmlns:cx4="http://schemas.microsoft.com/office/drawing/2016/5/10/chartex" xmlns:cx5="http://schemas.microsoft.com/office/drawing/2016/5/11/chartex" xmlns:cx6="http://schemas.microsoft.com/office/drawing/2016/5/12/chartex" xmlns:cx7="http://schemas.microsoft.com/office/drawing/2016/5/13/chartex" xmlns:cx8="http://schemas.microsoft.com/office/drawing/2016/5/14/chartex" xmlns:mc="http://schemas.openxmlformats.org/markup-compatibility/2006" xmlns:aink="http://schemas.microsoft.com/office/drawing/2016/ink" xmlns:am3d="http://schemas.microsoft.com/office/drawing/2017/model3d" xmlns:o="urn:schemas-microsoft-com:office:office" xmlns:oel="http://schemas.microsoft.com/office/2019/extlst" xmlns:r="http://schemas.openxmlformats.org/officeDocument/2006/relationships" xmlns:m="http://schemas.openxmlformats.org/officeDocument/2006/math" xmlns:v="urn:schemas-microsoft-com:vml" xmlns:wp14="http://schemas.microsoft.com/office/word/2010/wordprocessingDrawing" xmlns:wp="http://schemas.openxmlformats.org/drawingml/2006/wordprocessingDrawing" xmlns:w10="urn:schemas-microsoft-com:office:word" xmlns:w="http://schemas.openxmlformats.org/wordprocessingml/2006/main" xmlns:w14="http://schemas.microsoft.com/office/word/2010/wordml" xmlns:w15="http://schemas.microsoft.com/office/word/2012/wordml" xmlns:w16cex="http://schemas.microsoft.com/office/word/2018/wordml/cex" xmlns:w16cid="http://schemas.microsoft.com/office/word/2016/wordml/cid" xmlns:w16="http://schemas.microsoft.com/office/word/2018/wordml" xmlns:w16du="http://schemas.microsoft.com/office/word/2023/wordml/word16du" xmlns:w16sdtdh="http://schemas.microsoft.com/office/word/2020/wordml/sdtdatahash" xmlns:w16sdtfl="http://schemas.microsoft.com/office/word/2024/wordml/sdtformatlock" xmlns:w16se="http://schemas.microsoft.com/office/word/2015/wordml/symex" xmlns:wpg="http://schemas.microsoft.com/office/word/2010/wordprocessingGroup" xmlns:wpi="http://schemas.microsoft.com/office/word/2010/wordprocessingInk" xmlns:wne="http://schemas.microsoft.com/office/word/2006/wordml" xmlns:wps="http://schemas.microsoft.com/office/word/2010/wordprocessingShape" mc:Ignorable="w14 w15 w16se w16cid w16 w16cex w16sdtdh w16sdtfl w16du wp14">
   <w:endnote w:type="separator" w:id="-1">
     <w:p>
       <w:pPr>
@@ -947,7 +1022,7 @@
 </file>
 
 <file path=word/footer1.xml><?xml version="1.0" encoding="utf-8"?>
-<w:ftr xmlns:wpc="http://schemas.microsoft.com/office/word/2010/wordprocessingCanvas" xmlns:cx="http://schemas.microsoft.com/office/drawing/2014/chartex" xmlns:cx1="http://schemas.microsoft.com/office/drawing/2015/9/8/chartex" xmlns:cx2="http://schemas.microsoft.com/office/drawing/2015/10/21/chartex" xmlns:cx3="http://schemas.microsoft.com/office/drawing/2016/5/9/chartex" xmlns:cx4="http://schemas.microsoft.com/office/drawing/2016/5/10/chartex" xmlns:cx5="http://schemas.microsoft.com/office/drawing/2016/5/11/chartex" xmlns:cx6="http://schemas.microsoft.com/office/drawing/2016/5/12/chartex" xmlns:cx7="http://schemas.microsoft.com/office/drawing/2016/5/13/chartex" xmlns:cx8="http://schemas.microsoft.com/office/drawing/2016/5/14/chartex" xmlns:mc="http://schemas.openxmlformats.org/markup-compatibility/2006" xmlns:aink="http://schemas.microsoft.com/office/drawing/2016/ink" xmlns:am3d="http://schemas.microsoft.com/office/drawing/2017/model3d" xmlns:o="urn:schemas-microsoft-com:office:office" xmlns:oel="http://schemas.microsoft.com/office/2019/extlst" xmlns:r="http://schemas.openxmlformats.org/officeDocument/2006/relationships" xmlns:m="http://schemas.openxmlformats.org/officeDocument/2006/math" xmlns:v="urn:schemas-microsoft-com:vml" xmlns:wp14="http://schemas.microsoft.com/office/word/2010/wordprocessingDrawing" xmlns:wp="http://schemas.openxmlformats.org/drawingml/2006/wordprocessingDrawing" xmlns:w10="urn:schemas-microsoft-com:office:word" xmlns:w="http://schemas.openxmlformats.org/wordprocessingml/2006/main" xmlns:w14="http://schemas.microsoft.com/office/word/2010/wordml" xmlns:w15="http://schemas.microsoft.com/office/word/2012/wordml" xmlns:w16cex="http://schemas.microsoft.com/office/word/2018/wordml/cex" xmlns:w16cid="http://schemas.microsoft.com/office/word/2016/wordml/cid" xmlns:w16="http://schemas.microsoft.com/office/word/2018/wordml" xmlns:w16sdtdh="http://schemas.microsoft.com/office/word/2020/wordml/sdtdatahash" xmlns:w16se="http://schemas.microsoft.com/office/word/2015/wordml/symex" xmlns:wpg="http://schemas.microsoft.com/office/word/2010/wordprocessingGroup" xmlns:wpi="http://schemas.microsoft.com/office/word/2010/wordprocessingInk" xmlns:wne="http://schemas.microsoft.com/office/word/2006/wordml" xmlns:wps="http://schemas.microsoft.com/office/word/2010/wordprocessingShape" mc:Ignorable="w14 w15 w16se w16cid w16 w16cex w16sdtdh wp14">
+<w:ftr xmlns:wpc="http://schemas.microsoft.com/office/word/2010/wordprocessingCanvas" xmlns:cx="http://schemas.microsoft.com/office/drawing/2014/chartex" xmlns:cx1="http://schemas.microsoft.com/office/drawing/2015/9/8/chartex" xmlns:cx2="http://schemas.microsoft.com/office/drawing/2015/10/21/chartex" xmlns:cx3="http://schemas.microsoft.com/office/drawing/2016/5/9/chartex" xmlns:cx4="http://schemas.microsoft.com/office/drawing/2016/5/10/chartex" xmlns:cx5="http://schemas.microsoft.com/office/drawing/2016/5/11/chartex" xmlns:cx6="http://schemas.microsoft.com/office/drawing/2016/5/12/chartex" xmlns:cx7="http://schemas.microsoft.com/office/drawing/2016/5/13/chartex" xmlns:cx8="http://schemas.microsoft.com/office/drawing/2016/5/14/chartex" xmlns:mc="http://schemas.openxmlformats.org/markup-compatibility/2006" xmlns:aink="http://schemas.microsoft.com/office/drawing/2016/ink" xmlns:am3d="http://schemas.microsoft.com/office/drawing/2017/model3d" xmlns:o="urn:schemas-microsoft-com:office:office" xmlns:oel="http://schemas.microsoft.com/office/2019/extlst" xmlns:r="http://schemas.openxmlformats.org/officeDocument/2006/relationships" xmlns:m="http://schemas.openxmlformats.org/officeDocument/2006/math" xmlns:v="urn:schemas-microsoft-com:vml" xmlns:wp14="http://schemas.microsoft.com/office/word/2010/wordprocessingDrawing" xmlns:wp="http://schemas.openxmlformats.org/drawingml/2006/wordprocessingDrawing" xmlns:w10="urn:schemas-microsoft-com:office:word" xmlns:w="http://schemas.openxmlformats.org/wordprocessingml/2006/main" xmlns:w14="http://schemas.microsoft.com/office/word/2010/wordml" xmlns:w15="http://schemas.microsoft.com/office/word/2012/wordml" xmlns:w16cex="http://schemas.microsoft.com/office/word/2018/wordml/cex" xmlns:w16cid="http://schemas.microsoft.com/office/word/2016/wordml/cid" xmlns:w16="http://schemas.microsoft.com/office/word/2018/wordml" xmlns:w16du="http://schemas.microsoft.com/office/word/2023/wordml/word16du" xmlns:w16sdtdh="http://schemas.microsoft.com/office/word/2020/wordml/sdtdatahash" xmlns:w16sdtfl="http://schemas.microsoft.com/office/word/2024/wordml/sdtformatlock" xmlns:w16se="http://schemas.microsoft.com/office/word/2015/wordml/symex" xmlns:wpg="http://schemas.microsoft.com/office/word/2010/wordprocessingGroup" xmlns:wpi="http://schemas.microsoft.com/office/word/2010/wordprocessingInk" xmlns:wne="http://schemas.microsoft.com/office/word/2006/wordml" xmlns:wps="http://schemas.microsoft.com/office/word/2010/wordprocessingShape" mc:Ignorable="w14 w15 w16se w16cid w16 w16cex w16sdtdh w16sdtfl w16du wp14">
   <w:p>
     <w:pPr>
       <w:pStyle w:val="Footer"/>
@@ -957,7 +1032,7 @@
 </file>
 
 <file path=word/footer2.xml><?xml version="1.0" encoding="utf-8"?>
-<w:ftr xmlns:wpc="http://schemas.microsoft.com/office/word/2010/wordprocessingCanvas" xmlns:cx="http://schemas.microsoft.com/office/drawing/2014/chartex" xmlns:cx1="http://schemas.microsoft.com/office/drawing/2015/9/8/chartex" xmlns:cx2="http://schemas.microsoft.com/office/drawing/2015/10/21/chartex" xmlns:cx3="http://schemas.microsoft.com/office/drawing/2016/5/9/chartex" xmlns:cx4="http://schemas.microsoft.com/office/drawing/2016/5/10/chartex" xmlns:cx5="http://schemas.microsoft.com/office/drawing/2016/5/11/chartex" xmlns:cx6="http://schemas.microsoft.com/office/drawing/2016/5/12/chartex" xmlns:cx7="http://schemas.microsoft.com/office/drawing/2016/5/13/chartex" xmlns:cx8="http://schemas.microsoft.com/office/drawing/2016/5/14/chartex" xmlns:mc="http://schemas.openxmlformats.org/markup-compatibility/2006" xmlns:aink="http://schemas.microsoft.com/office/drawing/2016/ink" xmlns:am3d="http://schemas.microsoft.com/office/drawing/2017/model3d" xmlns:o="urn:schemas-microsoft-com:office:office" xmlns:oel="http://schemas.microsoft.com/office/2019/extlst" xmlns:r="http://schemas.openxmlformats.org/officeDocument/2006/relationships" xmlns:m="http://schemas.openxmlformats.org/officeDocument/2006/math" xmlns:v="urn:schemas-microsoft-com:vml" xmlns:wp14="http://schemas.microsoft.com/office/word/2010/wordprocessingDrawing" xmlns:wp="http://schemas.openxmlformats.org/drawingml/2006/wordprocessingDrawing" xmlns:w10="urn:schemas-microsoft-com:office:word" xmlns:w="http://schemas.openxmlformats.org/wordprocessingml/2006/main" xmlns:w14="http://schemas.microsoft.com/office/word/2010/wordml" xmlns:w15="http://schemas.microsoft.com/office/word/2012/wordml" xmlns:w16cex="http://schemas.microsoft.com/office/word/2018/wordml/cex" xmlns:w16cid="http://schemas.microsoft.com/office/word/2016/wordml/cid" xmlns:w16="http://schemas.microsoft.com/office/word/2018/wordml" xmlns:w16sdtdh="http://schemas.microsoft.com/office/word/2020/wordml/sdtdatahash" xmlns:w16se="http://schemas.microsoft.com/office/word/2015/wordml/symex" xmlns:wpg="http://schemas.microsoft.com/office/word/2010/wordprocessingGroup" xmlns:wpi="http://schemas.microsoft.com/office/word/2010/wordprocessingInk" xmlns:wne="http://schemas.microsoft.com/office/word/2006/wordml" xmlns:wps="http://schemas.microsoft.com/office/word/2010/wordprocessingShape" mc:Ignorable="w14 w15 w16se w16cid w16 w16cex w16sdtdh wp14">
+<w:ftr xmlns:wpc="http://schemas.microsoft.com/office/word/2010/wordprocessingCanvas" xmlns:cx="http://schemas.microsoft.com/office/drawing/2014/chartex" xmlns:cx1="http://schemas.microsoft.com/office/drawing/2015/9/8/chartex" xmlns:cx2="http://schemas.microsoft.com/office/drawing/2015/10/21/chartex" xmlns:cx3="http://schemas.microsoft.com/office/drawing/2016/5/9/chartex" xmlns:cx4="http://schemas.microsoft.com/office/drawing/2016/5/10/chartex" xmlns:cx5="http://schemas.microsoft.com/office/drawing/2016/5/11/chartex" xmlns:cx6="http://schemas.microsoft.com/office/drawing/2016/5/12/chartex" xmlns:cx7="http://schemas.microsoft.com/office/drawing/2016/5/13/chartex" xmlns:cx8="http://schemas.microsoft.com/office/drawing/2016/5/14/chartex" xmlns:mc="http://schemas.openxmlformats.org/markup-compatibility/2006" xmlns:aink="http://schemas.microsoft.com/office/drawing/2016/ink" xmlns:am3d="http://schemas.microsoft.com/office/drawing/2017/model3d" xmlns:o="urn:schemas-microsoft-com:office:office" xmlns:oel="http://schemas.microsoft.com/office/2019/extlst" xmlns:r="http://schemas.openxmlformats.org/officeDocument/2006/relationships" xmlns:m="http://schemas.openxmlformats.org/officeDocument/2006/math" xmlns:v="urn:schemas-microsoft-com:vml" xmlns:wp14="http://schemas.microsoft.com/office/word/2010/wordprocessingDrawing" xmlns:wp="http://schemas.openxmlformats.org/drawingml/2006/wordprocessingDrawing" xmlns:w10="urn:schemas-microsoft-com:office:word" xmlns:w="http://schemas.openxmlformats.org/wordprocessingml/2006/main" xmlns:w14="http://schemas.microsoft.com/office/word/2010/wordml" xmlns:w15="http://schemas.microsoft.com/office/word/2012/wordml" xmlns:w16cex="http://schemas.microsoft.com/office/word/2018/wordml/cex" xmlns:w16cid="http://schemas.microsoft.com/office/word/2016/wordml/cid" xmlns:w16="http://schemas.microsoft.com/office/word/2018/wordml" xmlns:w16du="http://schemas.microsoft.com/office/word/2023/wordml/word16du" xmlns:w16sdtdh="http://schemas.microsoft.com/office/word/2020/wordml/sdtdatahash" xmlns:w16sdtfl="http://schemas.microsoft.com/office/word/2024/wordml/sdtformatlock" xmlns:w16se="http://schemas.microsoft.com/office/word/2015/wordml/symex" xmlns:wpg="http://schemas.microsoft.com/office/word/2010/wordprocessingGroup" xmlns:wpi="http://schemas.microsoft.com/office/word/2010/wordprocessingInk" xmlns:wne="http://schemas.microsoft.com/office/word/2006/wordml" xmlns:wps="http://schemas.microsoft.com/office/word/2010/wordprocessingShape" mc:Ignorable="w14 w15 w16se w16cid w16 w16cex w16sdtdh w16sdtfl w16du wp14">
   <w:p>
     <w:pPr>
       <w:pStyle w:val="Footer"/>
@@ -967,7 +1042,7 @@
 </file>
 
 <file path=word/footer3.xml><?xml version="1.0" encoding="utf-8"?>
-<w:ftr xmlns:wpc="http://schemas.microsoft.com/office/word/2010/wordprocessingCanvas" xmlns:cx="http://schemas.microsoft.com/office/drawing/2014/chartex" xmlns:cx1="http://schemas.microsoft.com/office/drawing/2015/9/8/chartex" xmlns:cx2="http://schemas.microsoft.com/office/drawing/2015/10/21/chartex" xmlns:cx3="http://schemas.microsoft.com/office/drawing/2016/5/9/chartex" xmlns:cx4="http://schemas.microsoft.com/office/drawing/2016/5/10/chartex" xmlns:cx5="http://schemas.microsoft.com/office/drawing/2016/5/11/chartex" xmlns:cx6="http://schemas.microsoft.com/office/drawing/2016/5/12/chartex" xmlns:cx7="http://schemas.microsoft.com/office/drawing/2016/5/13/chartex" xmlns:cx8="http://schemas.microsoft.com/office/drawing/2016/5/14/chartex" xmlns:mc="http://schemas.openxmlformats.org/markup-compatibility/2006" xmlns:aink="http://schemas.microsoft.com/office/drawing/2016/ink" xmlns:am3d="http://schemas.microsoft.com/office/drawing/2017/model3d" xmlns:o="urn:schemas-microsoft-com:office:office" xmlns:oel="http://schemas.microsoft.com/office/2019/extlst" xmlns:r="http://schemas.openxmlformats.org/officeDocument/2006/relationships" xmlns:m="http://schemas.openxmlformats.org/officeDocument/2006/math" xmlns:v="urn:schemas-microsoft-com:vml" xmlns:wp14="http://schemas.microsoft.com/office/word/2010/wordprocessingDrawing" xmlns:wp="http://schemas.openxmlformats.org/drawingml/2006/wordprocessingDrawing" xmlns:w10="urn:schemas-microsoft-com:office:word" xmlns:w="http://schemas.openxmlformats.org/wordprocessingml/2006/main" xmlns:w14="http://schemas.microsoft.com/office/word/2010/wordml" xmlns:w15="http://schemas.microsoft.com/office/word/2012/wordml" xmlns:w16cex="http://schemas.microsoft.com/office/word/2018/wordml/cex" xmlns:w16cid="http://schemas.microsoft.com/office/word/2016/wordml/cid" xmlns:w16="http://schemas.microsoft.com/office/word/2018/wordml" xmlns:w16sdtdh="http://schemas.microsoft.com/office/word/2020/wordml/sdtdatahash" xmlns:w16se="http://schemas.microsoft.com/office/word/2015/wordml/symex" xmlns:wpg="http://schemas.microsoft.com/office/word/2010/wordprocessingGroup" xmlns:wpi="http://schemas.microsoft.com/office/word/2010/wordprocessingInk" xmlns:wne="http://schemas.microsoft.com/office/word/2006/wordml" xmlns:wps="http://schemas.microsoft.com/office/word/2010/wordprocessingShape" mc:Ignorable="w14 w15 w16se w16cid w16 w16cex w16sdtdh wp14">
+<w:ftr xmlns:wpc="http://schemas.microsoft.com/office/word/2010/wordprocessingCanvas" xmlns:cx="http://schemas.microsoft.com/office/drawing/2014/chartex" xmlns:cx1="http://schemas.microsoft.com/office/drawing/2015/9/8/chartex" xmlns:cx2="http://schemas.microsoft.com/office/drawing/2015/10/21/chartex" xmlns:cx3="http://schemas.microsoft.com/office/drawing/2016/5/9/chartex" xmlns:cx4="http://schemas.microsoft.com/office/drawing/2016/5/10/chartex" xmlns:cx5="http://schemas.microsoft.com/office/drawing/2016/5/11/chartex" xmlns:cx6="http://schemas.microsoft.com/office/drawing/2016/5/12/chartex" xmlns:cx7="http://schemas.microsoft.com/office/drawing/2016/5/13/chartex" xmlns:cx8="http://schemas.microsoft.com/office/drawing/2016/5/14/chartex" xmlns:mc="http://schemas.openxmlformats.org/markup-compatibility/2006" xmlns:aink="http://schemas.microsoft.com/office/drawing/2016/ink" xmlns:am3d="http://schemas.microsoft.com/office/drawing/2017/model3d" xmlns:o="urn:schemas-microsoft-com:office:office" xmlns:oel="http://schemas.microsoft.com/office/2019/extlst" xmlns:r="http://schemas.openxmlformats.org/officeDocument/2006/relationships" xmlns:m="http://schemas.openxmlformats.org/officeDocument/2006/math" xmlns:v="urn:schemas-microsoft-com:vml" xmlns:wp14="http://schemas.microsoft.com/office/word/2010/wordprocessingDrawing" xmlns:wp="http://schemas.openxmlformats.org/drawingml/2006/wordprocessingDrawing" xmlns:w10="urn:schemas-microsoft-com:office:word" xmlns:w="http://schemas.openxmlformats.org/wordprocessingml/2006/main" xmlns:w14="http://schemas.microsoft.com/office/word/2010/wordml" xmlns:w15="http://schemas.microsoft.com/office/word/2012/wordml" xmlns:w16cex="http://schemas.microsoft.com/office/word/2018/wordml/cex" xmlns:w16cid="http://schemas.microsoft.com/office/word/2016/wordml/cid" xmlns:w16="http://schemas.microsoft.com/office/word/2018/wordml" xmlns:w16du="http://schemas.microsoft.com/office/word/2023/wordml/word16du" xmlns:w16sdtdh="http://schemas.microsoft.com/office/word/2020/wordml/sdtdatahash" xmlns:w16sdtfl="http://schemas.microsoft.com/office/word/2024/wordml/sdtformatlock" xmlns:w16se="http://schemas.microsoft.com/office/word/2015/wordml/symex" xmlns:wpg="http://schemas.microsoft.com/office/word/2010/wordprocessingGroup" xmlns:wpi="http://schemas.microsoft.com/office/word/2010/wordprocessingInk" xmlns:wne="http://schemas.microsoft.com/office/word/2006/wordml" xmlns:wps="http://schemas.microsoft.com/office/word/2010/wordprocessingShape" mc:Ignorable="w14 w15 w16se w16cid w16 w16cex w16sdtdh w16sdtfl w16du wp14">
   <w:p>
     <w:pPr>
       <w:pStyle w:val="Footer"/>
@@ -977,7 +1052,7 @@
 </file>
 
 <file path=word/footnotes.xml><?xml version="1.0" encoding="utf-8"?>
-<w:footnotes xmlns:wpc="http://schemas.microsoft.com/office/word/2010/wordprocessingCanvas" xmlns:cx="http://schemas.microsoft.com/office/drawing/2014/chartex" xmlns:cx1="http://schemas.microsoft.com/office/drawing/2015/9/8/chartex" xmlns:cx2="http://schemas.microsoft.com/office/drawing/2015/10/21/chartex" xmlns:cx3="http://schemas.microsoft.com/office/drawing/2016/5/9/chartex" xmlns:cx4="http://schemas.microsoft.com/office/drawing/2016/5/10/chartex" xmlns:cx5="http://schemas.microsoft.com/office/drawing/2016/5/11/chartex" xmlns:cx6="http://schemas.microsoft.com/office/drawing/2016/5/12/chartex" xmlns:cx7="http://schemas.microsoft.com/office/drawing/2016/5/13/chartex" xmlns:cx8="http://schemas.microsoft.com/office/drawing/2016/5/14/chartex" xmlns:mc="http://schemas.openxmlformats.org/markup-compatibility/2006" xmlns:aink="http://schemas.microsoft.com/office/drawing/2016/ink" xmlns:am3d="http://schemas.microsoft.com/office/drawing/2017/model3d" xmlns:o="urn:schemas-microsoft-com:office:office" xmlns:oel="http://schemas.microsoft.com/office/2019/extlst" xmlns:r="http://schemas.openxmlformats.org/officeDocument/2006/relationships" xmlns:m="http://schemas.openxmlformats.org/officeDocument/2006/math" xmlns:v="urn:schemas-microsoft-com:vml" xmlns:wp14="http://schemas.microsoft.com/office/word/2010/wordprocessingDrawing" xmlns:wp="http://schemas.openxmlformats.org/drawingml/2006/wordprocessingDrawing" xmlns:w10="urn:schemas-microsoft-com:office:word" xmlns:w="http://schemas.openxmlformats.org/wordprocessingml/2006/main" xmlns:w14="http://schemas.microsoft.com/office/word/2010/wordml" xmlns:w15="http://schemas.microsoft.com/office/word/2012/wordml" xmlns:w16cex="http://schemas.microsoft.com/office/word/2018/wordml/cex" xmlns:w16cid="http://schemas.microsoft.com/office/word/2016/wordml/cid" xmlns:w16="http://schemas.microsoft.com/office/word/2018/wordml" xmlns:w16sdtdh="http://schemas.microsoft.com/office/word/2020/wordml/sdtdatahash" xmlns:w16se="http://schemas.microsoft.com/office/word/2015/wordml/symex" xmlns:wpg="http://schemas.microsoft.com/office/word/2010/wordprocessingGroup" xmlns:wpi="http://schemas.microsoft.com/office/word/2010/wordprocessingInk" xmlns:wne="http://schemas.microsoft.com/office/word/2006/wordml" xmlns:wps="http://schemas.microsoft.com/office/word/2010/wordprocessingShape" mc:Ignorable="w14 w15 w16se w16cid w16 w16cex w16sdtdh wp14">
+<w:footnotes xmlns:wpc="http://schemas.microsoft.com/office/word/2010/wordprocessingCanvas" xmlns:cx="http://schemas.microsoft.com/office/drawing/2014/chartex" xmlns:cx1="http://schemas.microsoft.com/office/drawing/2015/9/8/chartex" xmlns:cx2="http://schemas.microsoft.com/office/drawing/2015/10/21/chartex" xmlns:cx3="http://schemas.microsoft.com/office/drawing/2016/5/9/chartex" xmlns:cx4="http://schemas.microsoft.com/office/drawing/2016/5/10/chartex" xmlns:cx5="http://schemas.microsoft.com/office/drawing/2016/5/11/chartex" xmlns:cx6="http://schemas.microsoft.com/office/drawing/2016/5/12/chartex" xmlns:cx7="http://schemas.microsoft.com/office/drawing/2016/5/13/chartex" xmlns:cx8="http://schemas.microsoft.com/office/drawing/2016/5/14/chartex" xmlns:mc="http://schemas.openxmlformats.org/markup-compatibility/2006" xmlns:aink="http://schemas.microsoft.com/office/drawing/2016/ink" xmlns:am3d="http://schemas.microsoft.com/office/drawing/2017/model3d" xmlns:o="urn:schemas-microsoft-com:office:office" xmlns:oel="http://schemas.microsoft.com/office/2019/extlst" xmlns:r="http://schemas.openxmlformats.org/officeDocument/2006/relationships" xmlns:m="http://schemas.openxmlformats.org/officeDocument/2006/math" xmlns:v="urn:schemas-microsoft-com:vml" xmlns:wp14="http://schemas.microsoft.com/office/word/2010/wordprocessingDrawing" xmlns:wp="http://schemas.openxmlformats.org/drawingml/2006/wordprocessingDrawing" xmlns:w10="urn:schemas-microsoft-com:office:word" xmlns:w="http://schemas.openxmlformats.org/wordprocessingml/2006/main" xmlns:w14="http://schemas.microsoft.com/office/word/2010/wordml" xmlns:w15="http://schemas.microsoft.com/office/word/2012/wordml" xmlns:w16cex="http://schemas.microsoft.com/office/word/2018/wordml/cex" xmlns:w16cid="http://schemas.microsoft.com/office/word/2016/wordml/cid" xmlns:w16="http://schemas.microsoft.com/office/word/2018/wordml" xmlns:w16du="http://schemas.microsoft.com/office/word/2023/wordml/word16du" xmlns:w16sdtdh="http://schemas.microsoft.com/office/word/2020/wordml/sdtdatahash" xmlns:w16sdtfl="http://schemas.microsoft.com/office/word/2024/wordml/sdtformatlock" xmlns:w16se="http://schemas.microsoft.com/office/word/2015/wordml/symex" xmlns:wpg="http://schemas.microsoft.com/office/word/2010/wordprocessingGroup" xmlns:wpi="http://schemas.microsoft.com/office/word/2010/wordprocessingInk" xmlns:wne="http://schemas.microsoft.com/office/word/2006/wordml" xmlns:wps="http://schemas.microsoft.com/office/word/2010/wordprocessingShape" mc:Ignorable="w14 w15 w16se w16cid w16 w16cex w16sdtdh w16sdtfl w16du wp14">
   <w:footnote w:type="separator" w:id="-1">
     <w:p>
       <w:pPr>
@@ -1002,7 +1077,7 @@
 </file>
 
 <file path=word/header1.xml><?xml version="1.0" encoding="utf-8"?>
-<w:hdr xmlns:wpc="http://schemas.microsoft.com/office/word/2010/wordprocessingCanvas" xmlns:cx="http://schemas.microsoft.com/office/drawing/2014/chartex" xmlns:cx1="http://schemas.microsoft.com/office/drawing/2015/9/8/chartex" xmlns:cx2="http://schemas.microsoft.com/office/drawing/2015/10/21/chartex" xmlns:cx3="http://schemas.microsoft.com/office/drawing/2016/5/9/chartex" xmlns:cx4="http://schemas.microsoft.com/office/drawing/2016/5/10/chartex" xmlns:cx5="http://schemas.microsoft.com/office/drawing/2016/5/11/chartex" xmlns:cx6="http://schemas.microsoft.com/office/drawing/2016/5/12/chartex" xmlns:cx7="http://schemas.microsoft.com/office/drawing/2016/5/13/chartex" xmlns:cx8="http://schemas.microsoft.com/office/drawing/2016/5/14/chartex" xmlns:mc="http://schemas.openxmlformats.org/markup-compatibility/2006" xmlns:aink="http://schemas.microsoft.com/office/drawing/2016/ink" xmlns:am3d="http://schemas.microsoft.com/office/drawing/2017/model3d" xmlns:o="urn:schemas-microsoft-com:office:office" xmlns:oel="http://schemas.microsoft.com/office/2019/extlst" xmlns:r="http://schemas.openxmlformats.org/officeDocument/2006/relationships" xmlns:m="http://schemas.openxmlformats.org/officeDocument/2006/math" xmlns:v="urn:schemas-microsoft-com:vml" xmlns:wp14="http://schemas.microsoft.com/office/word/2010/wordprocessingDrawing" xmlns:wp="http://schemas.openxmlformats.org/drawingml/2006/wordprocessingDrawing" xmlns:w10="urn:schemas-microsoft-com:office:word" xmlns:w="http://schemas.openxmlformats.org/wordprocessingml/2006/main" xmlns:w14="http://schemas.microsoft.com/office/word/2010/wordml" xmlns:w15="http://schemas.microsoft.com/office/word/2012/wordml" xmlns:w16cex="http://schemas.microsoft.com/office/word/2018/wordml/cex" xmlns:w16cid="http://schemas.microsoft.com/office/word/2016/wordml/cid" xmlns:w16="http://schemas.microsoft.com/office/word/2018/wordml" xmlns:w16sdtdh="http://schemas.microsoft.com/office/word/2020/wordml/sdtdatahash" xmlns:w16se="http://schemas.microsoft.com/office/word/2015/wordml/symex" xmlns:wpg="http://schemas.microsoft.com/office/word/2010/wordprocessingGroup" xmlns:wpi="http://schemas.microsoft.com/office/word/2010/wordprocessingInk" xmlns:wne="http://schemas.microsoft.com/office/word/2006/wordml" xmlns:wps="http://schemas.microsoft.com/office/word/2010/wordprocessingShape" mc:Ignorable="w14 w15 w16se w16cid w16 w16cex w16sdtdh wp14">
+<w:hdr xmlns:wpc="http://schemas.microsoft.com/office/word/2010/wordprocessingCanvas" xmlns:cx="http://schemas.microsoft.com/office/drawing/2014/chartex" xmlns:cx1="http://schemas.microsoft.com/office/drawing/2015/9/8/chartex" xmlns:cx2="http://schemas.microsoft.com/office/drawing/2015/10/21/chartex" xmlns:cx3="http://schemas.microsoft.com/office/drawing/2016/5/9/chartex" xmlns:cx4="http://schemas.microsoft.com/office/drawing/2016/5/10/chartex" xmlns:cx5="http://schemas.microsoft.com/office/drawing/2016/5/11/chartex" xmlns:cx6="http://schemas.microsoft.com/office/drawing/2016/5/12/chartex" xmlns:cx7="http://schemas.microsoft.com/office/drawing/2016/5/13/chartex" xmlns:cx8="http://schemas.microsoft.com/office/drawing/2016/5/14/chartex" xmlns:mc="http://schemas.openxmlformats.org/markup-compatibility/2006" xmlns:aink="http://schemas.microsoft.com/office/drawing/2016/ink" xmlns:am3d="http://schemas.microsoft.com/office/drawing/2017/model3d" xmlns:o="urn:schemas-microsoft-com:office:office" xmlns:oel="http://schemas.microsoft.com/office/2019/extlst" xmlns:r="http://schemas.openxmlformats.org/officeDocument/2006/relationships" xmlns:m="http://schemas.openxmlformats.org/officeDocument/2006/math" xmlns:v="urn:schemas-microsoft-com:vml" xmlns:wp14="http://schemas.microsoft.com/office/word/2010/wordprocessingDrawing" xmlns:wp="http://schemas.openxmlformats.org/drawingml/2006/wordprocessingDrawing" xmlns:w10="urn:schemas-microsoft-com:office:word" xmlns:w="http://schemas.openxmlformats.org/wordprocessingml/2006/main" xmlns:w14="http://schemas.microsoft.com/office/word/2010/wordml" xmlns:w15="http://schemas.microsoft.com/office/word/2012/wordml" xmlns:w16cex="http://schemas.microsoft.com/office/word/2018/wordml/cex" xmlns:w16cid="http://schemas.microsoft.com/office/word/2016/wordml/cid" xmlns:w16="http://schemas.microsoft.com/office/word/2018/wordml" xmlns:w16du="http://schemas.microsoft.com/office/word/2023/wordml/word16du" xmlns:w16sdtdh="http://schemas.microsoft.com/office/word/2020/wordml/sdtdatahash" xmlns:w16sdtfl="http://schemas.microsoft.com/office/word/2024/wordml/sdtformatlock" xmlns:w16se="http://schemas.microsoft.com/office/word/2015/wordml/symex" xmlns:wpg="http://schemas.microsoft.com/office/word/2010/wordprocessingGroup" xmlns:wpi="http://schemas.microsoft.com/office/word/2010/wordprocessingInk" xmlns:wne="http://schemas.microsoft.com/office/word/2006/wordml" xmlns:wps="http://schemas.microsoft.com/office/word/2010/wordprocessingShape" mc:Ignorable="w14 w15 w16se w16cid w16 w16cex w16sdtdh w16sdtfl w16du wp14">
   <w:p>
     <w:pPr>
       <w:pStyle w:val="Header"/>
@@ -1012,7 +1087,7 @@
 </file>
 
 <file path=word/header2.xml><?xml version="1.0" encoding="utf-8"?>
-<w:hdr xmlns:wpc="http://schemas.microsoft.com/office/word/2010/wordprocessingCanvas" xmlns:cx="http://schemas.microsoft.com/office/drawing/2014/chartex" xmlns:cx1="http://schemas.microsoft.com/office/drawing/2015/9/8/chartex" xmlns:cx2="http://schemas.microsoft.com/office/drawing/2015/10/21/chartex" xmlns:cx3="http://schemas.microsoft.com/office/drawing/2016/5/9/chartex" xmlns:cx4="http://schemas.microsoft.com/office/drawing/2016/5/10/chartex" xmlns:cx5="http://schemas.microsoft.com/office/drawing/2016/5/11/chartex" xmlns:cx6="http://schemas.microsoft.com/office/drawing/2016/5/12/chartex" xmlns:cx7="http://schemas.microsoft.com/office/drawing/2016/5/13/chartex" xmlns:cx8="http://schemas.microsoft.com/office/drawing/2016/5/14/chartex" xmlns:mc="http://schemas.openxmlformats.org/markup-compatibility/2006" xmlns:aink="http://schemas.microsoft.com/office/drawing/2016/ink" xmlns:am3d="http://schemas.microsoft.com/office/drawing/2017/model3d" xmlns:o="urn:schemas-microsoft-com:office:office" xmlns:oel="http://schemas.microsoft.com/office/2019/extlst" xmlns:r="http://schemas.openxmlformats.org/officeDocument/2006/relationships" xmlns:m="http://schemas.openxmlformats.org/officeDocument/2006/math" xmlns:v="urn:schemas-microsoft-com:vml" xmlns:wp14="http://schemas.microsoft.com/office/word/2010/wordprocessingDrawing" xmlns:wp="http://schemas.openxmlformats.org/drawingml/2006/wordprocessingDrawing" xmlns:w10="urn:schemas-microsoft-com:office:word" xmlns:w="http://schemas.openxmlformats.org/wordprocessingml/2006/main" xmlns:w14="http://schemas.microsoft.com/office/word/2010/wordml" xmlns:w15="http://schemas.microsoft.com/office/word/2012/wordml" xmlns:w16cex="http://schemas.microsoft.com/office/word/2018/wordml/cex" xmlns:w16cid="http://schemas.microsoft.com/office/word/2016/wordml/cid" xmlns:w16="http://schemas.microsoft.com/office/word/2018/wordml" xmlns:w16sdtdh="http://schemas.microsoft.com/office/word/2020/wordml/sdtdatahash" xmlns:w16se="http://schemas.microsoft.com/office/word/2015/wordml/symex" xmlns:wpg="http://schemas.microsoft.com/office/word/2010/wordprocessingGroup" xmlns:wpi="http://schemas.microsoft.com/office/word/2010/wordprocessingInk" xmlns:wne="http://schemas.microsoft.com/office/word/2006/wordml" xmlns:wps="http://schemas.microsoft.com/office/word/2010/wordprocessingShape" mc:Ignorable="w14 w15 w16se w16cid w16 w16cex w16sdtdh wp14">
+<w:hdr xmlns:wpc="http://schemas.microsoft.com/office/word/2010/wordprocessingCanvas" xmlns:cx="http://schemas.microsoft.com/office/drawing/2014/chartex" xmlns:cx1="http://schemas.microsoft.com/office/drawing/2015/9/8/chartex" xmlns:cx2="http://schemas.microsoft.com/office/drawing/2015/10/21/chartex" xmlns:cx3="http://schemas.microsoft.com/office/drawing/2016/5/9/chartex" xmlns:cx4="http://schemas.microsoft.com/office/drawing/2016/5/10/chartex" xmlns:cx5="http://schemas.microsoft.com/office/drawing/2016/5/11/chartex" xmlns:cx6="http://schemas.microsoft.com/office/drawing/2016/5/12/chartex" xmlns:cx7="http://schemas.microsoft.com/office/drawing/2016/5/13/chartex" xmlns:cx8="http://schemas.microsoft.com/office/drawing/2016/5/14/chartex" xmlns:mc="http://schemas.openxmlformats.org/markup-compatibility/2006" xmlns:aink="http://schemas.microsoft.com/office/drawing/2016/ink" xmlns:am3d="http://schemas.microsoft.com/office/drawing/2017/model3d" xmlns:o="urn:schemas-microsoft-com:office:office" xmlns:oel="http://schemas.microsoft.com/office/2019/extlst" xmlns:r="http://schemas.openxmlformats.org/officeDocument/2006/relationships" xmlns:m="http://schemas.openxmlformats.org/officeDocument/2006/math" xmlns:v="urn:schemas-microsoft-com:vml" xmlns:wp14="http://schemas.microsoft.com/office/word/2010/wordprocessingDrawing" xmlns:wp="http://schemas.openxmlformats.org/drawingml/2006/wordprocessingDrawing" xmlns:w10="urn:schemas-microsoft-com:office:word" xmlns:w="http://schemas.openxmlformats.org/wordprocessingml/2006/main" xmlns:w14="http://schemas.microsoft.com/office/word/2010/wordml" xmlns:w15="http://schemas.microsoft.com/office/word/2012/wordml" xmlns:w16cex="http://schemas.microsoft.com/office/word/2018/wordml/cex" xmlns:w16cid="http://schemas.microsoft.com/office/word/2016/wordml/cid" xmlns:w16="http://schemas.microsoft.com/office/word/2018/wordml" xmlns:w16du="http://schemas.microsoft.com/office/word/2023/wordml/word16du" xmlns:w16sdtdh="http://schemas.microsoft.com/office/word/2020/wordml/sdtdatahash" xmlns:w16sdtfl="http://schemas.microsoft.com/office/word/2024/wordml/sdtformatlock" xmlns:w16se="http://schemas.microsoft.com/office/word/2015/wordml/symex" xmlns:wpg="http://schemas.microsoft.com/office/word/2010/wordprocessingGroup" xmlns:wpi="http://schemas.microsoft.com/office/word/2010/wordprocessingInk" xmlns:wne="http://schemas.microsoft.com/office/word/2006/wordml" xmlns:wps="http://schemas.microsoft.com/office/word/2010/wordprocessingShape" mc:Ignorable="w14 w15 w16se w16cid w16 w16cex w16sdtdh w16sdtfl w16du wp14">
   <w:p>
     <w:pPr>
       <w:pStyle w:val="Header"/>
@@ -1023,7 +1098,7 @@
 </file>
 
 <file path=word/header3.xml><?xml version="1.0" encoding="utf-8"?>
-<w:hdr xmlns:wpc="http://schemas.microsoft.com/office/word/2010/wordprocessingCanvas" xmlns:cx="http://schemas.microsoft.com/office/drawing/2014/chartex" xmlns:cx1="http://schemas.microsoft.com/office/drawing/2015/9/8/chartex" xmlns:cx2="http://schemas.microsoft.com/office/drawing/2015/10/21/chartex" xmlns:cx3="http://schemas.microsoft.com/office/drawing/2016/5/9/chartex" xmlns:cx4="http://schemas.microsoft.com/office/drawing/2016/5/10/chartex" xmlns:cx5="http://schemas.microsoft.com/office/drawing/2016/5/11/chartex" xmlns:cx6="http://schemas.microsoft.com/office/drawing/2016/5/12/chartex" xmlns:cx7="http://schemas.microsoft.com/office/drawing/2016/5/13/chartex" xmlns:cx8="http://schemas.microsoft.com/office/drawing/2016/5/14/chartex" xmlns:mc="http://schemas.openxmlformats.org/markup-compatibility/2006" xmlns:aink="http://schemas.microsoft.com/office/drawing/2016/ink" xmlns:am3d="http://schemas.microsoft.com/office/drawing/2017/model3d" xmlns:o="urn:schemas-microsoft-com:office:office" xmlns:oel="http://schemas.microsoft.com/office/2019/extlst" xmlns:r="http://schemas.openxmlformats.org/officeDocument/2006/relationships" xmlns:m="http://schemas.openxmlformats.org/officeDocument/2006/math" xmlns:v="urn:schemas-microsoft-com:vml" xmlns:wp14="http://schemas.microsoft.com/office/word/2010/wordprocessingDrawing" xmlns:wp="http://schemas.openxmlformats.org/drawingml/2006/wordprocessingDrawing" xmlns:w10="urn:schemas-microsoft-com:office:word" xmlns:w="http://schemas.openxmlformats.org/wordprocessingml/2006/main" xmlns:w14="http://schemas.microsoft.com/office/word/2010/wordml" xmlns:w15="http://schemas.microsoft.com/office/word/2012/wordml" xmlns:w16cex="http://schemas.microsoft.com/office/word/2018/wordml/cex" xmlns:w16cid="http://schemas.microsoft.com/office/word/2016/wordml/cid" xmlns:w16="http://schemas.microsoft.com/office/word/2018/wordml" xmlns:w16sdtdh="http://schemas.microsoft.com/office/word/2020/wordml/sdtdatahash" xmlns:w16se="http://schemas.microsoft.com/office/word/2015/wordml/symex" xmlns:wpg="http://schemas.microsoft.com/office/word/2010/wordprocessingGroup" xmlns:wpi="http://schemas.microsoft.com/office/word/2010/wordprocessingInk" xmlns:wne="http://schemas.microsoft.com/office/word/2006/wordml" xmlns:wps="http://schemas.microsoft.com/office/word/2010/wordprocessingShape" mc:Ignorable="w14 w15 w16se w16cid w16 w16cex w16sdtdh wp14">
+<w:hdr xmlns:wpc="http://schemas.microsoft.com/office/word/2010/wordprocessingCanvas" xmlns:cx="http://schemas.microsoft.com/office/drawing/2014/chartex" xmlns:cx1="http://schemas.microsoft.com/office/drawing/2015/9/8/chartex" xmlns:cx2="http://schemas.microsoft.com/office/drawing/2015/10/21/chartex" xmlns:cx3="http://schemas.microsoft.com/office/drawing/2016/5/9/chartex" xmlns:cx4="http://schemas.microsoft.com/office/drawing/2016/5/10/chartex" xmlns:cx5="http://schemas.microsoft.com/office/drawing/2016/5/11/chartex" xmlns:cx6="http://schemas.microsoft.com/office/drawing/2016/5/12/chartex" xmlns:cx7="http://schemas.microsoft.com/office/drawing/2016/5/13/chartex" xmlns:cx8="http://schemas.microsoft.com/office/drawing/2016/5/14/chartex" xmlns:mc="http://schemas.openxmlformats.org/markup-compatibility/2006" xmlns:aink="http://schemas.microsoft.com/office/drawing/2016/ink" xmlns:am3d="http://schemas.microsoft.com/office/drawing/2017/model3d" xmlns:o="urn:schemas-microsoft-com:office:office" xmlns:oel="http://schemas.microsoft.com/office/2019/extlst" xmlns:r="http://schemas.openxmlformats.org/officeDocument/2006/relationships" xmlns:m="http://schemas.openxmlformats.org/officeDocument/2006/math" xmlns:v="urn:schemas-microsoft-com:vml" xmlns:wp14="http://schemas.microsoft.com/office/word/2010/wordprocessingDrawing" xmlns:wp="http://schemas.openxmlformats.org/drawingml/2006/wordprocessingDrawing" xmlns:w10="urn:schemas-microsoft-com:office:word" xmlns:w="http://schemas.openxmlformats.org/wordprocessingml/2006/main" xmlns:w14="http://schemas.microsoft.com/office/word/2010/wordml" xmlns:w15="http://schemas.microsoft.com/office/word/2012/wordml" xmlns:w16cex="http://schemas.microsoft.com/office/word/2018/wordml/cex" xmlns:w16cid="http://schemas.microsoft.com/office/word/2016/wordml/cid" xmlns:w16="http://schemas.microsoft.com/office/word/2018/wordml" xmlns:w16du="http://schemas.microsoft.com/office/word/2023/wordml/word16du" xmlns:w16sdtdh="http://schemas.microsoft.com/office/word/2020/wordml/sdtdatahash" xmlns:w16sdtfl="http://schemas.microsoft.com/office/word/2024/wordml/sdtformatlock" xmlns:w16se="http://schemas.microsoft.com/office/word/2015/wordml/symex" xmlns:wpg="http://schemas.microsoft.com/office/word/2010/wordprocessingGroup" xmlns:wpi="http://schemas.microsoft.com/office/word/2010/wordprocessingInk" xmlns:wne="http://schemas.microsoft.com/office/word/2006/wordml" xmlns:wps="http://schemas.microsoft.com/office/word/2010/wordprocessingShape" mc:Ignorable="w14 w15 w16se w16cid w16 w16cex w16sdtdh w16sdtfl w16du wp14">
   <w:p>
     <w:pPr>
       <w:pStyle w:val="Header"/>
@@ -1032,7 +1107,7 @@
     <w:r>
       <w:tab/>
       <w:tab/>
-      <w:t>2026-06-17</w:t>
+      <w:t>2026-06-18</w:t>
       <w:br/>
       <w:br/>
     </w:r>
@@ -1049,7 +1124,7 @@
 </file>
 
 <file path=word/numbering.xml><?xml version="1.0" encoding="utf-8"?>
-<w:numbering xmlns:wpc="http://schemas.microsoft.com/office/word/2010/wordprocessingCanvas" xmlns:cx="http://schemas.microsoft.com/office/drawing/2014/chartex" xmlns:cx1="http://schemas.microsoft.com/office/drawing/2015/9/8/chartex" xmlns:cx2="http://schemas.microsoft.com/office/drawing/2015/10/21/chartex" xmlns:cx3="http://schemas.microsoft.com/office/drawing/2016/5/9/chartex" xmlns:cx4="http://schemas.microsoft.com/office/drawing/2016/5/10/chartex" xmlns:cx5="http://schemas.microsoft.com/office/drawing/2016/5/11/chartex" xmlns:cx6="http://schemas.microsoft.com/office/drawing/2016/5/12/chartex" xmlns:cx7="http://schemas.microsoft.com/office/drawing/2016/5/13/chartex" xmlns:cx8="http://schemas.microsoft.com/office/drawing/2016/5/14/chartex" xmlns:mc="http://schemas.openxmlformats.org/markup-compatibility/2006" xmlns:aink="http://schemas.microsoft.com/office/drawing/2016/ink" xmlns:am3d="http://schemas.microsoft.com/office/drawing/2017/model3d" xmlns:o="urn:schemas-microsoft-com:office:office" xmlns:oel="http://schemas.microsoft.com/office/2019/extlst" xmlns:r="http://schemas.openxmlformats.org/officeDocument/2006/relationships" xmlns:m="http://schemas.openxmlformats.org/officeDocument/2006/math" xmlns:v="urn:schemas-microsoft-com:vml" xmlns:wp14="http://schemas.microsoft.com/office/word/2010/wordprocessingDrawing" xmlns:wp="http://schemas.openxmlformats.org/drawingml/2006/wordprocessingDrawing" xmlns:w10="urn:schemas-microsoft-com:office:word" xmlns:w="http://schemas.openxmlformats.org/wordprocessingml/2006/main" xmlns:w14="http://schemas.microsoft.com/office/word/2010/wordml" xmlns:w15="http://schemas.microsoft.com/office/word/2012/wordml" xmlns:w16cex="http://schemas.microsoft.com/office/word/2018/wordml/cex" xmlns:w16cid="http://schemas.microsoft.com/office/word/2016/wordml/cid" xmlns:w16="http://schemas.microsoft.com/office/word/2018/wordml" xmlns:w16sdtdh="http://schemas.microsoft.com/office/word/2020/wordml/sdtdatahash" xmlns:w16se="http://schemas.microsoft.com/office/word/2015/wordml/symex" xmlns:wpg="http://schemas.microsoft.com/office/word/2010/wordprocessingGroup" xmlns:wpi="http://schemas.microsoft.com/office/word/2010/wordprocessingInk" xmlns:wne="http://schemas.microsoft.com/office/word/2006/wordml" xmlns:wps="http://schemas.microsoft.com/office/word/2010/wordprocessingShape" mc:Ignorable="w14 w15 w16se w16cid w16 w16cex w16sdtdh wp14">
+<w:numbering xmlns:wpc="http://schemas.microsoft.com/office/word/2010/wordprocessingCanvas" xmlns:cx="http://schemas.microsoft.com/office/drawing/2014/chartex" xmlns:cx1="http://schemas.microsoft.com/office/drawing/2015/9/8/chartex" xmlns:cx2="http://schemas.microsoft.com/office/drawing/2015/10/21/chartex" xmlns:cx3="http://schemas.microsoft.com/office/drawing/2016/5/9/chartex" xmlns:cx4="http://schemas.microsoft.com/office/drawing/2016/5/10/chartex" xmlns:cx5="http://schemas.microsoft.com/office/drawing/2016/5/11/chartex" xmlns:cx6="http://schemas.microsoft.com/office/drawing/2016/5/12/chartex" xmlns:cx7="http://schemas.microsoft.com/office/drawing/2016/5/13/chartex" xmlns:cx8="http://schemas.microsoft.com/office/drawing/2016/5/14/chartex" xmlns:mc="http://schemas.openxmlformats.org/markup-compatibility/2006" xmlns:aink="http://schemas.microsoft.com/office/drawing/2016/ink" xmlns:am3d="http://schemas.microsoft.com/office/drawing/2017/model3d" xmlns:o="urn:schemas-microsoft-com:office:office" xmlns:oel="http://schemas.microsoft.com/office/2019/extlst" xmlns:r="http://schemas.openxmlformats.org/officeDocument/2006/relationships" xmlns:m="http://schemas.openxmlformats.org/officeDocument/2006/math" xmlns:v="urn:schemas-microsoft-com:vml" xmlns:wp14="http://schemas.microsoft.com/office/word/2010/wordprocessingDrawing" xmlns:wp="http://schemas.openxmlformats.org/drawingml/2006/wordprocessingDrawing" xmlns:w10="urn:schemas-microsoft-com:office:word" xmlns:w="http://schemas.openxmlformats.org/wordprocessingml/2006/main" xmlns:w14="http://schemas.microsoft.com/office/word/2010/wordml" xmlns:w15="http://schemas.microsoft.com/office/word/2012/wordml" xmlns:w16cex="http://schemas.microsoft.com/office/word/2018/wordml/cex" xmlns:w16cid="http://schemas.microsoft.com/office/word/2016/wordml/cid" xmlns:w16="http://schemas.microsoft.com/office/word/2018/wordml" xmlns:w16du="http://schemas.microsoft.com/office/word/2023/wordml/word16du" xmlns:w16sdtdh="http://schemas.microsoft.com/office/word/2020/wordml/sdtdatahash" xmlns:w16sdtfl="http://schemas.microsoft.com/office/word/2024/wordml/sdtformatlock" xmlns:w16se="http://schemas.microsoft.com/office/word/2015/wordml/symex" xmlns:wpg="http://schemas.microsoft.com/office/word/2010/wordprocessingGroup" xmlns:wpi="http://schemas.microsoft.com/office/word/2010/wordprocessingInk" xmlns:wne="http://schemas.microsoft.com/office/word/2006/wordml" xmlns:wps="http://schemas.microsoft.com/office/word/2010/wordprocessingShape" mc:Ignorable="w14 w15 w16se w16cid w16 w16cex w16sdtdh w16sdtfl w16du wp14">
   <w:abstractNum w:abstractNumId="0" w15:restartNumberingAfterBreak="0">
     <w:nsid w:val="FFFFFF7C"/>
     <w:multiLevelType w:val="singleLevel"/>
@@ -1252,7 +1327,7 @@
 </file>
 
 <file path=word/styles.xml><?xml version="1.0" encoding="utf-8"?>
-<w:styles xmlns:mc="http://schemas.openxmlformats.org/markup-compatibility/2006" xmlns:r="http://schemas.openxmlformats.org/officeDocument/2006/relationships" xmlns:w="http://schemas.openxmlformats.org/wordprocessingml/2006/main" xmlns:w14="http://schemas.microsoft.com/office/word/2010/wordml" xmlns:w15="http://schemas.microsoft.com/office/word/2012/wordml" xmlns:w16cex="http://schemas.microsoft.com/office/word/2018/wordml/cex" xmlns:w16cid="http://schemas.microsoft.com/office/word/2016/wordml/cid" xmlns:w16="http://schemas.microsoft.com/office/word/2018/wordml" xmlns:w16sdtdh="http://schemas.microsoft.com/office/word/2020/wordml/sdtdatahash" xmlns:w16se="http://schemas.microsoft.com/office/word/2015/wordml/symex" mc:Ignorable="w14 w15 w16se w16cid w16 w16cex w16sdtdh">
+<w:styles xmlns:mc="http://schemas.openxmlformats.org/markup-compatibility/2006" xmlns:r="http://schemas.openxmlformats.org/officeDocument/2006/relationships" xmlns:w="http://schemas.openxmlformats.org/wordprocessingml/2006/main" xmlns:w14="http://schemas.microsoft.com/office/word/2010/wordml" xmlns:w15="http://schemas.microsoft.com/office/word/2012/wordml" xmlns:w16cex="http://schemas.microsoft.com/office/word/2018/wordml/cex" xmlns:w16cid="http://schemas.microsoft.com/office/word/2016/wordml/cid" xmlns:w16="http://schemas.microsoft.com/office/word/2018/wordml" xmlns:w16du="http://schemas.microsoft.com/office/word/2023/wordml/word16du" xmlns:w16sdtdh="http://schemas.microsoft.com/office/word/2020/wordml/sdtdatahash" xmlns:w16sdtfl="http://schemas.microsoft.com/office/word/2024/wordml/sdtformatlock" xmlns:w16se="http://schemas.microsoft.com/office/word/2015/wordml/symex" mc:Ignorable="w14 w15 w16se w16cid w16 w16cex w16sdtdh w16sdtfl w16du">
   <w:docDefaults>
     <w:rPrDefault>
       <w:rPr>
@@ -2010,7 +2085,7 @@
     <w:link w:val="TitleChar"/>
     <w:uiPriority w:val="10"/>
     <w:qFormat/>
-    <w:rsid w:val="007106C8"/>
+    <w:rsid w:val="00E854FA"/>
     <w:pPr>
       <w:spacing w:after="300" w:line="240" w:lineRule="auto"/>
       <w:contextualSpacing/>
@@ -2020,7 +2095,7 @@
       <w:rFonts w:eastAsiaTheme="majorEastAsia" w:cstheme="majorBidi"/>
       <w:spacing w:val="5"/>
       <w:kern w:val="28"/>
-      <w:sz w:val="52"/>
+      <w:sz w:val="40"/>
       <w:szCs w:val="52"/>
       <w:lang w:val="sv-SE" w:eastAsia="en-US" w:bidi="ar-SA"/>
     </w:rPr>
@@ -2030,12 +2105,12 @@
     <w:basedOn w:val="DefaultParagraphFont"/>
     <w:link w:val="Title"/>
     <w:uiPriority w:val="10"/>
-    <w:rsid w:val="007106C8"/>
+    <w:rsid w:val="00E854FA"/>
     <w:rPr>
       <w:rFonts w:ascii="Times New Roman" w:eastAsiaTheme="majorEastAsia" w:hAnsi="Times New Roman" w:cstheme="majorBidi"/>
       <w:spacing w:val="5"/>
       <w:kern w:val="28"/>
-      <w:sz w:val="52"/>
+      <w:sz w:val="40"/>
       <w:szCs w:val="52"/>
       <w:lang w:val="sv-SE" w:eastAsia="en-US" w:bidi="ar-SA"/>
     </w:rPr>

--- a/klagomål/A 63363-2025 FSC-klagomål.docx
+++ b/klagomål/A 63363-2025 FSC-klagomål.docx
@@ -1107,7 +1107,7 @@
     <w:r>
       <w:tab/>
       <w:tab/>
-      <w:t>2026-06-18</w:t>
+      <w:t>2026-06-19</w:t>
       <w:br/>
       <w:br/>
     </w:r>

--- a/klagomål/A 63363-2025 FSC-klagomål.docx
+++ b/klagomål/A 63363-2025 FSC-klagomål.docx
@@ -1107,7 +1107,7 @@
     <w:r>
       <w:tab/>
       <w:tab/>
-      <w:t>2026-06-19</w:t>
+      <w:t>2026-06-20</w:t>
       <w:br/>
       <w:br/>
     </w:r>

--- a/klagomål/A 63363-2025 FSC-klagomål.docx
+++ b/klagomål/A 63363-2025 FSC-klagomål.docx
@@ -168,38 +168,7 @@
     </w:p>
     <w:p>
       <w:r>
-        <w:t>Detta dokument behandlar höga naturvärden i avverkningsanmälan A 63363-2025 i Åre kommun som inkom 2025-12-19 och omfattar 28,4 ha.</w:t>
-      </w:r>
-    </w:p>
-    <w:p>
-      <w:r>
-        <w:t>Nedan presenteras fynd av naturvårdsarter och fridlysta arter som gjorts i det avverkningsanmälda området, samt relevanta utdrag ur standarderna för FSC, Chain of Custody, Controlled Wood och PEFC. I BILAGA 1 finns artfakta om fridlysta och rödlistade arter.</w:t>
-      </w:r>
-    </w:p>
-    <w:p>
-      <w:r>
-        <w:t>Vi förväntar oss att ni återkommer med ett skriftligt svar på vårt klagomål och även beskriver vilka korrigerande åtgärder ni satt in för att rätta till identifierade brister i er efterlevnad av den svenska FSC standarden.</w:t>
-      </w:r>
-    </w:p>
-    <w:p>
-      <w:pPr>
-        <w:pStyle w:val="Heading1"/>
-      </w:pPr>
-      <w:r>
-        <w:t>Naturvårdsarter</w:t>
-      </w:r>
-    </w:p>
-    <w:p>
-      <w:r>
-        <w:t>I och inom 8 meter från avverkningsanmälan har följande 5 naturvårdsarter hittats: garnlav (VU, T), mjölig dropplav (VU), lunglav (NT, T), spillkråka (T, §4) och tallbit (T, §4). Av dessa är 3 rödlistade. För rödlistade arter har rödlistekategorin angivits inom parentes. Typiska arter inom Natura 2000 som är kopplade till skogsekosystem har markerats med (T). För fridlysta arter anges även paragrafen i Artskyddsförordningen som arten är fridlyst enligt.</w:t>
-      </w:r>
-    </w:p>
-    <w:p>
-      <w:r>
-        <w:t>De påträffade naturvårdsarterna är ett tydligt kvitto på att det rör sig om en skog med höga naturvärden.</w:t>
-      </w:r>
-      <w:r>
-        <w:t xml:space="preserve"> I Figur 1 visas fyndplatser för naturvårdsarter i området, som finns registrerade på Artportalen.</w:t>
+        <w:t>Detta klagomål behandlar höga naturvärden i avverkningsanmälan A 63363-2025 i Åre kommun som inkom 2025-12-19 och omfattar 28,4 ha.</w:t>
       </w:r>
     </w:p>
     <w:p>
@@ -247,34 +216,131 @@
         <w:spacing w:after="240"/>
       </w:pPr>
       <w:r>
-        <w:t>Figur 1. Fyndplatser för naturvårdsarter i och inom 8 meter från avverkningsanmälan (röd linje). Markörer utan svart kant är placerade på fyndplatsen. Markörer med svart kant är placerade vid sidan av fyndplatsen och har ett svart streck som visar fyndplatsens exakta position. Kartans mittpunktskoordinat är N 7048668, E 397961 i SWEREF 99 TM.</w:t>
+        <w:t>Figur 1. Fyndplatser för naturvårdsarter i och inom 8 meter från avverkningsanmälan. Markörer utan svart kant är placerade på fyndplatsen. Markörer med svart kant är placerade vid sidan av fyndplatsen har ett svart streck som visar fyndplatsens exakta position. Kartans mittpunktskoordinat är N 7048668, E 397961 i SWEREF 99 TM.</w:t>
+      </w:r>
+    </w:p>
+    <w:p>
+      <w:r>
+        <w:t>I och inom 8 meter från avverkningsanmälan finns fynd av 5 naturvårdsarter, varav 3 är rödlistade, 2 är fridlysta och 4 är typiska (T): garnlav (VU, T), mjölig dropplav (VU), lunglav (NT, T), spillkråka (T, §4) och tallbit (T, §4). Se Figur 1.</w:t>
+      </w:r>
+    </w:p>
+    <w:p>
+      <w:r>
+        <w:t>Nedan presenteras relevanta utdrag ur standarderna för FSC, Chain of Custody, Controlled Wood och PEFC.</w:t>
+      </w:r>
+    </w:p>
+    <w:p>
+      <w:r>
+        <w:t>Vi förväntar oss att ni återkommer med ett skriftligt svar på vårt klagomål och även beskriver vilka korrigerande åtgärder ni satt in för att rätta till identifierade brister i er efterlevnad av den svenska FSC standarden.</w:t>
       </w:r>
     </w:p>
     <w:p>
       <w:pPr>
-        <w:pStyle w:val="Heading2"/>
+        <w:pStyle w:val="Heading1"/>
       </w:pPr>
       <w:r>
-        <w:t>Fridlysta arter</w:t>
+        <w:t>Naturvårdsarter och fridlysta arter</w:t>
       </w:r>
     </w:p>
     <w:p>
       <w:r>
-        <w:t>Följande fridlysta arter har sina livsmiljöer och växtplatser i den avverkningsanmälda skogen: spillkråka (T, §4) och tallbit (T, §4).</w:t>
+        <w:t>Nedan följer beskrivningar av de naturvårdsarter och fridlysta arter som har sina livsmiljöer och växtplatser i den avverkningsanmälda skogen. Se även ytterligare artfakta i BILAGA 1. De påträffade naturvårdsarterna är ett tydligt kvitto på att det rör sig om en skog med höga naturvärden.</w:t>
       </w:r>
     </w:p>
     <w:p>
-      <w:r>
-        <w:t xml:space="preserve">Observera att medlemsländerna är skyldiga att agera i enlighet med EU:s fågeldirektiv där det uttryckligen står att direktivet gäller för fåglar samt för deras ägg, bon och </w:t>
-      </w:r>
       <w:r>
         <w:rPr>
           <w:b/>
         </w:rPr>
-        <w:t xml:space="preserve">livsmiljöer </w:t>
-      </w:r>
-      <w:r>
-        <w:t>(artikel 1). Vidare att de åtgärder som vidtas inte får leda till en försämring av den nuvarande situationen beträffande bevarandet av de fågelarter som avses i artikel 1 (artikel 13). Fågeldirektivet är styrande för tillsynsansvariga myndigheters ärendehantering, ställningstaganden och beslutsfattande.</w:t>
+        <w:t>Garnlav (VU)</w:t>
+      </w:r>
+      <w:r>
+        <w:t xml:space="preserve"> är en utpräglad barrskogsart som ibland kan drapera träden i norrländska grannaturskogar med hög luftfuktighet. Den förekommer även i talldominerade bestånd där den, förutom i trädens grenverk, påträffas hängande över ojämnheter i tallbarken. Arten har minskat starkt i södra och mellersta Sverige och den minskar även i sitt nordliga utbredningsområde. Minskningstakten uppgår till 30 (20–50) % inom 50 år och överstiger gränsvärdet för Sårbar (VU). Orsaken till tillbakagången beror främst på slutavverkningar av naturskogsartade skogar. Bestånd med riklig förekomst bör regelmässigt sparas, vilket även gynnar flera andra sällsynta och rödlistade arter. Garnlav är värdväxt för den mycket sällsynta och akut hotade fjärilen barrskogslavfly (CR) som hör hemma i boreala barrskogar med riklig förekomst av värdväxten. Tidigare kunde arten konstateras årligen på flera platser vid Dala-Floda i Dalarna innan lokalerna kalavverkades. Senaste fyndet i landet av barrskogslavfly är från år 2000 då den påträffades vid Högberget i Sollefteå kommun. Garnlav är typisk art för </w:t>
+      </w:r>
+      <w:r>
+        <w:rPr>
+          <w:i/>
+        </w:rPr>
+        <w:t xml:space="preserve">9010 Taiga </w:t>
+      </w:r>
+      <w:r>
+        <w:t>och</w:t>
+      </w:r>
+      <w:r>
+        <w:rPr>
+          <w:i/>
+        </w:rPr>
+        <w:t xml:space="preserve"> 9070 Trädklädd betesmark</w:t>
+      </w:r>
+      <w:r>
+        <w:t xml:space="preserve"> (SLU Artdatabanken, 2026).</w:t>
+      </w:r>
+    </w:p>
+    <w:p>
+      <w:r>
+        <w:rPr>
+          <w:b/>
+        </w:rPr>
+        <w:t>Mjölig dropplav (VU)</w:t>
+      </w:r>
+      <w:r>
+        <w:t xml:space="preserve"> växer på gamla granar i boreala granskogar med lång trädkontinuitet och hög luftfuktighet. Avverkning liksom även kraftig utglesning av skog på eller i omedelbar närhet av lokalerna utgör ett hot. Bördiga sumpgranskogar med hög och jämn luftfuktighet bör inte avverkas (SLU Artdatabanken, 2026).</w:t>
+      </w:r>
+    </w:p>
+    <w:p>
+      <w:r>
+        <w:rPr>
+          <w:b/>
+        </w:rPr>
+        <w:t>Lunglav (NT)</w:t>
+      </w:r>
+      <w:r>
+        <w:t xml:space="preserve"> är en av vårt lands främsta signalarter som överallt indikerar gamla lövträd, skogsbestånd med höga naturvärden och ekosystem med långskoglig kontinuitet. Lokalt kan förekomsten vara mycket riklig men den hittas nästan enbart i gamla och ej slutavverkade skogar. Artens samtliga förekomster bör uppmärksammas från naturvårdssynpunkt, då många lokaler även hyser andra ovanliga och rödlistade arter. Rikliga förekomster bör skyddas med biotopskydd, frivilliga avsättningar eller reservat. På lunglav kan de sällsynta lavparasiterna lunglavshårprick (CR), </w:t>
+      </w:r>
+      <w:r>
+        <w:rPr>
+          <w:i/>
+        </w:rPr>
+        <w:t>Abrothallus diederichii</w:t>
+      </w:r>
+      <w:r>
+        <w:t xml:space="preserve"> (VU), </w:t>
+      </w:r>
+      <w:r>
+        <w:rPr>
+          <w:i/>
+        </w:rPr>
+        <w:t>Abrothallus lobariae</w:t>
+      </w:r>
+      <w:r>
+        <w:t xml:space="preserve"> (VU), </w:t>
+      </w:r>
+      <w:r>
+        <w:rPr>
+          <w:i/>
+        </w:rPr>
+        <w:t>Calycina lobariae</w:t>
+      </w:r>
+      <w:r>
+        <w:t xml:space="preserve"> (VU), lunglavsknapp (VU) och skrovelmössing (VU) påträffas. Lunglav är typisk art för </w:t>
+      </w:r>
+      <w:r>
+        <w:rPr>
+          <w:i/>
+        </w:rPr>
+        <w:t>9010 Taiga, 9020 Nordlig ädellövskog, 9110 Näringsfattig bokskog, 9130 Näringsrik bokskog, 9160 Näringsrik ekskog, 9180 Ädellövskog i branter, 9190 Näringsfattig ekskog, 9070 Trädklädd betesmark, 9040 Fjällbjörkskog</w:t>
+      </w:r>
+      <w:r>
+        <w:t xml:space="preserve"> och</w:t>
+      </w:r>
+      <w:r>
+        <w:rPr>
+          <w:i/>
+        </w:rPr>
+        <w:t xml:space="preserve"> 6530 Lövängar</w:t>
+      </w:r>
+      <w:r>
+        <w:t xml:space="preserve"> (SLU Artdatabanken, 2026; Nitare &amp; Skogsstyrelsen, 2019).</w:t>
       </w:r>
     </w:p>
     <w:p>
@@ -324,115 +390,6 @@
       </w:r>
       <w:r>
         <w:t xml:space="preserve"> (SLU Artdatabanken, 2026; Skogsstyrelsen, 2016). Observationer av tallbit i naturskog eller under häckningstid måste alltid utredas.</w:t>
-      </w:r>
-    </w:p>
-    <w:p>
-      <w:r>
-        <w:t>I BILAGA 1 finns mer detaljerad information om ekologi samt krav på livsmiljö hos fridlysta arter.</w:t>
-      </w:r>
-    </w:p>
-    <w:p>
-      <w:pPr>
-        <w:pStyle w:val="Heading2"/>
-      </w:pPr>
-      <w:r>
-        <w:t>Övriga naturvårdsarter</w:t>
-      </w:r>
-    </w:p>
-    <w:p>
-      <w:r>
-        <w:rPr>
-          <w:b/>
-        </w:rPr>
-        <w:t>Garnlav (VU)</w:t>
-      </w:r>
-      <w:r>
-        <w:t xml:space="preserve"> är en utpräglad barrskogsart som ibland kan drapera träden i norrländska grannaturskogar med hög luftfuktighet. Den förekommer även i talldominerade bestånd där den, förutom i trädens grenverk, påträffas hängande över ojämnheter i tallbarken. Arten har minskat starkt i södra och mellersta Sverige och den minskar även i sitt nordliga utbredningsområde. Minskningstakten uppgår till 30 (20–50) % inom 50 år och överstiger gränsvärdet för Sårbar (VU). Orsaken till tillbakagången beror främst på slutavverkningar av naturskogsartade skogar. Bestånd med riklig förekomst bör regelmässigt sparas, vilket även gynnar flera andra sällsynta och rödlistade arter. Garnlav är värdväxt för den mycket sällsynta och akut hotade fjärilen barrskogslavfly (CR) som hör hemma i boreala barrskogar med riklig förekomst av värdväxten. Tidigare kunde arten konstateras årligen på flera platser vid Dala-Floda i Dalarna innan lokalerna kalavverkades. Senaste fyndet i landet av barrskogslavfly är från år 2000 då den påträffades vid Högberget i Sollefteå kommun. Garnlav är typisk art för </w:t>
-      </w:r>
-      <w:r>
-        <w:rPr>
-          <w:i/>
-        </w:rPr>
-        <w:t xml:space="preserve">9010 Taiga </w:t>
-      </w:r>
-      <w:r>
-        <w:t>och</w:t>
-      </w:r>
-      <w:r>
-        <w:rPr>
-          <w:i/>
-        </w:rPr>
-        <w:t xml:space="preserve"> 9070 Trädklädd betesmark</w:t>
-      </w:r>
-      <w:r>
-        <w:t xml:space="preserve"> (SLU Artdatabanken, 2026).</w:t>
-      </w:r>
-    </w:p>
-    <w:p>
-      <w:r>
-        <w:rPr>
-          <w:b/>
-        </w:rPr>
-        <w:t>Lunglav (NT)</w:t>
-      </w:r>
-      <w:r>
-        <w:t xml:space="preserve"> är en av vårt lands främsta signalarter som överallt indikerar gamla lövträd, skogsbestånd med höga naturvärden och ekosystem med långskoglig kontinuitet. Lokalt kan förekomsten vara mycket riklig men den hittas nästan enbart i gamla och ej slutavverkade skogar. Artens samtliga förekomster bör uppmärksammas från naturvårdssynpunkt, då många lokaler även hyser andra ovanliga och rödlistade arter. Rikliga förekomster bör skyddas med biotopskydd, frivilliga avsättningar eller reservat. På lunglav kan de sällsynta lavparasiterna lunglavshårprick (CR), </w:t>
-      </w:r>
-      <w:r>
-        <w:rPr>
-          <w:i/>
-        </w:rPr>
-        <w:t>Abrothallus diederichii</w:t>
-      </w:r>
-      <w:r>
-        <w:t xml:space="preserve"> (VU), </w:t>
-      </w:r>
-      <w:r>
-        <w:rPr>
-          <w:i/>
-        </w:rPr>
-        <w:t>Abrothallus lobariae</w:t>
-      </w:r>
-      <w:r>
-        <w:t xml:space="preserve"> (VU), </w:t>
-      </w:r>
-      <w:r>
-        <w:rPr>
-          <w:i/>
-        </w:rPr>
-        <w:t>Calycina lobariae</w:t>
-      </w:r>
-      <w:r>
-        <w:t xml:space="preserve"> (VU), lunglavsknapp (VU) och skrovelmössing (VU) påträffas. Lunglav är typisk art för </w:t>
-      </w:r>
-      <w:r>
-        <w:rPr>
-          <w:i/>
-        </w:rPr>
-        <w:t>9010 Taiga, 9020 Nordlig ädellövskog, 9110 Näringsfattig bokskog, 9130 Näringsrik bokskog, 9160 Näringsrik ekskog, 9180 Ädellövskog i branter, 9190 Näringsfattig ekskog, 9070 Trädklädd betesmark, 9040 Fjällbjörkskog</w:t>
-      </w:r>
-      <w:r>
-        <w:t xml:space="preserve"> och</w:t>
-      </w:r>
-      <w:r>
-        <w:rPr>
-          <w:i/>
-        </w:rPr>
-        <w:t xml:space="preserve"> 6530 Lövängar</w:t>
-      </w:r>
-      <w:r>
-        <w:t xml:space="preserve"> (SLU Artdatabanken, 2026; Nitare &amp; Skogsstyrelsen, 2019).</w:t>
-      </w:r>
-    </w:p>
-    <w:p>
-      <w:r>
-        <w:rPr>
-          <w:b/>
-        </w:rPr>
-        <w:t>Mjölig dropplav (VU)</w:t>
-      </w:r>
-      <w:r>
-        <w:t xml:space="preserve"> växer på gamla granar i boreala granskogar med lång trädkontinuitet och hög luftfuktighet. Avverkning liksom även kraftig utglesning av skog på eller i omedelbar närhet av lokalerna utgör ett hot. Bördiga sumpgranskogar med hög och jämn luftfuktighet bör inte avverkas (SLU Artdatabanken, 2026).</w:t>
       </w:r>
     </w:p>
     <w:p>
@@ -1107,7 +1064,7 @@
     <w:r>
       <w:tab/>
       <w:tab/>
-      <w:t>2026-06-20</w:t>
+      <w:t>2026-06-21</w:t>
       <w:br/>
       <w:br/>
     </w:r>

--- a/klagomål/A 63363-2025 FSC-klagomål.docx
+++ b/klagomål/A 63363-2025 FSC-klagomål.docx
@@ -1064,7 +1064,7 @@
     <w:r>
       <w:tab/>
       <w:tab/>
-      <w:t>2026-06-21</w:t>
+      <w:t>2026-06-22</w:t>
       <w:br/>
       <w:br/>
     </w:r>

--- a/klagomål/A 63363-2025 FSC-klagomål.docx
+++ b/klagomål/A 63363-2025 FSC-klagomål.docx
@@ -1064,7 +1064,7 @@
     <w:r>
       <w:tab/>
       <w:tab/>
-      <w:t>2026-06-22</w:t>
+      <w:t>2026-06-23</w:t>
       <w:br/>
       <w:br/>
     </w:r>

--- a/klagomål/A 63363-2025 FSC-klagomål.docx
+++ b/klagomål/A 63363-2025 FSC-klagomål.docx
@@ -1064,7 +1064,7 @@
     <w:r>
       <w:tab/>
       <w:tab/>
-      <w:t>2026-06-23</w:t>
+      <w:t>2026-06-24</w:t>
       <w:br/>
       <w:br/>
     </w:r>

--- a/klagomål/A 63363-2025 FSC-klagomål.docx
+++ b/klagomål/A 63363-2025 FSC-klagomål.docx
@@ -1064,7 +1064,7 @@
     <w:r>
       <w:tab/>
       <w:tab/>
-      <w:t>2026-06-24</w:t>
+      <w:t>2026-06-25</w:t>
       <w:br/>
       <w:br/>
     </w:r>

--- a/klagomål/A 63363-2025 FSC-klagomål.docx
+++ b/klagomål/A 63363-2025 FSC-klagomål.docx
@@ -1064,7 +1064,7 @@
     <w:r>
       <w:tab/>
       <w:tab/>
-      <w:t>2026-06-25</w:t>
+      <w:t>2026-06-26</w:t>
       <w:br/>
       <w:br/>
     </w:r>

--- a/klagomål/A 63363-2025 FSC-klagomål.docx
+++ b/klagomål/A 63363-2025 FSC-klagomål.docx
@@ -1064,7 +1064,7 @@
     <w:r>
       <w:tab/>
       <w:tab/>
-      <w:t>2026-06-26</w:t>
+      <w:t>2026-06-27</w:t>
       <w:br/>
       <w:br/>
     </w:r>

--- a/klagomål/A 63363-2025 FSC-klagomål.docx
+++ b/klagomål/A 63363-2025 FSC-klagomål.docx
@@ -1064,7 +1064,7 @@
     <w:r>
       <w:tab/>
       <w:tab/>
-      <w:t>2026-06-27</w:t>
+      <w:t>2026-06-28</w:t>
       <w:br/>
       <w:br/>
     </w:r>

--- a/klagomål/A 63363-2025 FSC-klagomål.docx
+++ b/klagomål/A 63363-2025 FSC-klagomål.docx
@@ -1064,7 +1064,7 @@
     <w:r>
       <w:tab/>
       <w:tab/>
-      <w:t>2026-06-28</w:t>
+      <w:t>2026-06-29</w:t>
       <w:br/>
       <w:br/>
     </w:r>

--- a/klagomål/A 63363-2025 FSC-klagomål.docx
+++ b/klagomål/A 63363-2025 FSC-klagomål.docx
@@ -1064,7 +1064,7 @@
     <w:r>
       <w:tab/>
       <w:tab/>
-      <w:t>2026-06-29</w:t>
+      <w:t>2026-06-30</w:t>
       <w:br/>
       <w:br/>
     </w:r>

--- a/klagomål/A 63363-2025 FSC-klagomål.docx
+++ b/klagomål/A 63363-2025 FSC-klagomål.docx
@@ -1064,7 +1064,7 @@
     <w:r>
       <w:tab/>
       <w:tab/>
-      <w:t>2026-06-30</w:t>
+      <w:t>2026-07-01</w:t>
       <w:br/>
       <w:br/>
     </w:r>

--- a/klagomål/A 63363-2025 FSC-klagomål.docx
+++ b/klagomål/A 63363-2025 FSC-klagomål.docx
@@ -1064,7 +1064,7 @@
     <w:r>
       <w:tab/>
       <w:tab/>
-      <w:t>2026-07-01</w:t>
+      <w:t>2026-07-02</w:t>
       <w:br/>
       <w:br/>
     </w:r>

--- a/klagomål/A 63363-2025 FSC-klagomål.docx
+++ b/klagomål/A 63363-2025 FSC-klagomål.docx
@@ -1064,7 +1064,7 @@
     <w:r>
       <w:tab/>
       <w:tab/>
-      <w:t>2026-07-13</w:t>
+      <w:t>2026-07-14</w:t>
       <w:br/>
       <w:br/>
     </w:r>

--- a/klagomål/A 63363-2025 FSC-klagomål.docx
+++ b/klagomål/A 63363-2025 FSC-klagomål.docx
@@ -1064,7 +1064,7 @@
     <w:r>
       <w:tab/>
       <w:tab/>
-      <w:t>2026-07-14</w:t>
+      <w:t>2026-07-15</w:t>
       <w:br/>
       <w:br/>
     </w:r>

--- a/klagomål/A 63363-2025 FSC-klagomål.docx
+++ b/klagomål/A 63363-2025 FSC-klagomål.docx
@@ -1064,7 +1064,7 @@
     <w:r>
       <w:tab/>
       <w:tab/>
-      <w:t>2026-07-15</w:t>
+      <w:t>2026-07-16</w:t>
       <w:br/>
       <w:br/>
     </w:r>

--- a/klagomål/A 63363-2025 FSC-klagomål.docx
+++ b/klagomål/A 63363-2025 FSC-klagomål.docx
@@ -1064,7 +1064,7 @@
     <w:r>
       <w:tab/>
       <w:tab/>
-      <w:t>2026-07-16</w:t>
+      <w:t>2026-07-17</w:t>
       <w:br/>
       <w:br/>
     </w:r>

--- a/klagomål/A 63363-2025 FSC-klagomål.docx
+++ b/klagomål/A 63363-2025 FSC-klagomål.docx
@@ -1064,7 +1064,7 @@
     <w:r>
       <w:tab/>
       <w:tab/>
-      <w:t>2026-07-17</w:t>
+      <w:t>2026-07-18</w:t>
       <w:br/>
       <w:br/>
     </w:r>

--- a/klagomål/A 63363-2025 FSC-klagomål.docx
+++ b/klagomål/A 63363-2025 FSC-klagomål.docx
@@ -1064,7 +1064,7 @@
     <w:r>
       <w:tab/>
       <w:tab/>
-      <w:t>2026-07-18</w:t>
+      <w:t>2026-07-19</w:t>
       <w:br/>
       <w:br/>
     </w:r>

--- a/klagomål/A 63363-2025 FSC-klagomål.docx
+++ b/klagomål/A 63363-2025 FSC-klagomål.docx
@@ -1064,7 +1064,7 @@
     <w:r>
       <w:tab/>
       <w:tab/>
-      <w:t>2026-07-19</w:t>
+      <w:t>2026-07-20</w:t>
       <w:br/>
       <w:br/>
     </w:r>

--- a/klagomål/A 63363-2025 FSC-klagomål.docx
+++ b/klagomål/A 63363-2025 FSC-klagomål.docx
@@ -1064,7 +1064,7 @@
     <w:r>
       <w:tab/>
       <w:tab/>
-      <w:t>2026-07-20</w:t>
+      <w:t>2026-07-21</w:t>
       <w:br/>
       <w:br/>
     </w:r>

--- a/klagomål/A 63363-2025 FSC-klagomål.docx
+++ b/klagomål/A 63363-2025 FSC-klagomål.docx
@@ -1064,7 +1064,7 @@
     <w:r>
       <w:tab/>
       <w:tab/>
-      <w:t>2026-07-21</w:t>
+      <w:t>2026-07-22</w:t>
       <w:br/>
       <w:br/>
     </w:r>

--- a/klagomål/A 63363-2025 FSC-klagomål.docx
+++ b/klagomål/A 63363-2025 FSC-klagomål.docx
@@ -1064,7 +1064,7 @@
     <w:r>
       <w:tab/>
       <w:tab/>
-      <w:t>2026-07-22</w:t>
+      <w:t>2026-07-23</w:t>
       <w:br/>
       <w:br/>
     </w:r>

--- a/klagomål/A 63363-2025 FSC-klagomål.docx
+++ b/klagomål/A 63363-2025 FSC-klagomål.docx
@@ -1064,7 +1064,7 @@
     <w:r>
       <w:tab/>
       <w:tab/>
-      <w:t>2026-07-23</w:t>
+      <w:t>2026-07-24</w:t>
       <w:br/>
       <w:br/>
     </w:r>

--- a/klagomål/A 63363-2025 FSC-klagomål.docx
+++ b/klagomål/A 63363-2025 FSC-klagomål.docx
@@ -1064,7 +1064,7 @@
     <w:r>
       <w:tab/>
       <w:tab/>
-      <w:t>2026-07-24</w:t>
+      <w:t>2026-07-25</w:t>
       <w:br/>
       <w:br/>
     </w:r>

--- a/klagomål/A 63363-2025 FSC-klagomål.docx
+++ b/klagomål/A 63363-2025 FSC-klagomål.docx
@@ -1064,7 +1064,7 @@
     <w:r>
       <w:tab/>
       <w:tab/>
-      <w:t>2026-07-25</w:t>
+      <w:t>2026-07-26</w:t>
       <w:br/>
       <w:br/>
     </w:r>

--- a/klagomål/A 63363-2025 FSC-klagomål.docx
+++ b/klagomål/A 63363-2025 FSC-klagomål.docx
@@ -1064,7 +1064,7 @@
     <w:r>
       <w:tab/>
       <w:tab/>
-      <w:t>2026-07-26</w:t>
+      <w:t>2026-07-27</w:t>
       <w:br/>
       <w:br/>
     </w:r>

--- a/klagomål/A 63363-2025 FSC-klagomål.docx
+++ b/klagomål/A 63363-2025 FSC-klagomål.docx
@@ -1064,7 +1064,7 @@
     <w:r>
       <w:tab/>
       <w:tab/>
-      <w:t>2026-07-27</w:t>
+      <w:t>2026-07-28</w:t>
       <w:br/>
       <w:br/>
     </w:r>

--- a/klagomål/A 63363-2025 FSC-klagomål.docx
+++ b/klagomål/A 63363-2025 FSC-klagomål.docx
@@ -1064,7 +1064,7 @@
     <w:r>
       <w:tab/>
       <w:tab/>
-      <w:t>2026-07-28</w:t>
+      <w:t>2026-07-29</w:t>
       <w:br/>
       <w:br/>
     </w:r>

--- a/klagomål/A 63363-2025 FSC-klagomål.docx
+++ b/klagomål/A 63363-2025 FSC-klagomål.docx
@@ -1064,7 +1064,7 @@
     <w:r>
       <w:tab/>
       <w:tab/>
-      <w:t>2026-07-29</w:t>
+      <w:t>2026-07-30</w:t>
       <w:br/>
       <w:br/>
     </w:r>

--- a/klagomål/A 63363-2025 FSC-klagomål.docx
+++ b/klagomål/A 63363-2025 FSC-klagomål.docx
@@ -1064,7 +1064,7 @@
     <w:r>
       <w:tab/>
       <w:tab/>
-      <w:t>2026-07-30</w:t>
+      <w:t>2026-07-31</w:t>
       <w:br/>
       <w:br/>
     </w:r>

--- a/klagomål/A 63363-2025 FSC-klagomål.docx
+++ b/klagomål/A 63363-2025 FSC-klagomål.docx
@@ -1064,7 +1064,7 @@
     <w:r>
       <w:tab/>
       <w:tab/>
-      <w:t>2026-07-31</w:t>
+      <w:t>2026-08-01</w:t>
       <w:br/>
       <w:br/>
     </w:r>

--- a/klagomål/A 63363-2025 FSC-klagomål.docx
+++ b/klagomål/A 63363-2025 FSC-klagomål.docx
@@ -1064,7 +1064,7 @@
     <w:r>
       <w:tab/>
       <w:tab/>
-      <w:t>2026-08-01</w:t>
+      <w:t>2026-08-02</w:t>
       <w:br/>
       <w:br/>
     </w:r>

--- a/klagomål/A 63363-2025 FSC-klagomål.docx
+++ b/klagomål/A 63363-2025 FSC-klagomål.docx
@@ -1064,7 +1064,7 @@
     <w:r>
       <w:tab/>
       <w:tab/>
-      <w:t>2026-08-02</w:t>
+      <w:t>2026-08-03</w:t>
       <w:br/>
       <w:br/>
     </w:r>

--- a/klagomål/A 63363-2025 FSC-klagomål.docx
+++ b/klagomål/A 63363-2025 FSC-klagomål.docx
@@ -1064,7 +1064,7 @@
     <w:r>
       <w:tab/>
       <w:tab/>
-      <w:t>2026-08-03</w:t>
+      <w:t>2026-08-05</w:t>
       <w:br/>
       <w:br/>
     </w:r>

--- a/klagomål/A 63363-2025 FSC-klagomål.docx
+++ b/klagomål/A 63363-2025 FSC-klagomål.docx
@@ -1064,7 +1064,7 @@
     <w:r>
       <w:tab/>
       <w:tab/>
-      <w:t>2026-08-05</w:t>
+      <w:t>2026-08-07</w:t>
       <w:br/>
       <w:br/>
     </w:r>

--- a/klagomål/A 63363-2025 FSC-klagomål.docx
+++ b/klagomål/A 63363-2025 FSC-klagomål.docx
@@ -1064,7 +1064,7 @@
     <w:r>
       <w:tab/>
       <w:tab/>
-      <w:t>2026-08-07</w:t>
+      <w:t>2026-08-08</w:t>
       <w:br/>
       <w:br/>
     </w:r>

--- a/klagomål/A 63363-2025 FSC-klagomål.docx
+++ b/klagomål/A 63363-2025 FSC-klagomål.docx
@@ -216,7 +216,7 @@
         <w:spacing w:after="240"/>
       </w:pPr>
       <w:r>
-        <w:t>Figur 1. Fyndplatser för naturvårdsarter i och inom 8 meter från avverkningsanmälan. Markörer utan svart kant är placerade på fyndplatsen. Markörer med svart kant är placerade vid sidan av fyndplatsen har ett svart streck som visar fyndplatsens exakta position. Kartans mittpunktskoordinat är N 7048668, E 397961 i SWEREF 99 TM.</w:t>
+        <w:t>Figur 1. Fyndplatser för naturvårdsarter i och inom 8 meter från avverkningsanmälan. Markörer utan svart kant är placerade på fyndplatsen. Markörer med svart kant är placerade vid sidan av fyndplatsen och har ett svart streck som visar fyndplatsens exakta position. Kartans mittpunktskoordinat är N 7048668, E 397961 i SWEREF 99 TM.</w:t>
       </w:r>
     </w:p>
     <w:p>
@@ -1064,7 +1064,7 @@
     <w:r>
       <w:tab/>
       <w:tab/>
-      <w:t>2026-08-14</w:t>
+      <w:t>2026-08-15</w:t>
       <w:br/>
       <w:br/>
     </w:r>

--- a/klagomål/A 63363-2025 FSC-klagomål.docx
+++ b/klagomål/A 63363-2025 FSC-klagomål.docx
@@ -1064,7 +1064,7 @@
     <w:r>
       <w:tab/>
       <w:tab/>
-      <w:t>2026-08-15</w:t>
+      <w:t>2026-08-16</w:t>
       <w:br/>
       <w:br/>
     </w:r>

--- a/klagomål/A 63363-2025 FSC-klagomål.docx
+++ b/klagomål/A 63363-2025 FSC-klagomål.docx
@@ -1064,7 +1064,7 @@
     <w:r>
       <w:tab/>
       <w:tab/>
-      <w:t>2026-08-16</w:t>
+      <w:t>2026-08-17</w:t>
       <w:br/>
       <w:br/>
     </w:r>

--- a/klagomål/A 63363-2025 FSC-klagomål.docx
+++ b/klagomål/A 63363-2025 FSC-klagomål.docx
@@ -1064,7 +1064,7 @@
     <w:r>
       <w:tab/>
       <w:tab/>
-      <w:t>2026-08-17</w:t>
+      <w:t>2026-08-18</w:t>
       <w:br/>
       <w:br/>
     </w:r>

--- a/klagomål/A 63363-2025 FSC-klagomål.docx
+++ b/klagomål/A 63363-2025 FSC-klagomål.docx
@@ -1064,7 +1064,7 @@
     <w:r>
       <w:tab/>
       <w:tab/>
-      <w:t>2026-08-18</w:t>
+      <w:t>2026-08-19</w:t>
       <w:br/>
       <w:br/>
     </w:r>

--- a/klagomål/A 63363-2025 FSC-klagomål.docx
+++ b/klagomål/A 63363-2025 FSC-klagomål.docx
@@ -1064,7 +1064,7 @@
     <w:r>
       <w:tab/>
       <w:tab/>
-      <w:t>2026-08-19</w:t>
+      <w:t>2026-08-20</w:t>
       <w:br/>
       <w:br/>
     </w:r>

--- a/klagomål/A 63363-2025 FSC-klagomål.docx
+++ b/klagomål/A 63363-2025 FSC-klagomål.docx
@@ -1064,7 +1064,7 @@
     <w:r>
       <w:tab/>
       <w:tab/>
-      <w:t>2026-08-20</w:t>
+      <w:t>2026-08-21</w:t>
       <w:br/>
       <w:br/>
     </w:r>

--- a/klagomål/A 63363-2025 FSC-klagomål.docx
+++ b/klagomål/A 63363-2025 FSC-klagomål.docx
@@ -1064,7 +1064,7 @@
     <w:r>
       <w:tab/>
       <w:tab/>
-      <w:t>2026-08-21</w:t>
+      <w:t>2026-08-22</w:t>
       <w:br/>
       <w:br/>
     </w:r>

--- a/klagomål/A 63363-2025 FSC-klagomål.docx
+++ b/klagomål/A 63363-2025 FSC-klagomål.docx
@@ -1064,7 +1064,7 @@
     <w:r>
       <w:tab/>
       <w:tab/>
-      <w:t>2026-08-22</w:t>
+      <w:t>2026-08-23</w:t>
       <w:br/>
       <w:br/>
     </w:r>

--- a/klagomål/A 63363-2025 FSC-klagomål.docx
+++ b/klagomål/A 63363-2025 FSC-klagomål.docx
@@ -1064,7 +1064,7 @@
     <w:r>
       <w:tab/>
       <w:tab/>
-      <w:t>2026-08-23</w:t>
+      <w:t>2026-08-24</w:t>
       <w:br/>
       <w:br/>
     </w:r>

--- a/klagomål/A 63363-2025 FSC-klagomål.docx
+++ b/klagomål/A 63363-2025 FSC-klagomål.docx
@@ -1064,7 +1064,7 @@
     <w:r>
       <w:tab/>
       <w:tab/>
-      <w:t>2026-08-24</w:t>
+      <w:t>2026-08-25</w:t>
       <w:br/>
       <w:br/>
     </w:r>

--- a/klagomål/A 63363-2025 FSC-klagomål.docx
+++ b/klagomål/A 63363-2025 FSC-klagomål.docx
@@ -1064,7 +1064,7 @@
     <w:r>
       <w:tab/>
       <w:tab/>
-      <w:t>2026-08-25</w:t>
+      <w:t>2026-08-26</w:t>
       <w:br/>
       <w:br/>
     </w:r>

--- a/klagomål/A 63363-2025 FSC-klagomål.docx
+++ b/klagomål/A 63363-2025 FSC-klagomål.docx
@@ -1064,7 +1064,7 @@
     <w:r>
       <w:tab/>
       <w:tab/>
-      <w:t>2026-08-26</w:t>
+      <w:t>2026-08-27</w:t>
       <w:br/>
       <w:br/>
     </w:r>

--- a/klagomål/A 63363-2025 FSC-klagomål.docx
+++ b/klagomål/A 63363-2025 FSC-klagomål.docx
@@ -1064,7 +1064,7 @@
     <w:r>
       <w:tab/>
       <w:tab/>
-      <w:t>2026-08-27</w:t>
+      <w:t>2026-08-28</w:t>
       <w:br/>
       <w:br/>
     </w:r>

--- a/klagomål/A 63363-2025 FSC-klagomål.docx
+++ b/klagomål/A 63363-2025 FSC-klagomål.docx
@@ -1064,7 +1064,7 @@
     <w:r>
       <w:tab/>
       <w:tab/>
-      <w:t>2026-08-28</w:t>
+      <w:t>2026-08-29</w:t>
       <w:br/>
       <w:br/>
     </w:r>

--- a/klagomål/A 63363-2025 FSC-klagomål.docx
+++ b/klagomål/A 63363-2025 FSC-klagomål.docx
@@ -1064,7 +1064,7 @@
     <w:r>
       <w:tab/>
       <w:tab/>
-      <w:t>2026-08-29</w:t>
+      <w:t>2026-08-31</w:t>
       <w:br/>
       <w:br/>
     </w:r>

--- a/klagomål/A 63363-2025 FSC-klagomål.docx
+++ b/klagomål/A 63363-2025 FSC-klagomål.docx
@@ -1064,7 +1064,7 @@
     <w:r>
       <w:tab/>
       <w:tab/>
-      <w:t>2026-08-31</w:t>
+      <w:t>2026-09-01</w:t>
       <w:br/>
       <w:br/>
     </w:r>

--- a/klagomål/A 63363-2025 FSC-klagomål.docx
+++ b/klagomål/A 63363-2025 FSC-klagomål.docx
@@ -1064,7 +1064,7 @@
     <w:r>
       <w:tab/>
       <w:tab/>
-      <w:t>2026-09-01</w:t>
+      <w:t>2026-09-02</w:t>
       <w:br/>
       <w:br/>
     </w:r>

--- a/klagomål/A 63363-2025 FSC-klagomål.docx
+++ b/klagomål/A 63363-2025 FSC-klagomål.docx
@@ -1064,7 +1064,7 @@
     <w:r>
       <w:tab/>
       <w:tab/>
-      <w:t>2026-09-02</w:t>
+      <w:t>2026-09-03</w:t>
       <w:br/>
       <w:br/>
     </w:r>

--- a/klagomål/A 63363-2025 FSC-klagomål.docx
+++ b/klagomål/A 63363-2025 FSC-klagomål.docx
@@ -1064,7 +1064,7 @@
     <w:r>
       <w:tab/>
       <w:tab/>
-      <w:t>2026-09-03</w:t>
+      <w:t>2026-09-04</w:t>
       <w:br/>
       <w:br/>
     </w:r>

--- a/klagomål/A 63363-2025 FSC-klagomål.docx
+++ b/klagomål/A 63363-2025 FSC-klagomål.docx
@@ -1064,7 +1064,7 @@
     <w:r>
       <w:tab/>
       <w:tab/>
-      <w:t>2026-09-04</w:t>
+      <w:t>2026-09-05</w:t>
       <w:br/>
       <w:br/>
     </w:r>

--- a/klagomål/A 63363-2025 FSC-klagomål.docx
+++ b/klagomål/A 63363-2025 FSC-klagomål.docx
@@ -1064,7 +1064,7 @@
     <w:r>
       <w:tab/>
       <w:tab/>
-      <w:t>2026-09-05</w:t>
+      <w:t>2026-09-06</w:t>
       <w:br/>
       <w:br/>
     </w:r>

--- a/klagomål/A 63363-2025 FSC-klagomål.docx
+++ b/klagomål/A 63363-2025 FSC-klagomål.docx
@@ -1064,7 +1064,7 @@
     <w:r>
       <w:tab/>
       <w:tab/>
-      <w:t>2026-09-06</w:t>
+      <w:t>2026-09-07</w:t>
       <w:br/>
       <w:br/>
     </w:r>

--- a/klagomål/A 63363-2025 FSC-klagomål.docx
+++ b/klagomål/A 63363-2025 FSC-klagomål.docx
@@ -1064,7 +1064,7 @@
     <w:r>
       <w:tab/>
       <w:tab/>
-      <w:t>2026-09-07</w:t>
+      <w:t>2026-09-08</w:t>
       <w:br/>
       <w:br/>
     </w:r>

--- a/klagomål/A 63363-2025 FSC-klagomål.docx
+++ b/klagomål/A 63363-2025 FSC-klagomål.docx
@@ -1064,7 +1064,7 @@
     <w:r>
       <w:tab/>
       <w:tab/>
-      <w:t>2026-09-08</w:t>
+      <w:t>2026-09-09</w:t>
       <w:br/>
       <w:br/>
     </w:r>

--- a/klagomål/A 63363-2025 FSC-klagomål.docx
+++ b/klagomål/A 63363-2025 FSC-klagomål.docx
@@ -1064,7 +1064,7 @@
     <w:r>
       <w:tab/>
       <w:tab/>
-      <w:t>2026-09-09</w:t>
+      <w:t>2026-09-10</w:t>
       <w:br/>
       <w:br/>
     </w:r>

--- a/klagomål/A 63363-2025 FSC-klagomål.docx
+++ b/klagomål/A 63363-2025 FSC-klagomål.docx
@@ -1064,7 +1064,7 @@
     <w:r>
       <w:tab/>
       <w:tab/>
-      <w:t>2026-09-10</w:t>
+      <w:t>2026-09-11</w:t>
       <w:br/>
       <w:br/>
     </w:r>

--- a/klagomål/A 63363-2025 FSC-klagomål.docx
+++ b/klagomål/A 63363-2025 FSC-klagomål.docx
@@ -1064,7 +1064,7 @@
     <w:r>
       <w:tab/>
       <w:tab/>
-      <w:t>2026-09-11</w:t>
+      <w:t>2026-09-12</w:t>
       <w:br/>
       <w:br/>
     </w:r>

--- a/klagomål/A 63363-2025 FSC-klagomål.docx
+++ b/klagomål/A 63363-2025 FSC-klagomål.docx
@@ -1064,7 +1064,7 @@
     <w:r>
       <w:tab/>
       <w:tab/>
-      <w:t>2026-09-12</w:t>
+      <w:t>2026-09-13</w:t>
       <w:br/>
       <w:br/>
     </w:r>
